--- a/education/docker-swarm/docx/chapter03_a_pipeline_that_deploys.docx
+++ b/education/docker-swarm/docx/chapter03_a_pipeline_that_deploys.docx
@@ -2,7 +2,7 @@
 <file path=word/document.xml><?xml version="1.0" encoding="utf-8"?>
 <w:document xmlns:w="http://schemas.openxmlformats.org/wordprocessingml/2006/main" xmlns:m="http://schemas.openxmlformats.org/officeDocument/2006/math" xmlns:r="http://schemas.openxmlformats.org/officeDocument/2006/relationships" xmlns:o="urn:schemas-microsoft-com:office:office" xmlns:v="urn:schemas-microsoft-com:vml" xmlns:w10="urn:schemas-microsoft-com:office:word" xmlns:a="http://schemas.openxmlformats.org/drawingml/2006/main" xmlns:pic="http://schemas.openxmlformats.org/drawingml/2006/picture" xmlns:wp="http://schemas.openxmlformats.org/drawingml/2006/wordprocessingDrawing">
   <w:body>
-    <w:bookmarkStart w:id="35" w:name="Xdbe5745d647a38e227211eb0426d1c0b28276b5"/>
+    <w:bookmarkStart w:id="43" w:name="Xdbe5745d647a38e227211eb0426d1c0b28276b5"/>
     <w:p>
       <w:pPr>
         <w:pStyle w:val="Heading1"/>
@@ -387,6 +387,69 @@
         </w:numPr>
       </w:pPr>
       <w:r>
+        <w:t xml:space="preserve">🚨 how</w:t>
+      </w:r>
+      <w:r>
+        <w:t xml:space="preserve"> </w:t>
+      </w:r>
+      <w:r>
+        <w:rPr>
+          <w:b/>
+          <w:bCs/>
+        </w:rPr>
+        <w:t xml:space="preserve">restarting</w:t>
+      </w:r>
+      <w:r>
+        <w:t xml:space="preserve"> </w:t>
+      </w:r>
+      <w:r>
+        <w:t xml:space="preserve">that node then deposed a healthy Raft leader every twenty seconds — an unplanned</w:t>
+      </w:r>
+      <w:r>
+        <w:t xml:space="preserve"> </w:t>
+      </w:r>
+      <w:r>
+        <w:t xml:space="preserve">incident where</w:t>
+      </w:r>
+      <w:r>
+        <w:t xml:space="preserve"> </w:t>
+      </w:r>
+      <w:r>
+        <w:rPr>
+          <w:b/>
+          <w:bCs/>
+        </w:rPr>
+        <w:t xml:space="preserve">doing nothing was the correct action</w:t>
+      </w:r>
+      <w:r>
+        <w:t xml:space="preserve">, and knowing</w:t>
+      </w:r>
+      <w:r>
+        <w:t xml:space="preserve"> </w:t>
+      </w:r>
+      <w:r>
+        <w:rPr>
+          <w:i/>
+          <w:iCs/>
+        </w:rPr>
+        <w:t xml:space="preserve">why</w:t>
+      </w:r>
+      <w:r>
+        <w:t xml:space="preserve"> </w:t>
+      </w:r>
+      <w:r>
+        <w:t xml:space="preserve">is the skill</w:t>
+      </w:r>
+    </w:p>
+    <w:p>
+      <w:pPr>
+        <w:pStyle w:val="Compact"/>
+        <w:numPr>
+          <w:ilvl w:val="0"/>
+          <w:numId w:val="1001"/>
+        </w:numPr>
+      </w:pPr>
+      <w:r>
         <w:t xml:space="preserve">the class of lies that a</w:t>
       </w:r>
       <w:r>
@@ -411,29 +474,37 @@
         <w:pStyle w:val="FirstParagraph"/>
       </w:pPr>
       <w:r>
-        <w:t xml:space="preserve">Everything here was run. Two things were</w:t>
-      </w:r>
-      <w:r>
-        <w:t xml:space="preserve"> </w:t>
-      </w:r>
-      <w:r>
-        <w:rPr>
-          <w:b/>
-          <w:bCs/>
-        </w:rPr>
-        <w:t xml:space="preserve">not</w:t>
-      </w:r>
-      <w:r>
-        <w:t xml:space="preserve"> </w:t>
-      </w:r>
-      <w:r>
-        <w:t xml:space="preserve">run and are marked where they appear: the</w:t>
-      </w:r>
-      <w:r>
-        <w:t xml:space="preserve"> </w:t>
-      </w:r>
-      <w:r>
-        <w:t xml:space="preserve">degraded-cluster branch of the fix in §6, and the</w:t>
+        <w:t xml:space="preserve">Everything here was run, including both branches of the §7 fix and the incident above. ⚠️</w:t>
+      </w:r>
+      <w:r>
+        <w:t xml:space="preserve"> </w:t>
+      </w:r>
+      <w:r>
+        <w:rPr>
+          <w:b/>
+          <w:bCs/>
+        </w:rPr>
+        <w:t xml:space="preserve">One thing was</w:t>
+      </w:r>
+      <w:r>
+        <w:rPr>
+          <w:b/>
+          <w:bCs/>
+        </w:rPr>
+        <w:t xml:space="preserve"> </w:t>
+      </w:r>
+      <w:r>
+        <w:rPr>
+          <w:b/>
+          <w:bCs/>
+        </w:rPr>
+        <w:t xml:space="preserve">not run</w:t>
+      </w:r>
+      <w:r>
+        <w:t xml:space="preserve"> </w:t>
+      </w:r>
+      <w:r>
+        <w:t xml:space="preserve">and is marked where it appears: the</w:t>
       </w:r>
       <w:r>
         <w:t xml:space="preserve"> </w:t>
@@ -448,7 +519,7 @@
         <w:t xml:space="preserve"> </w:t>
       </w:r>
       <w:r>
-        <w:t xml:space="preserve">refinement discussed there.</w:t>
+        <w:t xml:space="preserve">refinement of the settle delay in §7.</w:t>
       </w:r>
     </w:p>
     <w:p>
@@ -485,7 +556,19 @@
         <w:t xml:space="preserve"> </w:t>
       </w:r>
       <w:r>
-        <w:t xml:space="preserve">causes — the wiring, or the thing being wired — and no way to tell them apart.</w:t>
+        <w:t xml:space="preserve">causes —</w:t>
+      </w:r>
+      <w:r>
+        <w:t xml:space="preserve"> </w:t>
+      </w:r>
+      <w:r>
+        <w:rPr>
+          <w:rStyle w:val="Key"/>
+        </w:rPr>
+        <w:t xml:space="preserve">the wiring, or the thing being wired — and no way to tell them apart</w:t>
+      </w:r>
+      <w:r>
+        <w:t xml:space="preserve">.</w:t>
       </w:r>
     </w:p>
     <w:p>
@@ -546,7 +629,19 @@
         <w:t xml:space="preserve"> </w:t>
       </w:r>
       <w:r>
-        <w:t xml:space="preserve">— which is what made each red pipeline readable rather than ambiguous.</w:t>
+        <w:t xml:space="preserve">—</w:t>
+      </w:r>
+      <w:r>
+        <w:t xml:space="preserve"> </w:t>
+      </w:r>
+      <w:r>
+        <w:rPr>
+          <w:rStyle w:val="Key"/>
+        </w:rPr>
+        <w:t xml:space="preserve">which is what made each red pipeline readable rather than ambiguous</w:t>
+      </w:r>
+      <w:r>
+        <w:t xml:space="preserve">.</w:t>
       </w:r>
     </w:p>
     <w:p>
@@ -652,7 +747,29 @@
           <w:b/>
           <w:bCs/>
         </w:rPr>
-        <w:t xml:space="preserve">not only inherit your procedure’s bugs; it reaches states your manual testing never visited.</w:t>
+        <w:t xml:space="preserve">not only inherit your procedure’s bugs;</w:t>
+      </w:r>
+      <w:r>
+        <w:rPr>
+          <w:b/>
+          <w:bCs/>
+        </w:rPr>
+        <w:t xml:space="preserve"> </w:t>
+      </w:r>
+      <w:r>
+        <w:rPr>
+          <w:rStyle w:val="Key"/>
+          <w:b/>
+          <w:bCs/>
+        </w:rPr>
+        <w:t xml:space="preserve">it reaches states your manual testing never visited</w:t>
+      </w:r>
+      <w:r>
+        <w:rPr>
+          <w:b/>
+          <w:bCs/>
+        </w:rPr>
+        <w:t xml:space="preserve">.</w:t>
       </w:r>
       <w:r>
         <w:t xml:space="preserve"> </w:t>
@@ -701,10 +818,18 @@
       </w:r>
       <w:r>
         <w:rPr>
-          <w:b/>
-          <w:bCs/>
-        </w:rPr>
-        <w:t xml:space="preserve">automate a procedure you have already performed, or you are debugging two systems at once.</w:t>
+          <w:rStyle w:val="Key"/>
+          <w:b/>
+          <w:bCs/>
+        </w:rPr>
+        <w:t xml:space="preserve">automate a procedure you have already performed, or you are debugging two systems at once</w:t>
+      </w:r>
+      <w:r>
+        <w:rPr>
+          <w:b/>
+          <w:bCs/>
+        </w:rPr>
+        <w:t xml:space="preserve">.</w:t>
       </w:r>
     </w:p>
     <w:p>
@@ -989,7 +1114,13 @@
         <w:t xml:space="preserve"> </w:t>
       </w:r>
       <w:r>
-        <w:t xml:space="preserve">human runs it on a node at 3am with CI unavailable. Everything on the right is</w:t>
+        <w:rPr>
+          <w:rStyle w:val="Key"/>
+        </w:rPr>
+        <w:t xml:space="preserve">human runs it on a node at 3am with CI unavailable</w:t>
+      </w:r>
+      <w:r>
+        <w:t xml:space="preserve">. Everything on the right is</w:t>
       </w:r>
       <w:r>
         <w:t xml:space="preserve"> </w:t>
@@ -1105,10 +1236,18 @@
       </w:r>
       <w:r>
         <w:rPr>
-          <w:b/>
-          <w:bCs/>
-        </w:rPr>
-        <w:t xml:space="preserve">Recorded, not yet verified.</w:t>
+          <w:rStyle w:val="Key"/>
+          <w:b/>
+          <w:bCs/>
+        </w:rPr>
+        <w:t xml:space="preserve">Recorded, not yet verified</w:t>
+      </w:r>
+      <w:r>
+        <w:rPr>
+          <w:b/>
+          <w:bCs/>
+        </w:rPr>
+        <w:t xml:space="preserve">.</w:t>
       </w:r>
     </w:p>
     <w:p>
@@ -1166,7 +1305,7 @@
         <w:t xml:space="preserve"> </w:t>
       </w:r>
       <w:r>
-        <w:t xml:space="preserve">(§6) — which is a different thing, and the</w:t>
+        <w:t xml:space="preserve">(§7) — which is a different thing, and the</w:t>
       </w:r>
       <w:r>
         <w:t xml:space="preserve"> </w:t>
@@ -1405,9 +1544,21 @@
         <w:t xml:space="preserve"> </w:t>
       </w:r>
       <w:r>
-        <w:t xml:space="preserve">the UI. A</w:t>
-      </w:r>
-      <w:r>
+        <w:t xml:space="preserve">the UI.</w:t>
+      </w:r>
+      <w:r>
+        <w:t xml:space="preserve"> </w:t>
+      </w:r>
+      <w:r>
+        <w:rPr>
+          <w:rStyle w:val="Key"/>
+        </w:rPr>
+        <w:t xml:space="preserve">A</w:t>
+      </w:r>
+      <w:r>
+        <w:rPr>
+          <w:rStyle w:val="Key"/>
+        </w:rPr>
         <w:t xml:space="preserve"> </w:t>
       </w:r>
       <w:r>
@@ -1417,16 +1568,26 @@
         <w:t xml:space="preserve">git push</w:t>
       </w:r>
       <w:r>
-        <w:t xml:space="preserve"> </w:t>
-      </w:r>
-      <w:r>
+        <w:rPr>
+          <w:rStyle w:val="Key"/>
+        </w:rPr>
+        <w:t xml:space="preserve"> </w:t>
+      </w:r>
+      <w:r>
+        <w:rPr>
+          <w:rStyle w:val="Key"/>
+        </w:rPr>
         <w:t xml:space="preserve">matches no rule, so it creates</w:t>
       </w:r>
       <w:r>
-        <w:t xml:space="preserve"> </w:t>
-      </w:r>
-      <w:r>
-        <w:rPr>
+        <w:rPr>
+          <w:rStyle w:val="Key"/>
+        </w:rPr>
+        <w:t xml:space="preserve"> </w:t>
+      </w:r>
+      <w:r>
+        <w:rPr>
+          <w:rStyle w:val="Key"/>
           <w:b/>
           <w:bCs/>
         </w:rPr>
@@ -1501,13 +1662,31 @@
         <w:t xml:space="preserve"> </w:t>
       </w:r>
       <w:r>
-        <w:t xml:space="preserve">— and the real damage would not have been the deploys, it would have been burying the</w:t>
-      </w:r>
-      <w:r>
-        <w:t xml:space="preserve"> </w:t>
-      </w:r>
-      <w:r>
-        <w:t xml:space="preserve">deliberate pipelines in a list of accidental ones.</w:t>
+        <w:t xml:space="preserve">— and the real damage would not have been the deploys, it would have been</w:t>
+      </w:r>
+      <w:r>
+        <w:t xml:space="preserve"> </w:t>
+      </w:r>
+      <w:r>
+        <w:rPr>
+          <w:rStyle w:val="Key"/>
+        </w:rPr>
+        <w:t xml:space="preserve">burying the</w:t>
+      </w:r>
+      <w:r>
+        <w:rPr>
+          <w:rStyle w:val="Key"/>
+        </w:rPr>
+        <w:t xml:space="preserve"> </w:t>
+      </w:r>
+      <w:r>
+        <w:rPr>
+          <w:rStyle w:val="Key"/>
+        </w:rPr>
+        <w:t xml:space="preserve">deliberate pipelines in a list of accidental ones</w:t>
+      </w:r>
+      <w:r>
+        <w:t xml:space="preserve">.</w:t>
       </w:r>
     </w:p>
     <w:p>
@@ -1522,10 +1701,18 @@
       </w:r>
       <w:r>
         <w:rPr>
-          <w:b/>
-          <w:bCs/>
-        </w:rPr>
-        <w:t xml:space="preserve">The guard had to exist in the first version of the file written to disk, not merely in the first</w:t>
+          <w:rStyle w:val="Key"/>
+          <w:b/>
+          <w:bCs/>
+        </w:rPr>
+        <w:t xml:space="preserve">The guard had to exist in the first version of the file written to disk</w:t>
+      </w:r>
+      <w:r>
+        <w:rPr>
+          <w:b/>
+          <w:bCs/>
+        </w:rPr>
+        <w:t xml:space="preserve">, not merely in the first</w:t>
       </w:r>
       <w:r>
         <w:rPr>
@@ -1597,30 +1784,63 @@
         <w:t xml:space="preserve"> </w:t>
       </w:r>
       <w:r>
-        <w:t xml:space="preserve">— there is no window between</w:t>
-      </w:r>
-      <w:r>
-        <w:t xml:space="preserve"> </w:t>
-      </w:r>
-      <w:r>
+        <w:t xml:space="preserve">—</w:t>
+      </w:r>
+      <w:r>
+        <w:t xml:space="preserve"> </w:t>
+      </w:r>
+      <w:r>
+        <w:rPr>
+          <w:rStyle w:val="Key"/>
+        </w:rPr>
+        <w:t xml:space="preserve">there is no window between</w:t>
+      </w:r>
+      <w:r>
+        <w:rPr>
+          <w:rStyle w:val="Key"/>
+        </w:rPr>
+        <w:t xml:space="preserve"> </w:t>
+      </w:r>
+      <w:r>
+        <w:rPr>
+          <w:rStyle w:val="Key"/>
+        </w:rPr>
         <w:t xml:space="preserve">“I wrote it”</w:t>
       </w:r>
       <w:r>
-        <w:t xml:space="preserve"> </w:t>
-      </w:r>
-      <w:r>
+        <w:rPr>
+          <w:rStyle w:val="Key"/>
+        </w:rPr>
+        <w:t xml:space="preserve"> </w:t>
+      </w:r>
+      <w:r>
+        <w:rPr>
+          <w:rStyle w:val="Key"/>
+        </w:rPr>
         <w:t xml:space="preserve">and</w:t>
       </w:r>
       <w:r>
-        <w:t xml:space="preserve"> </w:t>
-      </w:r>
-      <w:r>
+        <w:rPr>
+          <w:rStyle w:val="Key"/>
+        </w:rPr>
+        <w:t xml:space="preserve"> </w:t>
+      </w:r>
+      <w:r>
+        <w:rPr>
+          <w:rStyle w:val="Key"/>
+        </w:rPr>
         <w:t xml:space="preserve">“it is</w:t>
       </w:r>
       <w:r>
-        <w:t xml:space="preserve"> </w:t>
-      </w:r>
-      <w:r>
+        <w:rPr>
+          <w:rStyle w:val="Key"/>
+        </w:rPr>
+        <w:t xml:space="preserve"> </w:t>
+      </w:r>
+      <w:r>
+        <w:rPr>
+          <w:rStyle w:val="Key"/>
+        </w:rPr>
         <w:t xml:space="preserve">in effect”</w:t>
       </w:r>
       <w:r>
@@ -1663,29 +1883,57 @@
         <w:t xml:space="preserve"> </w:t>
       </w:r>
       <w:r>
-        <w:t xml:space="preserve">with gate 1 today, and it stays, because the job’s safety must not</w:t>
-      </w:r>
-      <w:r>
-        <w:t xml:space="preserve"> </w:t>
-      </w:r>
-      <w:r>
-        <w:rPr>
+        <w:t xml:space="preserve">with gate 1 today, and it stays, because</w:t>
+      </w:r>
+      <w:r>
+        <w:t xml:space="preserve"> </w:t>
+      </w:r>
+      <w:r>
+        <w:rPr>
+          <w:rStyle w:val="Key"/>
+        </w:rPr>
+        <w:t xml:space="preserve">the job’s safety must not</w:t>
+      </w:r>
+      <w:r>
+        <w:rPr>
+          <w:rStyle w:val="Key"/>
+        </w:rPr>
+        <w:t xml:space="preserve"> </w:t>
+      </w:r>
+      <w:r>
+        <w:rPr>
+          <w:rStyle w:val="Key"/>
           <w:i/>
           <w:iCs/>
         </w:rPr>
         <w:t xml:space="preserve">depend</w:t>
       </w:r>
       <w:r>
-        <w:t xml:space="preserve"> </w:t>
-      </w:r>
-      <w:r>
+        <w:rPr>
+          <w:rStyle w:val="Key"/>
+        </w:rPr>
+        <w:t xml:space="preserve"> </w:t>
+      </w:r>
+      <w:r>
+        <w:rPr>
+          <w:rStyle w:val="Key"/>
+        </w:rPr>
         <w:t xml:space="preserve">on the workflow block</w:t>
       </w:r>
       <w:r>
-        <w:t xml:space="preserve"> </w:t>
-      </w:r>
-      <w:r>
-        <w:t xml:space="preserve">surviving. A</w:t>
+        <w:rPr>
+          <w:rStyle w:val="Key"/>
+        </w:rPr>
+        <w:t xml:space="preserve"> </w:t>
+      </w:r>
+      <w:r>
+        <w:rPr>
+          <w:rStyle w:val="Key"/>
+        </w:rPr>
+        <w:t xml:space="preserve">surviving</w:t>
+      </w:r>
+      <w:r>
+        <w:t xml:space="preserve">. A</w:t>
       </w:r>
       <w:r>
         <w:t xml:space="preserve"> </w:t>
@@ -1733,21 +1981,51 @@
           <w:b/>
           <w:bCs/>
         </w:rPr>
-        <w:t xml:space="preserve">The general form: when a control is cheap, put it at both layers, and assume the outer one will be</w:t>
-      </w:r>
-      <w:r>
-        <w:rPr>
-          <w:b/>
-          <w:bCs/>
-        </w:rPr>
-        <w:t xml:space="preserve"> </w:t>
-      </w:r>
-      <w:r>
-        <w:rPr>
-          <w:b/>
-          <w:bCs/>
-        </w:rPr>
-        <w:t xml:space="preserve">removed by someone who is in a hurry and means well.</w:t>
+        <w:t xml:space="preserve">The general form:</w:t>
+      </w:r>
+      <w:r>
+        <w:rPr>
+          <w:b/>
+          <w:bCs/>
+        </w:rPr>
+        <w:t xml:space="preserve"> </w:t>
+      </w:r>
+      <w:r>
+        <w:rPr>
+          <w:rStyle w:val="Key"/>
+          <w:b/>
+          <w:bCs/>
+        </w:rPr>
+        <w:t xml:space="preserve">when a control is cheap, put it at both layers</w:t>
+      </w:r>
+      <w:r>
+        <w:rPr>
+          <w:b/>
+          <w:bCs/>
+        </w:rPr>
+        <w:t xml:space="preserve">, and assume the outer one will be</w:t>
+      </w:r>
+      <w:r>
+        <w:rPr>
+          <w:b/>
+          <w:bCs/>
+        </w:rPr>
+        <w:t xml:space="preserve"> </w:t>
+      </w:r>
+      <w:r>
+        <w:rPr>
+          <w:rStyle w:val="Key"/>
+          <w:b/>
+          <w:bCs/>
+        </w:rPr>
+        <w:t xml:space="preserve">removed by someone who is in a hurry and means well</w:t>
+      </w:r>
+      <w:r>
+        <w:rPr>
+          <w:b/>
+          <w:bCs/>
+        </w:rPr>
+        <w:t xml:space="preserve">.</w:t>
       </w:r>
     </w:p>
     <w:p>
@@ -1882,16 +2160,26 @@
       </w:r>
       <w:r>
         <w:rPr>
+          <w:rStyle w:val="Key"/>
           <w:b/>
           <w:bCs/>
         </w:rPr>
         <w:t xml:space="preserve">through stdin</w:t>
       </w:r>
       <w:r>
-        <w:t xml:space="preserve"> </w:t>
-      </w:r>
-      <w:r>
-        <w:t xml:space="preserve">and is never written to a file. So it never appears in</w:t>
+        <w:rPr>
+          <w:rStyle w:val="Key"/>
+        </w:rPr>
+        <w:t xml:space="preserve"> </w:t>
+      </w:r>
+      <w:r>
+        <w:rPr>
+          <w:rStyle w:val="Key"/>
+        </w:rPr>
+        <w:t xml:space="preserve">and is never written to a file</w:t>
+      </w:r>
+      <w:r>
+        <w:t xml:space="preserve">. So it never appears in</w:t>
       </w:r>
       <w:r>
         <w:t xml:space="preserve"> </w:t>
@@ -1906,9 +2194,21 @@
         <w:t xml:space="preserve"> </w:t>
       </w:r>
       <w:r>
-        <w:t xml:space="preserve">— where</w:t>
-      </w:r>
-      <w:r>
+        <w:t xml:space="preserve">—</w:t>
+      </w:r>
+      <w:r>
+        <w:t xml:space="preserve"> </w:t>
+      </w:r>
+      <w:r>
+        <w:rPr>
+          <w:rStyle w:val="Key"/>
+        </w:rPr>
+        <w:t xml:space="preserve">where</w:t>
+      </w:r>
+      <w:r>
+        <w:rPr>
+          <w:rStyle w:val="Key"/>
+        </w:rPr>
         <w:t xml:space="preserve"> </w:t>
       </w:r>
       <w:r>
@@ -1918,10 +2218,22 @@
         <w:t xml:space="preserve">ps</w:t>
       </w:r>
       <w:r>
-        <w:t xml:space="preserve"> </w:t>
-      </w:r>
-      <w:r>
-        <w:t xml:space="preserve">exposes it to every user on the box — and leaves nothing in the build workspace for</w:t>
+        <w:rPr>
+          <w:rStyle w:val="Key"/>
+        </w:rPr>
+        <w:t xml:space="preserve"> </w:t>
+      </w:r>
+      <w:r>
+        <w:rPr>
+          <w:rStyle w:val="Key"/>
+        </w:rPr>
+        <w:t xml:space="preserve">exposes it to every user on the box</w:t>
+      </w:r>
+      <w:r>
+        <w:t xml:space="preserve"> </w:t>
+      </w:r>
+      <w:r>
+        <w:t xml:space="preserve">— and leaves nothing in the build workspace for</w:t>
       </w:r>
       <w:r>
         <w:t xml:space="preserve"> </w:t>
@@ -1986,7 +2298,19 @@
         <w:t xml:space="preserve"> </w:t>
       </w:r>
       <w:r>
-        <w:t xml:space="preserve">message that names nothing relevant and sends you looking at your OpenSSL install.</w:t>
+        <w:t xml:space="preserve">message that</w:t>
+      </w:r>
+      <w:r>
+        <w:t xml:space="preserve"> </w:t>
+      </w:r>
+      <w:r>
+        <w:rPr>
+          <w:rStyle w:val="Key"/>
+        </w:rPr>
+        <w:t xml:space="preserve">names nothing relevant and sends you looking at your OpenSSL install</w:t>
+      </w:r>
+      <w:r>
+        <w:t xml:space="preserve">.</w:t>
       </w:r>
     </w:p>
     <w:bookmarkStart w:id="14" w:name="X4c0354eb7d442227e31ac3318e9b956b1abdca6"/>
@@ -2018,7 +2342,19 @@
         <w:pStyle w:val="FirstParagraph"/>
       </w:pPr>
       <w:r>
-        <w:t xml:space="preserve">Before wiring CI we tested the key by hand and it worked. It worked for the wrong reason.</w:t>
+        <w:t xml:space="preserve">Before wiring CI we tested the key by hand and it worked.</w:t>
+      </w:r>
+      <w:r>
+        <w:t xml:space="preserve"> </w:t>
+      </w:r>
+      <w:r>
+        <w:rPr>
+          <w:rStyle w:val="Key"/>
+        </w:rPr>
+        <w:t xml:space="preserve">It worked for the wrong reason</w:t>
+      </w:r>
+      <w:r>
+        <w:t xml:space="preserve">.</w:t>
       </w:r>
     </w:p>
     <w:p>
@@ -2075,13 +2411,15 @@
       </w:r>
       <w:r>
         <w:rPr>
-          <w:b/>
-          <w:bCs/>
-        </w:rPr>
-        <w:t xml:space="preserve"> </w:t>
-      </w:r>
-      <w:r>
-        <w:rPr>
+          <w:rStyle w:val="Key"/>
+          <w:b/>
+          <w:bCs/>
+        </w:rPr>
+        <w:t xml:space="preserve"> </w:t>
+      </w:r>
+      <w:r>
+        <w:rPr>
+          <w:rStyle w:val="Key"/>
           <w:b/>
           <w:bCs/>
         </w:rPr>
@@ -2144,13 +2482,15 @@
       </w:r>
       <w:r>
         <w:rPr>
-          <w:b/>
-          <w:bCs/>
-        </w:rPr>
-        <w:t xml:space="preserve"> </w:t>
-      </w:r>
-      <w:r>
-        <w:rPr>
+          <w:rStyle w:val="Key"/>
+          <w:b/>
+          <w:bCs/>
+        </w:rPr>
+        <w:t xml:space="preserve"> </w:t>
+      </w:r>
+      <w:r>
+        <w:rPr>
+          <w:rStyle w:val="Key"/>
           <w:b/>
           <w:bCs/>
         </w:rPr>
@@ -2158,20 +2498,34 @@
       </w:r>
       <w:r>
         <w:rPr>
-          <w:b/>
-          <w:bCs/>
-        </w:rPr>
-        <w:t xml:space="preserve"> </w:t>
-      </w:r>
-      <w:r>
-        <w:rPr>
+          <w:rStyle w:val="Key"/>
+          <w:b/>
+          <w:bCs/>
+        </w:rPr>
+        <w:t xml:space="preserve"> </w:t>
+      </w:r>
+      <w:r>
+        <w:rPr>
+          <w:rStyle w:val="Key"/>
           <w:b/>
           <w:bCs/>
         </w:rPr>
         <w:t xml:space="preserve">the mode changed</w:t>
       </w:r>
       <w:r>
-        <w:t xml:space="preserve">, and a filesystem is perfectly entitled to accept your instruction and ignore it.</w:t>
+        <w:t xml:space="preserve">, and</w:t>
+      </w:r>
+      <w:r>
+        <w:t xml:space="preserve"> </w:t>
+      </w:r>
+      <w:r>
+        <w:rPr>
+          <w:rStyle w:val="Key"/>
+        </w:rPr>
+        <w:t xml:space="preserve">a filesystem is perfectly entitled to accept your instruction and ignore it</w:t>
+      </w:r>
+      <w:r>
+        <w:t xml:space="preserve">.</w:t>
       </w:r>
       <w:r>
         <w:t xml:space="preserve"> </w:t>
@@ -2213,6 +2567,7 @@
       </w:r>
       <w:r>
         <w:rPr>
+          <w:rStyle w:val="Key"/>
           <w:b/>
           <w:bCs/>
         </w:rPr>
@@ -2220,13 +2575,15 @@
       </w:r>
       <w:r>
         <w:rPr>
-          <w:b/>
-          <w:bCs/>
-        </w:rPr>
-        <w:t xml:space="preserve"> </w:t>
-      </w:r>
-      <w:r>
-        <w:rPr>
+          <w:rStyle w:val="Key"/>
+          <w:b/>
+          <w:bCs/>
+        </w:rPr>
+        <w:t xml:space="preserve"> </w:t>
+      </w:r>
+      <w:r>
+        <w:rPr>
+          <w:rStyle w:val="Key"/>
           <w:b/>
           <w:bCs/>
         </w:rPr>
@@ -2236,7 +2593,13 @@
         <w:t xml:space="preserve"> </w:t>
       </w:r>
       <w:r>
-        <w:t xml:space="preserve">That was luck, not design, and it is worth noticing when a pattern you copied for</w:t>
+        <w:rPr>
+          <w:rStyle w:val="Key"/>
+        </w:rPr>
+        <w:t xml:space="preserve">That was luck, not design</w:t>
+      </w:r>
+      <w:r>
+        <w:t xml:space="preserve">, and it is worth noticing when a pattern you copied for</w:t>
       </w:r>
       <w:r>
         <w:t xml:space="preserve"> </w:t>
@@ -2358,23 +2721,45 @@
         <w:t xml:space="preserve"> </w:t>
       </w:r>
       <w:r>
-        <w:t xml:space="preserve">are offered. It says nothing about</w:t>
-      </w:r>
-      <w:r>
-        <w:t xml:space="preserve"> </w:t>
-      </w:r>
-      <w:r>
-        <w:rPr>
+        <w:t xml:space="preserve">are offered.</w:t>
+      </w:r>
+      <w:r>
+        <w:t xml:space="preserve"> </w:t>
+      </w:r>
+      <w:r>
+        <w:rPr>
+          <w:rStyle w:val="Key"/>
+        </w:rPr>
+        <w:t xml:space="preserve">It says nothing about</w:t>
+      </w:r>
+      <w:r>
+        <w:rPr>
+          <w:rStyle w:val="Key"/>
+        </w:rPr>
+        <w:t xml:space="preserve"> </w:t>
+      </w:r>
+      <w:r>
+        <w:rPr>
+          <w:rStyle w:val="Key"/>
           <w:b/>
           <w:bCs/>
         </w:rPr>
         <w:t xml:space="preserve">which authentication methods</w:t>
       </w:r>
       <w:r>
-        <w:t xml:space="preserve"> </w:t>
-      </w:r>
-      <w:r>
-        <w:t xml:space="preserve">are allowed. The key was being</w:t>
+        <w:rPr>
+          <w:rStyle w:val="Key"/>
+        </w:rPr>
+        <w:t xml:space="preserve"> </w:t>
+      </w:r>
+      <w:r>
+        <w:rPr>
+          <w:rStyle w:val="Key"/>
+        </w:rPr>
+        <w:t xml:space="preserve">are allowed</w:t>
+      </w:r>
+      <w:r>
+        <w:t xml:space="preserve">. The key was being</w:t>
       </w:r>
       <w:r>
         <w:t xml:space="preserve"> </w:t>
@@ -2395,13 +2780,31 @@
         <w:t xml:space="preserve"> </w:t>
       </w:r>
       <w:r>
-        <w:t xml:space="preserve">fell through to password authentication, and the agent typing the password was a human who</w:t>
-      </w:r>
-      <w:r>
-        <w:t xml:space="preserve"> </w:t>
-      </w:r>
-      <w:r>
-        <w:t xml:space="preserve">did not notice he had been asked.</w:t>
+        <w:t xml:space="preserve">fell through to password authentication, and the agent typing the password was</w:t>
+      </w:r>
+      <w:r>
+        <w:t xml:space="preserve"> </w:t>
+      </w:r>
+      <w:r>
+        <w:rPr>
+          <w:rStyle w:val="Key"/>
+        </w:rPr>
+        <w:t xml:space="preserve">a human who</w:t>
+      </w:r>
+      <w:r>
+        <w:rPr>
+          <w:rStyle w:val="Key"/>
+        </w:rPr>
+        <w:t xml:space="preserve"> </w:t>
+      </w:r>
+      <w:r>
+        <w:rPr>
+          <w:rStyle w:val="Key"/>
+        </w:rPr>
+        <w:t xml:space="preserve">did not notice he had been asked</w:t>
+      </w:r>
+      <w:r>
+        <w:t xml:space="preserve">.</w:t>
       </w:r>
     </w:p>
     <w:p>
@@ -2410,6 +2813,7 @@
       </w:pPr>
       <w:r>
         <w:rPr>
+          <w:rStyle w:val="Key"/>
           <w:b/>
           <w:bCs/>
         </w:rPr>
@@ -2425,7 +2829,13 @@
         <w:t xml:space="preserve"> </w:t>
       </w:r>
       <w:r>
-        <w:t xml:space="preserve">remove the alternative route rather than to watch for it:</w:t>
+        <w:rPr>
+          <w:rStyle w:val="Key"/>
+        </w:rPr>
+        <w:t xml:space="preserve">remove the alternative route rather than to watch for it</w:t>
+      </w:r>
+      <w:r>
+        <w:t xml:space="preserve">:</w:t>
       </w:r>
     </w:p>
     <w:p>
@@ -2507,13 +2917,31 @@
         <w:t xml:space="preserve"> </w:t>
       </w:r>
       <w:r>
-        <w:t xml:space="preserve">hangs the job until timeout or — worse, if credentials happen to be available — succeeds by a mechanism</w:t>
-      </w:r>
-      <w:r>
-        <w:t xml:space="preserve"> </w:t>
-      </w:r>
-      <w:r>
-        <w:t xml:space="preserve">you did not intend and did not configure.</w:t>
+        <w:t xml:space="preserve">hangs the job until timeout or — worse, if credentials happen to be available —</w:t>
+      </w:r>
+      <w:r>
+        <w:t xml:space="preserve"> </w:t>
+      </w:r>
+      <w:r>
+        <w:rPr>
+          <w:rStyle w:val="Key"/>
+        </w:rPr>
+        <w:t xml:space="preserve">succeeds by a mechanism</w:t>
+      </w:r>
+      <w:r>
+        <w:rPr>
+          <w:rStyle w:val="Key"/>
+        </w:rPr>
+        <w:t xml:space="preserve"> </w:t>
+      </w:r>
+      <w:r>
+        <w:rPr>
+          <w:rStyle w:val="Key"/>
+        </w:rPr>
+        <w:t xml:space="preserve">you did not intend and did not configure</w:t>
+      </w:r>
+      <w:r>
+        <w:t xml:space="preserve">.</w:t>
       </w:r>
     </w:p>
     <w:p>
@@ -2562,13 +2990,20 @@
         <w:t xml:space="preserve"> </w:t>
       </w:r>
       <w:r>
+        <w:rPr>
+          <w:rStyle w:val="Key"/>
+        </w:rPr>
         <w:t xml:space="preserve">GitLab</w:t>
       </w:r>
       <w:r>
-        <w:t xml:space="preserve"> </w:t>
-      </w:r>
-      <w:r>
-        <w:rPr>
+        <w:rPr>
+          <w:rStyle w:val="Key"/>
+        </w:rPr>
+        <w:t xml:space="preserve"> </w:t>
+      </w:r>
+      <w:r>
+        <w:rPr>
+          <w:rStyle w:val="Key"/>
           <w:b/>
           <w:bCs/>
         </w:rPr>
@@ -2715,6 +3150,7 @@
       </w:r>
       <w:r>
         <w:rPr>
+          <w:rStyle w:val="Key"/>
           <w:b/>
           <w:bCs/>
         </w:rPr>
@@ -3022,20 +3458,33 @@
         <w:pStyle w:val="FirstParagraph"/>
       </w:pPr>
       <w:r>
+        <w:rPr>
+          <w:rStyle w:val="Key"/>
+        </w:rPr>
         <w:t xml:space="preserve">That appears</w:t>
       </w:r>
       <w:r>
-        <w:t xml:space="preserve"> </w:t>
-      </w:r>
-      <w:r>
-        <w:rPr>
+        <w:rPr>
+          <w:rStyle w:val="Key"/>
+        </w:rPr>
+        <w:t xml:space="preserve"> </w:t>
+      </w:r>
+      <w:r>
+        <w:rPr>
+          <w:rStyle w:val="Key"/>
           <w:b/>
           <w:bCs/>
         </w:rPr>
         <w:t xml:space="preserve">once</w:t>
       </w:r>
       <w:r>
-        <w:t xml:space="preserve">, on the first connection, and never again for the four later connections to the same</w:t>
+        <w:rPr>
+          <w:rStyle w:val="Key"/>
+        </w:rPr>
+        <w:t xml:space="preserve">, on the first connection</w:t>
+      </w:r>
+      <w:r>
+        <w:t xml:space="preserve">, and never again for the four later connections to the same</w:t>
       </w:r>
       <w:r>
         <w:t xml:space="preserve"> </w:t>
@@ -3075,29 +3524,57 @@
         <w:t xml:space="preserve">verify against it</w:t>
       </w:r>
       <w:r>
-        <w:t xml:space="preserve">. An attacker must win the race on the</w:t>
-      </w:r>
-      <w:r>
-        <w:t xml:space="preserve"> </w:t>
-      </w:r>
-      <w:r>
-        <w:rPr>
+        <w:t xml:space="preserve">.</w:t>
+      </w:r>
+      <w:r>
+        <w:t xml:space="preserve"> </w:t>
+      </w:r>
+      <w:r>
+        <w:rPr>
+          <w:rStyle w:val="Key"/>
+        </w:rPr>
+        <w:t xml:space="preserve">An attacker must win the race on the</w:t>
+      </w:r>
+      <w:r>
+        <w:rPr>
+          <w:rStyle w:val="Key"/>
+        </w:rPr>
+        <w:t xml:space="preserve"> </w:t>
+      </w:r>
+      <w:r>
+        <w:rPr>
+          <w:rStyle w:val="Key"/>
           <w:i/>
           <w:iCs/>
         </w:rPr>
         <w:t xml:space="preserve">first</w:t>
       </w:r>
       <w:r>
-        <w:t xml:space="preserve"> </w:t>
-      </w:r>
-      <w:r>
+        <w:rPr>
+          <w:rStyle w:val="Key"/>
+        </w:rPr>
+        <w:t xml:space="preserve"> </w:t>
+      </w:r>
+      <w:r>
+        <w:rPr>
+          <w:rStyle w:val="Key"/>
+        </w:rPr>
         <w:t xml:space="preserve">connection of</w:t>
       </w:r>
       <w:r>
-        <w:t xml:space="preserve"> </w:t>
-      </w:r>
-      <w:r>
-        <w:t xml:space="preserve">a job, not on any connection. It is still trust-on-first-use and still not authentication — but</w:t>
+        <w:rPr>
+          <w:rStyle w:val="Key"/>
+        </w:rPr>
+        <w:t xml:space="preserve"> </w:t>
+      </w:r>
+      <w:r>
+        <w:rPr>
+          <w:rStyle w:val="Key"/>
+        </w:rPr>
+        <w:t xml:space="preserve">a job</w:t>
+      </w:r>
+      <w:r>
+        <w:t xml:space="preserve">, not on any connection. It is still trust-on-first-use and still not authentication — but</w:t>
       </w:r>
       <w:r>
         <w:t xml:space="preserve"> </w:t>
@@ -3115,7 +3592,13 @@
         <w:t xml:space="preserve"> </w:t>
       </w:r>
       <w:r>
-        <w:t xml:space="preserve">is measurably wrong, and we had written that down before checking.</w:t>
+        <w:rPr>
+          <w:rStyle w:val="Key"/>
+        </w:rPr>
+        <w:t xml:space="preserve">is measurably wrong, and we had written that down before checking</w:t>
+      </w:r>
+      <w:r>
+        <w:t xml:space="preserve">.</w:t>
       </w:r>
     </w:p>
     <w:p>
@@ -3210,9 +3693,21 @@
         <w:t xml:space="preserve">remote command line</w:t>
       </w:r>
       <w:r>
-        <w:t xml:space="preserve">, where</w:t>
-      </w:r>
-      <w:r>
+        <w:t xml:space="preserve">,</w:t>
+      </w:r>
+      <w:r>
+        <w:t xml:space="preserve"> </w:t>
+      </w:r>
+      <w:r>
+        <w:rPr>
+          <w:rStyle w:val="Key"/>
+        </w:rPr>
+        <w:t xml:space="preserve">where</w:t>
+      </w:r>
+      <w:r>
+        <w:rPr>
+          <w:rStyle w:val="Key"/>
+        </w:rPr>
         <w:t xml:space="preserve"> </w:t>
       </w:r>
       <w:r>
@@ -3222,9 +3717,15 @@
         <w:t xml:space="preserve">/proc/&lt;pid&gt;/cmdline</w:t>
       </w:r>
       <w:r>
-        <w:t xml:space="preserve"> </w:t>
-      </w:r>
-      <w:r>
+        <w:rPr>
+          <w:rStyle w:val="Key"/>
+        </w:rPr>
+        <w:t xml:space="preserve"> </w:t>
+      </w:r>
+      <w:r>
+        <w:rPr>
+          <w:rStyle w:val="Key"/>
+        </w:rPr>
         <w:t xml:space="preserve">is world-readable</w:t>
       </w:r>
       <w:r>
@@ -3326,13 +3827,31 @@
         <w:t xml:space="preserve"> </w:t>
       </w:r>
       <w:r>
-        <w:t xml:space="preserve">username — are interpolated into the command directly, because hiding a non-secret costs clarity and buys</w:t>
-      </w:r>
-      <w:r>
-        <w:t xml:space="preserve"> </w:t>
-      </w:r>
-      <w:r>
-        <w:t xml:space="preserve">nothing.</w:t>
+        <w:t xml:space="preserve">username — are interpolated into the command directly, because</w:t>
+      </w:r>
+      <w:r>
+        <w:t xml:space="preserve"> </w:t>
+      </w:r>
+      <w:r>
+        <w:rPr>
+          <w:rStyle w:val="Key"/>
+        </w:rPr>
+        <w:t xml:space="preserve">hiding a non-secret costs clarity and buys</w:t>
+      </w:r>
+      <w:r>
+        <w:rPr>
+          <w:rStyle w:val="Key"/>
+        </w:rPr>
+        <w:t xml:space="preserve"> </w:t>
+      </w:r>
+      <w:r>
+        <w:rPr>
+          <w:rStyle w:val="Key"/>
+        </w:rPr>
+        <w:t xml:space="preserve">nothing</w:t>
+      </w:r>
+      <w:r>
+        <w:t xml:space="preserve">.</w:t>
       </w:r>
     </w:p>
     <w:p>
@@ -3347,6 +3866,7 @@
       </w:r>
       <w:r>
         <w:rPr>
+          <w:rStyle w:val="Key"/>
           <w:b/>
           <w:bCs/>
         </w:rPr>
@@ -3440,6 +3960,7 @@
       </w:r>
       <w:r>
         <w:rPr>
+          <w:rStyle w:val="Key"/>
           <w:b/>
           <w:bCs/>
         </w:rPr>
@@ -3447,13 +3968,15 @@
       </w:r>
       <w:r>
         <w:rPr>
-          <w:b/>
-          <w:bCs/>
-        </w:rPr>
-        <w:t xml:space="preserve"> </w:t>
-      </w:r>
-      <w:r>
-        <w:rPr>
+          <w:rStyle w:val="Key"/>
+          <w:b/>
+          <w:bCs/>
+        </w:rPr>
+        <w:t xml:space="preserve"> </w:t>
+      </w:r>
+      <w:r>
+        <w:rPr>
+          <w:rStyle w:val="Key"/>
           <w:b/>
           <w:bCs/>
         </w:rPr>
@@ -3584,7 +4107,16 @@
         <w:t xml:space="preserve"> </w:t>
       </w:r>
       <w:r>
-        <w:t xml:space="preserve">invisible to whoever is reading the job log at 3am trying to work out which host this thing touched.</w:t>
+        <w:rPr>
+          <w:rStyle w:val="Key"/>
+        </w:rPr>
+        <w:t xml:space="preserve">invisible to whoever is reading the job log at 3am</w:t>
+      </w:r>
+      <w:r>
+        <w:t xml:space="preserve"> </w:t>
+      </w:r>
+      <w:r>
+        <w:t xml:space="preserve">trying to work out which host this thing touched.</w:t>
       </w:r>
     </w:p>
     <w:p>
@@ -3751,6 +4283,7 @@
       </w:r>
       <w:r>
         <w:rPr>
+          <w:rStyle w:val="Key"/>
           <w:b/>
           <w:bCs/>
         </w:rPr>
@@ -3799,7 +4332,29 @@
           <w:b/>
           <w:bCs/>
         </w:rPr>
-        <w:t xml:space="preserve">And the consequence that is easy to miss, because it is compositional.</w:t>
+        <w:t xml:space="preserve">And the consequence that is easy to miss,</w:t>
+      </w:r>
+      <w:r>
+        <w:rPr>
+          <w:b/>
+          <w:bCs/>
+        </w:rPr>
+        <w:t xml:space="preserve"> </w:t>
+      </w:r>
+      <w:r>
+        <w:rPr>
+          <w:rStyle w:val="Key"/>
+          <w:b/>
+          <w:bCs/>
+        </w:rPr>
+        <w:t xml:space="preserve">because it is compositional</w:t>
+      </w:r>
+      <w:r>
+        <w:rPr>
+          <w:b/>
+          <w:bCs/>
+        </w:rPr>
+        <w:t xml:space="preserve">.</w:t>
       </w:r>
       <w:r>
         <w:t xml:space="preserve"> </w:t>
@@ -3868,10 +4423,18 @@
       </w:r>
       <w:r>
         <w:rPr>
-          <w:b/>
-          <w:bCs/>
-        </w:rPr>
-        <w:t xml:space="preserve">branch it checks out, not the list of variables you carefully masked.</w:t>
+          <w:rStyle w:val="Key"/>
+          <w:b/>
+          <w:bCs/>
+        </w:rPr>
+        <w:t xml:space="preserve">branch it checks out, not the list of variables you carefully masked</w:t>
+      </w:r>
+      <w:r>
+        <w:rPr>
+          <w:b/>
+          <w:bCs/>
+        </w:rPr>
+        <w:t xml:space="preserve">.</w:t>
       </w:r>
       <w:r>
         <w:t xml:space="preserve"> </w:t>
@@ -3913,7 +4476,13 @@
         <w:t xml:space="preserve"> </w:t>
       </w:r>
       <w:r>
-        <w:t xml:space="preserve">into something neither of them is.</w:t>
+        <w:rPr>
+          <w:rStyle w:val="Key"/>
+        </w:rPr>
+        <w:t xml:space="preserve">into something neither of them is</w:t>
+      </w:r>
+      <w:r>
+        <w:t xml:space="preserve">.</w:t>
       </w:r>
     </w:p>
     <w:p>
@@ -4120,7 +4689,16 @@
         <w:t xml:space="preserve"> </w:t>
       </w:r>
       <w:r>
-        <w:t xml:space="preserve">was a single IP address in a variable, and nobody had thought of it as a path at</w:t>
+        <w:t xml:space="preserve">was a single IP address in a variable, and</w:t>
+      </w:r>
+      <w:r>
+        <w:t xml:space="preserve"> </w:t>
+      </w:r>
+      <w:r>
+        <w:rPr>
+          <w:rStyle w:val="Key"/>
+        </w:rPr>
+        <w:t xml:space="preserve">nobody had thought of it as a path at</w:t>
       </w:r>
       <w:r>
         <w:t xml:space="preserve"> </w:t>
@@ -4279,10 +4857,18 @@
       </w:r>
       <w:r>
         <w:rPr>
-          <w:b/>
-          <w:bCs/>
-        </w:rPr>
-        <w:t xml:space="preserve">pipeline simply had one way in and it was closed.</w:t>
+          <w:rStyle w:val="Key"/>
+          <w:b/>
+          <w:bCs/>
+        </w:rPr>
+        <w:t xml:space="preserve">pipeline simply had one way in and it was closed</w:t>
+      </w:r>
+      <w:r>
+        <w:rPr>
+          <w:b/>
+          <w:bCs/>
+        </w:rPr>
+        <w:t xml:space="preserve">.</w:t>
       </w:r>
     </w:p>
     <w:p>
@@ -4306,6 +4892,7 @@
       </w:r>
       <w:r>
         <w:rPr>
+          <w:rStyle w:val="Key"/>
           <w:b/>
           <w:bCs/>
         </w:rPr>
@@ -4313,20 +4900,37 @@
       </w:r>
       <w:r>
         <w:rPr>
-          <w:b/>
-          <w:bCs/>
-        </w:rPr>
-        <w:t xml:space="preserve"> </w:t>
-      </w:r>
-      <w:r>
-        <w:rPr>
+          <w:rStyle w:val="Key"/>
+          <w:b/>
+          <w:bCs/>
+        </w:rPr>
+        <w:t xml:space="preserve"> </w:t>
+      </w:r>
+      <w:r>
+        <w:rPr>
+          <w:rStyle w:val="Key"/>
           <w:b/>
           <w:bCs/>
         </w:rPr>
         <w:t xml:space="preserve">is a property of a specific path</w:t>
       </w:r>
       <w:r>
-        <w:t xml:space="preserve">, and the deploy path is the one nobody includes in the HA review —</w:t>
+        <w:t xml:space="preserve">, and</w:t>
+      </w:r>
+      <w:r>
+        <w:t xml:space="preserve"> </w:t>
+      </w:r>
+      <w:r>
+        <w:rPr>
+          <w:rStyle w:val="Key"/>
+        </w:rPr>
+        <w:t xml:space="preserve">the deploy path is the one nobody includes in the HA review</w:t>
+      </w:r>
+      <w:r>
+        <w:t xml:space="preserve"> </w:t>
+      </w:r>
+      <w:r>
+        <w:t xml:space="preserve">—</w:t>
       </w:r>
       <w:r>
         <w:t xml:space="preserve"> </w:t>
@@ -4432,6 +5036,7 @@
       </w:r>
       <w:r>
         <w:rPr>
+          <w:rStyle w:val="Key"/>
           <w:b/>
           <w:bCs/>
         </w:rPr>
@@ -4478,6 +5083,7 @@
       </w:r>
       <w:r>
         <w:rPr>
+          <w:rStyle w:val="Key"/>
           <w:b/>
           <w:bCs/>
         </w:rPr>
@@ -4499,13 +5105,20 @@
         <w:t xml:space="preserve"> </w:t>
       </w:r>
       <w:r>
+        <w:rPr>
+          <w:rStyle w:val="Key"/>
+        </w:rPr>
         <w:t xml:space="preserve">to ask, for each host,</w:t>
       </w:r>
       <w:r>
-        <w:t xml:space="preserve"> </w:t>
-      </w:r>
-      <w:r>
-        <w:rPr>
+        <w:rPr>
+          <w:rStyle w:val="Key"/>
+        </w:rPr>
+        <w:t xml:space="preserve"> </w:t>
+      </w:r>
+      <w:r>
+        <w:rPr>
+          <w:rStyle w:val="Key"/>
           <w:i/>
           <w:iCs/>
         </w:rPr>
@@ -4567,6 +5180,7 @@
       </w:r>
       <w:r>
         <w:rPr>
+          <w:rStyle w:val="Key"/>
           <w:b/>
           <w:bCs/>
         </w:rPr>
@@ -4673,7 +5287,22 @@
           <w:b/>
           <w:bCs/>
         </w:rPr>
-        <w:t xml:space="preserve">“I never got to run your command.”</w:t>
+        <w:t xml:space="preserve">“</w:t>
+      </w:r>
+      <w:r>
+        <w:rPr>
+          <w:rStyle w:val="Key"/>
+          <w:b/>
+          <w:bCs/>
+        </w:rPr>
+        <w:t xml:space="preserve">I never got to run your command</w:t>
+      </w:r>
+      <w:r>
+        <w:rPr>
+          <w:b/>
+          <w:bCs/>
+        </w:rPr>
+        <w:t xml:space="preserve">.”</w:t>
       </w:r>
     </w:p>
     <w:p>
@@ -4699,7 +5328,19 @@
         <w:t xml:space="preserve"> </w:t>
       </w:r>
       <w:r>
-        <w:t xml:space="preserve">and they send you to three different people:</w:t>
+        <w:t xml:space="preserve">and</w:t>
+      </w:r>
+      <w:r>
+        <w:t xml:space="preserve"> </w:t>
+      </w:r>
+      <w:r>
+        <w:rPr>
+          <w:rStyle w:val="Key"/>
+        </w:rPr>
+        <w:t xml:space="preserve">they send you to three different people</w:t>
+      </w:r>
+      <w:r>
+        <w:t xml:space="preserve">:</w:t>
       </w:r>
     </w:p>
     <w:tbl>
@@ -5223,6 +5864,7 @@
       </w:r>
       <w:r>
         <w:rPr>
+          <w:rStyle w:val="Key"/>
           <w:b/>
           <w:bCs/>
         </w:rPr>
@@ -5287,19 +5929,32 @@
       </w:r>
       <w:r>
         <w:rPr>
+          <w:rStyle w:val="Key"/>
           <w:b/>
           <w:bCs/>
         </w:rPr>
         <w:t xml:space="preserve">the ability to accept a deploy</w:t>
       </w:r>
       <w:r>
+        <w:rPr>
+          <w:rStyle w:val="Key"/>
+        </w:rPr>
         <w:t xml:space="preserve">, which is a different</w:t>
       </w:r>
       <w:r>
-        <w:t xml:space="preserve"> </w:t>
-      </w:r>
-      <w:r>
-        <w:t xml:space="preserve">property. A node can answer on port 22 while being a worker, or while being a manager whose cluster has</w:t>
+        <w:rPr>
+          <w:rStyle w:val="Key"/>
+        </w:rPr>
+        <w:t xml:space="preserve"> </w:t>
+      </w:r>
+      <w:r>
+        <w:rPr>
+          <w:rStyle w:val="Key"/>
+        </w:rPr>
+        <w:t xml:space="preserve">property</w:t>
+      </w:r>
+      <w:r>
+        <w:t xml:space="preserve">. A node can answer on port 22 while being a worker, or while being a manager whose cluster has</w:t>
       </w:r>
       <w:r>
         <w:t xml:space="preserve"> </w:t>
@@ -5339,22 +5994,38 @@
       </w:r>
       <w:r>
         <w:rPr>
+          <w:rStyle w:val="Key"/>
           <w:i/>
           <w:iCs/>
         </w:rPr>
         <w:t xml:space="preserve">then</w:t>
       </w:r>
       <w:r>
-        <w:t xml:space="preserve"> </w:t>
-      </w:r>
-      <w:r>
+        <w:rPr>
+          <w:rStyle w:val="Key"/>
+        </w:rPr>
+        <w:t xml:space="preserve"> </w:t>
+      </w:r>
+      <w:r>
+        <w:rPr>
+          <w:rStyle w:val="Key"/>
+        </w:rPr>
         <w:t xml:space="preserve">fails</w:t>
       </w:r>
       <w:r>
-        <w:t xml:space="preserve"> </w:t>
-      </w:r>
-      <w:r>
-        <w:t xml:space="preserve">— halfway through, with side effects already applied.</w:t>
+        <w:rPr>
+          <w:rStyle w:val="Key"/>
+        </w:rPr>
+        <w:t xml:space="preserve"> </w:t>
+      </w:r>
+      <w:r>
+        <w:rPr>
+          <w:rStyle w:val="Key"/>
+        </w:rPr>
+        <w:t xml:space="preserve">— halfway through, with side effects already applied</w:t>
+      </w:r>
+      <w:r>
+        <w:t xml:space="preserve">.</w:t>
       </w:r>
     </w:p>
     <w:p>
@@ -5384,6 +6055,7 @@
       </w:r>
       <w:r>
         <w:rPr>
+          <w:rStyle w:val="Key"/>
           <w:b/>
           <w:bCs/>
         </w:rPr>
@@ -5391,13 +6063,15 @@
       </w:r>
       <w:r>
         <w:rPr>
-          <w:b/>
-          <w:bCs/>
-        </w:rPr>
-        <w:t xml:space="preserve"> </w:t>
-      </w:r>
-      <w:r>
-        <w:rPr>
+          <w:rStyle w:val="Key"/>
+          <w:b/>
+          <w:bCs/>
+        </w:rPr>
+        <w:t xml:space="preserve"> </w:t>
+      </w:r>
+      <w:r>
+        <w:rPr>
+          <w:rStyle w:val="Key"/>
           <w:b/>
           <w:bCs/>
         </w:rPr>
@@ -5488,7 +6162,19 @@
         <w:t xml:space="preserve"> </w:t>
       </w:r>
       <w:r>
-        <w:t xml:space="preserve">makes a before-and-after worth recording: the variable held and only the code changed.</w:t>
+        <w:t xml:space="preserve">makes a before-and-after worth recording:</w:t>
+      </w:r>
+      <w:r>
+        <w:t xml:space="preserve"> </w:t>
+      </w:r>
+      <w:r>
+        <w:rPr>
+          <w:rStyle w:val="Key"/>
+        </w:rPr>
+        <w:t xml:space="preserve">the variable held and only the code changed</w:t>
+      </w:r>
+      <w:r>
+        <w:t xml:space="preserve">.</w:t>
       </w:r>
     </w:p>
     <w:p>
@@ -5582,13 +6268,13 @@
     </w:p>
     <w:bookmarkEnd w:id="25"/>
     <w:bookmarkEnd w:id="26"/>
-    <w:bookmarkStart w:id="29" w:name="X385ba0def09d6f03720bb6d46486a8a8838d387"/>
+    <w:bookmarkStart w:id="37" w:name="Xbc87f13c74f94bf3fc7610f8a825e86c5287ad0"/>
     <w:p>
       <w:pPr>
         <w:pStyle w:val="Heading2"/>
       </w:pPr>
       <w:r>
-        <w:t xml:space="preserve">7. One dead node made the replica count lie, and broke our checker in both directions</w:t>
+        <w:t xml:space="preserve">7. One node, three lies: a false count, a broken checker, and a deposed leader</w:t>
       </w:r>
     </w:p>
     <w:p>
@@ -5596,132 +6282,45 @@
         <w:pStyle w:val="FirstParagraph"/>
       </w:pPr>
       <w:r>
-        <w:t xml:space="preserve">This is the part of the drill we did not plan, and it is the most valuable thing in the chapter.</w:t>
-      </w:r>
-    </w:p>
-    <w:p>
-      <w:pPr>
-        <w:pStyle w:val="BodyText"/>
-      </w:pPr>
-      <w:r>
-        <w:t xml:space="preserve">While</w:t>
-      </w:r>
-      <w:r>
-        <w:t xml:space="preserve"> </w:t>
-      </w:r>
-      <w:r>
-        <w:rPr>
-          <w:rStyle w:val="VerbatimChar"/>
-        </w:rPr>
-        <w:t xml:space="preserve">.191</w:t>
-      </w:r>
-      <w:r>
-        <w:t xml:space="preserve"> </w:t>
-      </w:r>
-      <w:r>
-        <w:t xml:space="preserve">was off, a survivor reported:</w:t>
-      </w:r>
-    </w:p>
-    <w:p>
-      <w:pPr>
-        <w:pStyle w:val="SourceCode"/>
-      </w:pPr>
-      <w:r>
-        <w:rPr>
-          <w:rStyle w:val="VerbatimChar"/>
-        </w:rPr>
-        <w:t xml:space="preserve">capricorn_postgres   replicated   1/1</w:t>
-      </w:r>
-    </w:p>
-    <w:p>
-      <w:pPr>
-        <w:pStyle w:val="FirstParagraph"/>
-      </w:pPr>
-      <w:r>
-        <w:rPr>
-          <w:rStyle w:val="VerbatimChar"/>
-        </w:rPr>
-        <w:t xml:space="preserve">postgres</w:t>
-      </w:r>
-      <w:r>
-        <w:t xml:space="preserve"> </w:t>
-      </w:r>
-      <w:r>
-        <w:t xml:space="preserve">was pinned to the powered-off node. There was no database anywhere in the cluster. The count</w:t>
-      </w:r>
-      <w:r>
-        <w:t xml:space="preserve"> </w:t>
-      </w:r>
-      <w:r>
-        <w:t xml:space="preserve">said</w:t>
-      </w:r>
-      <w:r>
-        <w:t xml:space="preserve"> </w:t>
-      </w:r>
-      <w:r>
-        <w:rPr>
-          <w:rStyle w:val="VerbatimChar"/>
-        </w:rPr>
-        <w:t xml:space="preserve">1/1</w:t>
-      </w:r>
-      <w:r>
-        <w:t xml:space="preserve">. Only one command told the truth:</w:t>
-      </w:r>
-    </w:p>
-    <w:p>
-      <w:pPr>
-        <w:pStyle w:val="SourceCode"/>
-      </w:pPr>
-      <w:r>
-        <w:rPr>
-          <w:rStyle w:val="VerbatimChar"/>
-        </w:rPr>
-        <w:t xml:space="preserve">$ docker service ps capricorn_postgres --no-trunc</w:t>
-      </w:r>
-      <w:r>
-        <w:br/>
-      </w:r>
-      <w:r>
-        <w:rPr>
-          <w:rStyle w:val="VerbatimChar"/>
-        </w:rPr>
-        <w:t xml:space="preserve">mi6x3qb…  capricorn_postgres.1  &lt;no node&gt;       Running   Pending 17 minutes ago</w:t>
-      </w:r>
-      <w:r>
-        <w:br/>
-      </w:r>
-      <w:r>
-        <w:rPr>
-          <w:rStyle w:val="VerbatimChar"/>
-        </w:rPr>
-        <w:t xml:space="preserve">    "no suitable node (scheduling constraints not satisfied on 2 nodes; 1 node not available for new tasks)"</w:t>
-      </w:r>
-      <w:r>
-        <w:br/>
-      </w:r>
-      <w:r>
-        <w:rPr>
-          <w:rStyle w:val="VerbatimChar"/>
-        </w:rPr>
-        <w:t xml:space="preserve">uzyvqh9…   \_ capricorn_postgres.1  docker-swarm-1  Shutdown  Running 17 hours ago</w:t>
-      </w:r>
-    </w:p>
-    <w:p>
-      <w:pPr>
-        <w:pStyle w:val="FirstParagraph"/>
-      </w:pPr>
-      <w:r>
-        <w:rPr>
-          <w:b/>
-          <w:bCs/>
-        </w:rPr>
-        <w:t xml:space="preserve">The arithmetic:</w:t>
-      </w:r>
-      <w:r>
-        <w:t xml:space="preserve"> </w:t>
-      </w:r>
-      <w:r>
-        <w:t xml:space="preserve">the replica count tallies tasks whose</w:t>
+        <w:rPr>
+          <w:b/>
+          <w:bCs/>
+        </w:rPr>
+        <w:t xml:space="preserve">Nothing in this section was planned, and</w:t>
+      </w:r>
+      <w:r>
+        <w:rPr>
+          <w:b/>
+          <w:bCs/>
+        </w:rPr>
+        <w:t xml:space="preserve"> </w:t>
+      </w:r>
+      <w:r>
+        <w:rPr>
+          <w:rStyle w:val="Key"/>
+          <w:b/>
+          <w:bCs/>
+        </w:rPr>
+        <w:t xml:space="preserve">it is the most valuable material in the chapter</w:t>
+      </w:r>
+      <w:r>
+        <w:rPr>
+          <w:b/>
+          <w:bCs/>
+        </w:rPr>
+        <w:t xml:space="preserve">.</w:t>
+      </w:r>
+      <w:r>
+        <w:t xml:space="preserve"> </w:t>
+      </w:r>
+      <w:r>
+        <w:t xml:space="preserve">All of it came</w:t>
+      </w:r>
+      <w:r>
+        <w:t xml:space="preserve"> </w:t>
+      </w:r>
+      <w:r>
+        <w:t xml:space="preserve">from one node being switched off and then switched back on. Switching it</w:t>
       </w:r>
       <w:r>
         <w:t xml:space="preserve"> </w:t>
@@ -5731,192 +6330,25 @@
           <w:i/>
           <w:iCs/>
         </w:rPr>
-        <w:t xml:space="preserve">current</w:t>
-      </w:r>
-      <w:r>
-        <w:t xml:space="preserve"> </w:t>
-      </w:r>
-      <w:r>
-        <w:t xml:space="preserve">state is</w:t>
-      </w:r>
-      <w:r>
-        <w:t xml:space="preserve"> </w:t>
-      </w:r>
-      <w:r>
-        <w:rPr>
-          <w:rStyle w:val="VerbatimChar"/>
-        </w:rPr>
-        <w:t xml:space="preserve">Running</w:t>
-      </w:r>
-      <w:r>
-        <w:t xml:space="preserve">. Exactly one</w:t>
-      </w:r>
-      <w:r>
-        <w:t xml:space="preserve"> </w:t>
-      </w:r>
-      <w:r>
-        <w:t xml:space="preserve">qualifies — the task on the</w:t>
-      </w:r>
-      <w:r>
-        <w:t xml:space="preserve"> </w:t>
-      </w:r>
-      <w:r>
-        <w:rPr>
-          <w:b/>
-          <w:bCs/>
-        </w:rPr>
-        <w:t xml:space="preserve">powered-off host</w:t>
-      </w:r>
-      <w:r>
-        <w:t xml:space="preserve">, which Swarm wants shut down and</w:t>
-      </w:r>
-      <w:r>
-        <w:t xml:space="preserve"> </w:t>
-      </w:r>
-      <w:r>
-        <w:rPr>
-          <w:b/>
-          <w:bCs/>
-        </w:rPr>
-        <w:t xml:space="preserve">cannot confirm</w:t>
-      </w:r>
-      <w:r>
-        <w:t xml:space="preserve">,</w:t>
-      </w:r>
-      <w:r>
-        <w:t xml:space="preserve"> </w:t>
-      </w:r>
-      <w:r>
-        <w:t xml:space="preserve">because confirming a shutdown requires reaching a node that is gone. So an unconfirmable ghost counts as</w:t>
-      </w:r>
-      <w:r>
-        <w:t xml:space="preserve"> </w:t>
-      </w:r>
-      <w:r>
-        <w:t xml:space="preserve">a healthy replica. The real replacement sits</w:t>
-      </w:r>
-      <w:r>
-        <w:t xml:space="preserve"> </w:t>
-      </w:r>
-      <w:r>
-        <w:rPr>
-          <w:rStyle w:val="VerbatimChar"/>
-        </w:rPr>
-        <w:t xml:space="preserve">Pending</w:t>
-      </w:r>
-      <w:r>
-        <w:t xml:space="preserve"> </w:t>
-      </w:r>
-      <w:r>
-        <w:t xml:space="preserve">forever, since the pin admits only the missing</w:t>
-      </w:r>
-      <w:r>
-        <w:t xml:space="preserve"> </w:t>
-      </w:r>
-      <w:r>
-        <w:t xml:space="preserve">node.</w:t>
-      </w:r>
-    </w:p>
-    <w:p>
-      <w:pPr>
-        <w:pStyle w:val="BodyText"/>
-      </w:pPr>
-      <w:r>
-        <w:t xml:space="preserve">⭐</w:t>
-      </w:r>
-      <w:r>
-        <w:t xml:space="preserve"> </w:t>
-      </w:r>
-      <w:r>
-        <w:rPr>
-          <w:b/>
-          <w:bCs/>
-        </w:rPr>
-        <w:t xml:space="preserve">Read that scheduler error as arithmetic, because it is unusually complete:</w:t>
-      </w:r>
-      <w:r>
-        <w:t xml:space="preserve"> </w:t>
-      </w:r>
-      <w:r>
-        <w:t xml:space="preserve">all three nodes ruled</w:t>
-      </w:r>
-      <w:r>
-        <w:t xml:space="preserve"> </w:t>
-      </w:r>
-      <w:r>
-        <w:t xml:space="preserve">out, for two different reasons. Two fail the hostname constraint; one is unavailable. Swarm is not being</w:t>
-      </w:r>
-      <w:r>
-        <w:t xml:space="preserve"> </w:t>
-      </w:r>
-      <w:r>
-        <w:t xml:space="preserve">vague — it names the pin as the cause, if you read past</w:t>
-      </w:r>
-      <w:r>
-        <w:t xml:space="preserve"> </w:t>
-      </w:r>
-      <w:r>
-        <w:rPr>
-          <w:rStyle w:val="VerbatimChar"/>
-        </w:rPr>
-        <w:t xml:space="preserve">no suitable node</w:t>
-      </w:r>
-      <w:r>
-        <w:t xml:space="preserve">.</w:t>
-      </w:r>
-    </w:p>
-    <w:p>
-      <w:pPr>
-        <w:pStyle w:val="BodyText"/>
-      </w:pPr>
-      <w:r>
-        <w:t xml:space="preserve">⭐</w:t>
-      </w:r>
-      <w:r>
-        <w:t xml:space="preserve"> </w:t>
-      </w:r>
-      <w:r>
-        <w:rPr>
-          <w:b/>
-          <w:bCs/>
-        </w:rPr>
-        <w:t xml:space="preserve">And an inflated replica count now has two unrelated causes.</w:t>
-      </w:r>
-      <w:r>
-        <w:t xml:space="preserve"> </w:t>
-      </w:r>
-      <w:r>
-        <w:rPr>
-          <w:rStyle w:val="VerbatimChar"/>
-        </w:rPr>
-        <w:t xml:space="preserve">backend 3/2</w:t>
-      </w:r>
-      <w:r>
-        <w:t xml:space="preserve"> </w:t>
-      </w:r>
-      <w:r>
-        <w:t xml:space="preserve">and</w:t>
-      </w:r>
-      <w:r>
-        <w:t xml:space="preserve"> </w:t>
-      </w:r>
-      <w:r>
-        <w:rPr>
-          <w:rStyle w:val="VerbatimChar"/>
-        </w:rPr>
-        <w:t xml:space="preserve">frontend 4/3</w:t>
-      </w:r>
-      <w:r>
-        <w:t xml:space="preserve"> </w:t>
-      </w:r>
-      <w:r>
-        <w:t xml:space="preserve">during</w:t>
-      </w:r>
-      <w:r>
-        <w:t xml:space="preserve"> </w:t>
-      </w:r>
-      <w:r>
-        <w:t xml:space="preserve">this outage were</w:t>
+        <w:t xml:space="preserve">off</w:t>
+      </w:r>
+      <w:r>
+        <w:t xml:space="preserve"> </w:t>
+      </w:r>
+      <w:r>
+        <w:t xml:space="preserve">made a replica count report a</w:t>
+      </w:r>
+      <w:r>
+        <w:t xml:space="preserve"> </w:t>
+      </w:r>
+      <w:r>
+        <w:t xml:space="preserve">database that did not exist, and broke our convergence checker in both directions at once. Switching it</w:t>
+      </w:r>
+      <w:r>
+        <w:t xml:space="preserve"> </w:t>
+      </w:r>
+      <w:r>
+        <w:t xml:space="preserve">back</w:t>
       </w:r>
       <w:r>
         <w:t xml:space="preserve"> </w:t>
@@ -5926,6 +6358,447 @@
           <w:i/>
           <w:iCs/>
         </w:rPr>
+        <w:t xml:space="preserve">on</w:t>
+      </w:r>
+      <w:r>
+        <w:t xml:space="preserve"> </w:t>
+      </w:r>
+      <w:r>
+        <w:t xml:space="preserve">— which should have been housekeeping — deposed a healthy Raft leader every twenty seconds.</w:t>
+      </w:r>
+    </w:p>
+    <w:p>
+      <w:pPr>
+        <w:pStyle w:val="BodyText"/>
+      </w:pPr>
+      <w:r>
+        <w:t xml:space="preserve">⭐</w:t>
+      </w:r>
+      <w:r>
+        <w:t xml:space="preserve"> </w:t>
+      </w:r>
+      <w:r>
+        <w:rPr>
+          <w:b/>
+          <w:bCs/>
+        </w:rPr>
+        <w:t xml:space="preserve">The two halves share a root cause worth naming up front: we kept reading</w:t>
+      </w:r>
+      <w:r>
+        <w:rPr>
+          <w:b/>
+          <w:bCs/>
+        </w:rPr>
+        <w:t xml:space="preserve"> </w:t>
+      </w:r>
+      <w:r>
+        <w:rPr>
+          <w:rStyle w:val="Key"/>
+          <w:b/>
+          <w:bCs/>
+        </w:rPr>
+        <w:t xml:space="preserve">a number that was answering a</w:t>
+      </w:r>
+      <w:r>
+        <w:rPr>
+          <w:rStyle w:val="Key"/>
+          <w:b/>
+          <w:bCs/>
+        </w:rPr>
+        <w:t xml:space="preserve"> </w:t>
+      </w:r>
+      <w:r>
+        <w:rPr>
+          <w:rStyle w:val="Key"/>
+          <w:b/>
+          <w:bCs/>
+        </w:rPr>
+        <w:t xml:space="preserve">different question than the one we were asking</w:t>
+      </w:r>
+      <w:r>
+        <w:rPr>
+          <w:b/>
+          <w:bCs/>
+        </w:rPr>
+        <w:t xml:space="preserve">.</w:t>
+      </w:r>
+      <w:r>
+        <w:t xml:space="preserve"> </w:t>
+      </w:r>
+      <w:r>
+        <w:t xml:space="preserve">That is the whole section.</w:t>
+      </w:r>
+    </w:p>
+    <w:p>
+      <w:pPr>
+        <w:pStyle w:val="BodyText"/>
+      </w:pPr>
+      <w:r>
+        <w:t xml:space="preserve">While</w:t>
+      </w:r>
+      <w:r>
+        <w:t xml:space="preserve"> </w:t>
+      </w:r>
+      <w:r>
+        <w:rPr>
+          <w:rStyle w:val="VerbatimChar"/>
+        </w:rPr>
+        <w:t xml:space="preserve">.191</w:t>
+      </w:r>
+      <w:r>
+        <w:t xml:space="preserve"> </w:t>
+      </w:r>
+      <w:r>
+        <w:t xml:space="preserve">was off, a survivor reported:</w:t>
+      </w:r>
+    </w:p>
+    <w:p>
+      <w:pPr>
+        <w:pStyle w:val="SourceCode"/>
+      </w:pPr>
+      <w:r>
+        <w:rPr>
+          <w:rStyle w:val="VerbatimChar"/>
+        </w:rPr>
+        <w:t xml:space="preserve">capricorn_postgres   replicated   1/1</w:t>
+      </w:r>
+    </w:p>
+    <w:p>
+      <w:pPr>
+        <w:pStyle w:val="FirstParagraph"/>
+      </w:pPr>
+      <w:r>
+        <w:rPr>
+          <w:rStyle w:val="VerbatimChar"/>
+        </w:rPr>
+        <w:t xml:space="preserve">postgres</w:t>
+      </w:r>
+      <w:r>
+        <w:t xml:space="preserve"> </w:t>
+      </w:r>
+      <w:r>
+        <w:t xml:space="preserve">was pinned to the powered-off node. There was no database anywhere in the cluster. The count</w:t>
+      </w:r>
+      <w:r>
+        <w:t xml:space="preserve"> </w:t>
+      </w:r>
+      <w:r>
+        <w:t xml:space="preserve">said</w:t>
+      </w:r>
+      <w:r>
+        <w:t xml:space="preserve"> </w:t>
+      </w:r>
+      <w:r>
+        <w:rPr>
+          <w:rStyle w:val="VerbatimChar"/>
+        </w:rPr>
+        <w:t xml:space="preserve">1/1</w:t>
+      </w:r>
+      <w:r>
+        <w:t xml:space="preserve">. Only one command told the truth:</w:t>
+      </w:r>
+    </w:p>
+    <w:p>
+      <w:pPr>
+        <w:pStyle w:val="SourceCode"/>
+      </w:pPr>
+      <w:r>
+        <w:rPr>
+          <w:rStyle w:val="VerbatimChar"/>
+        </w:rPr>
+        <w:t xml:space="preserve">$ docker service ps capricorn_postgres --no-trunc</w:t>
+      </w:r>
+      <w:r>
+        <w:br/>
+      </w:r>
+      <w:r>
+        <w:rPr>
+          <w:rStyle w:val="VerbatimChar"/>
+        </w:rPr>
+        <w:t xml:space="preserve">mi6x3qb…  capricorn_postgres.1  &lt;no node&gt;       Running   Pending 17 minutes ago</w:t>
+      </w:r>
+      <w:r>
+        <w:br/>
+      </w:r>
+      <w:r>
+        <w:rPr>
+          <w:rStyle w:val="VerbatimChar"/>
+        </w:rPr>
+        <w:t xml:space="preserve">    "no suitable node (scheduling constraints not satisfied on 2 nodes; 1 node not available for new tasks)"</w:t>
+      </w:r>
+      <w:r>
+        <w:br/>
+      </w:r>
+      <w:r>
+        <w:rPr>
+          <w:rStyle w:val="VerbatimChar"/>
+        </w:rPr>
+        <w:t xml:space="preserve">uzyvqh9…   \_ capricorn_postgres.1  docker-swarm-1  Shutdown  Running 17 hours ago</w:t>
+      </w:r>
+    </w:p>
+    <w:p>
+      <w:pPr>
+        <w:pStyle w:val="FirstParagraph"/>
+      </w:pPr>
+      <w:r>
+        <w:rPr>
+          <w:b/>
+          <w:bCs/>
+        </w:rPr>
+        <w:t xml:space="preserve">The arithmetic:</w:t>
+      </w:r>
+      <w:r>
+        <w:t xml:space="preserve"> </w:t>
+      </w:r>
+      <w:r>
+        <w:t xml:space="preserve">the replica count tallies tasks whose</w:t>
+      </w:r>
+      <w:r>
+        <w:t xml:space="preserve"> </w:t>
+      </w:r>
+      <w:r>
+        <w:rPr>
+          <w:i/>
+          <w:iCs/>
+        </w:rPr>
+        <w:t xml:space="preserve">current</w:t>
+      </w:r>
+      <w:r>
+        <w:t xml:space="preserve"> </w:t>
+      </w:r>
+      <w:r>
+        <w:t xml:space="preserve">state is</w:t>
+      </w:r>
+      <w:r>
+        <w:t xml:space="preserve"> </w:t>
+      </w:r>
+      <w:r>
+        <w:rPr>
+          <w:rStyle w:val="VerbatimChar"/>
+        </w:rPr>
+        <w:t xml:space="preserve">Running</w:t>
+      </w:r>
+      <w:r>
+        <w:t xml:space="preserve">. Exactly one</w:t>
+      </w:r>
+      <w:r>
+        <w:t xml:space="preserve"> </w:t>
+      </w:r>
+      <w:r>
+        <w:t xml:space="preserve">qualifies — the task on the</w:t>
+      </w:r>
+      <w:r>
+        <w:t xml:space="preserve"> </w:t>
+      </w:r>
+      <w:r>
+        <w:rPr>
+          <w:b/>
+          <w:bCs/>
+        </w:rPr>
+        <w:t xml:space="preserve">powered-off host</w:t>
+      </w:r>
+      <w:r>
+        <w:t xml:space="preserve">,</w:t>
+      </w:r>
+      <w:r>
+        <w:t xml:space="preserve"> </w:t>
+      </w:r>
+      <w:r>
+        <w:rPr>
+          <w:rStyle w:val="Key"/>
+        </w:rPr>
+        <w:t xml:space="preserve">which Swarm wants shut down and</w:t>
+      </w:r>
+      <w:r>
+        <w:rPr>
+          <w:rStyle w:val="Key"/>
+        </w:rPr>
+        <w:t xml:space="preserve"> </w:t>
+      </w:r>
+      <w:r>
+        <w:rPr>
+          <w:rStyle w:val="Key"/>
+          <w:b/>
+          <w:bCs/>
+        </w:rPr>
+        <w:t xml:space="preserve">cannot confirm</w:t>
+      </w:r>
+      <w:r>
+        <w:t xml:space="preserve">,</w:t>
+      </w:r>
+      <w:r>
+        <w:t xml:space="preserve"> </w:t>
+      </w:r>
+      <w:r>
+        <w:t xml:space="preserve">because confirming a shutdown requires reaching a node that is gone. So</w:t>
+      </w:r>
+      <w:r>
+        <w:t xml:space="preserve"> </w:t>
+      </w:r>
+      <w:r>
+        <w:rPr>
+          <w:rStyle w:val="Key"/>
+        </w:rPr>
+        <w:t xml:space="preserve">an unconfirmable ghost counts as</w:t>
+      </w:r>
+      <w:r>
+        <w:rPr>
+          <w:rStyle w:val="Key"/>
+        </w:rPr>
+        <w:t xml:space="preserve"> </w:t>
+      </w:r>
+      <w:r>
+        <w:rPr>
+          <w:rStyle w:val="Key"/>
+        </w:rPr>
+        <w:t xml:space="preserve">a healthy replica</w:t>
+      </w:r>
+      <w:r>
+        <w:t xml:space="preserve">. The real replacement sits</w:t>
+      </w:r>
+      <w:r>
+        <w:t xml:space="preserve"> </w:t>
+      </w:r>
+      <w:r>
+        <w:rPr>
+          <w:rStyle w:val="VerbatimChar"/>
+        </w:rPr>
+        <w:t xml:space="preserve">Pending</w:t>
+      </w:r>
+      <w:r>
+        <w:t xml:space="preserve"> </w:t>
+      </w:r>
+      <w:r>
+        <w:t xml:space="preserve">forever, since the pin admits only the missing</w:t>
+      </w:r>
+      <w:r>
+        <w:t xml:space="preserve"> </w:t>
+      </w:r>
+      <w:r>
+        <w:t xml:space="preserve">node.</w:t>
+      </w:r>
+    </w:p>
+    <w:p>
+      <w:pPr>
+        <w:pStyle w:val="BodyText"/>
+      </w:pPr>
+      <w:r>
+        <w:t xml:space="preserve">⭐</w:t>
+      </w:r>
+      <w:r>
+        <w:t xml:space="preserve"> </w:t>
+      </w:r>
+      <w:r>
+        <w:rPr>
+          <w:b/>
+          <w:bCs/>
+        </w:rPr>
+        <w:t xml:space="preserve">Read that scheduler error as arithmetic, because it is unusually complete:</w:t>
+      </w:r>
+      <w:r>
+        <w:t xml:space="preserve"> </w:t>
+      </w:r>
+      <w:r>
+        <w:t xml:space="preserve">all three nodes ruled</w:t>
+      </w:r>
+      <w:r>
+        <w:t xml:space="preserve"> </w:t>
+      </w:r>
+      <w:r>
+        <w:t xml:space="preserve">out, for two different reasons. Two fail the hostname constraint; one is unavailable. Swarm is not being</w:t>
+      </w:r>
+      <w:r>
+        <w:t xml:space="preserve"> </w:t>
+      </w:r>
+      <w:r>
+        <w:t xml:space="preserve">vague —</w:t>
+      </w:r>
+      <w:r>
+        <w:t xml:space="preserve"> </w:t>
+      </w:r>
+      <w:r>
+        <w:rPr>
+          <w:rStyle w:val="Key"/>
+        </w:rPr>
+        <w:t xml:space="preserve">it names the pin as the cause, if you read past</w:t>
+      </w:r>
+      <w:r>
+        <w:rPr>
+          <w:rStyle w:val="Key"/>
+        </w:rPr>
+        <w:t xml:space="preserve"> </w:t>
+      </w:r>
+      <w:r>
+        <w:rPr>
+          <w:rStyle w:val="VerbatimChar"/>
+        </w:rPr>
+        <w:t xml:space="preserve">no suitable node</w:t>
+      </w:r>
+      <w:r>
+        <w:t xml:space="preserve">.</w:t>
+      </w:r>
+    </w:p>
+    <w:p>
+      <w:pPr>
+        <w:pStyle w:val="BodyText"/>
+      </w:pPr>
+      <w:r>
+        <w:t xml:space="preserve">⭐</w:t>
+      </w:r>
+      <w:r>
+        <w:t xml:space="preserve"> </w:t>
+      </w:r>
+      <w:r>
+        <w:rPr>
+          <w:b/>
+          <w:bCs/>
+        </w:rPr>
+        <w:t xml:space="preserve">And an inflated replica count now has two unrelated causes.</w:t>
+      </w:r>
+      <w:r>
+        <w:t xml:space="preserve"> </w:t>
+      </w:r>
+      <w:r>
+        <w:rPr>
+          <w:rStyle w:val="VerbatimChar"/>
+        </w:rPr>
+        <w:t xml:space="preserve">backend 3/2</w:t>
+      </w:r>
+      <w:r>
+        <w:t xml:space="preserve"> </w:t>
+      </w:r>
+      <w:r>
+        <w:t xml:space="preserve">and</w:t>
+      </w:r>
+      <w:r>
+        <w:t xml:space="preserve"> </w:t>
+      </w:r>
+      <w:r>
+        <w:rPr>
+          <w:rStyle w:val="VerbatimChar"/>
+        </w:rPr>
+        <w:t xml:space="preserve">frontend 4/3</w:t>
+      </w:r>
+      <w:r>
+        <w:t xml:space="preserve"> </w:t>
+      </w:r>
+      <w:r>
+        <w:t xml:space="preserve">during</w:t>
+      </w:r>
+      <w:r>
+        <w:t xml:space="preserve"> </w:t>
+      </w:r>
+      <w:r>
+        <w:t xml:space="preserve">this outage were</w:t>
+      </w:r>
+      <w:r>
+        <w:t xml:space="preserve"> </w:t>
+      </w:r>
+      <w:r>
+        <w:rPr>
+          <w:i/>
+          <w:iCs/>
+        </w:rPr>
         <w:t xml:space="preserve">not</w:t>
       </w:r>
       <w:r>
@@ -5953,7 +6826,19 @@
         <w:t xml:space="preserve"> </w:t>
       </w:r>
       <w:r>
-        <w:t xml:space="preserve">replacement on a survivor plus a phantom on the dead node. Identical arithmetic, different mechanism.</w:t>
+        <w:t xml:space="preserve">replacement on a survivor plus a phantom on the dead node.</w:t>
+      </w:r>
+      <w:r>
+        <w:t xml:space="preserve"> </w:t>
+      </w:r>
+      <w:r>
+        <w:rPr>
+          <w:rStyle w:val="Key"/>
+        </w:rPr>
+        <w:t xml:space="preserve">Identical arithmetic, different mechanism</w:t>
+      </w:r>
+      <w:r>
+        <w:t xml:space="preserve">.</w:t>
       </w:r>
       <w:r>
         <w:t xml:space="preserve"> </w:t>
@@ -6017,6 +6902,7 @@
       </w:r>
       <w:r>
         <w:rPr>
+          <w:rStyle w:val="Key"/>
           <w:b/>
           <w:bCs/>
         </w:rPr>
@@ -6024,6 +6910,7 @@
       </w:r>
       <w:r>
         <w:rPr>
+          <w:rStyle w:val="Key"/>
           <w:b/>
           <w:bCs/>
         </w:rPr>
@@ -6039,17 +6926,26 @@
       </w:r>
       <w:r>
         <w:rPr>
-          <w:b/>
-          <w:bCs/>
-        </w:rPr>
-        <w:t xml:space="preserve"> </w:t>
-      </w:r>
-      <w:r>
-        <w:rPr>
-          <w:b/>
-          <w:bCs/>
-        </w:rPr>
-        <w:t xml:space="preserve">when the real story is a dead host.</w:t>
+          <w:rStyle w:val="Key"/>
+          <w:b/>
+          <w:bCs/>
+        </w:rPr>
+        <w:t xml:space="preserve"> </w:t>
+      </w:r>
+      <w:r>
+        <w:rPr>
+          <w:rStyle w:val="Key"/>
+          <w:b/>
+          <w:bCs/>
+        </w:rPr>
+        <w:t xml:space="preserve">when the real story is a dead host</w:t>
+      </w:r>
+      <w:r>
+        <w:rPr>
+          <w:b/>
+          <w:bCs/>
+        </w:rPr>
+        <w:t xml:space="preserve">.</w:t>
       </w:r>
     </w:p>
     <w:bookmarkStart w:id="27" w:name="X1d05d2cfd93b787f5488c62209347ccf4ac325a"/>
@@ -6113,6 +7009,7 @@
       </w:r>
       <w:r>
         <w:rPr>
+          <w:rStyle w:val="Key"/>
           <w:b/>
           <w:bCs/>
         </w:rPr>
@@ -6237,6 +7134,7 @@
       </w:pPr>
       <w:r>
         <w:rPr>
+          <w:rStyle w:val="Key"/>
           <w:b/>
           <w:bCs/>
         </w:rPr>
@@ -6300,6 +7198,7 @@
       </w:r>
       <w:r>
         <w:rPr>
+          <w:rStyle w:val="Key"/>
           <w:b/>
           <w:bCs/>
         </w:rPr>
@@ -6330,38 +7229,48 @@
       </w:r>
       <w:r>
         <w:rPr>
-          <w:b/>
-          <w:bCs/>
-        </w:rPr>
-        <w:t xml:space="preserve">A monitoring system that contradicts itself is worse</w:t>
-      </w:r>
-      <w:r>
-        <w:rPr>
-          <w:b/>
-          <w:bCs/>
-        </w:rPr>
-        <w:t xml:space="preserve"> </w:t>
-      </w:r>
-      <w:r>
-        <w:rPr>
-          <w:b/>
-          <w:bCs/>
-        </w:rPr>
-        <w:t xml:space="preserve">than one that says nothing, because it spends the one resource an incident is short of: your willingness</w:t>
-      </w:r>
-      <w:r>
-        <w:rPr>
-          <w:b/>
-          <w:bCs/>
-        </w:rPr>
-        <w:t xml:space="preserve"> </w:t>
-      </w:r>
-      <w:r>
-        <w:rPr>
-          <w:b/>
-          <w:bCs/>
-        </w:rPr>
-        <w:t xml:space="preserve">to believe the instruments.</w:t>
+          <w:rStyle w:val="Key"/>
+        </w:rPr>
+        <w:t xml:space="preserve">**A monitoring system that contradicts itself is worse</w:t>
+      </w:r>
+      <w:r>
+        <w:rPr>
+          <w:rStyle w:val="Key"/>
+        </w:rPr>
+        <w:t xml:space="preserve"> </w:t>
+      </w:r>
+      <w:r>
+        <w:rPr>
+          <w:rStyle w:val="Key"/>
+        </w:rPr>
+        <w:t xml:space="preserve">than one that says nothing</w:t>
+      </w:r>
+      <w:r>
+        <w:t xml:space="preserve">, because it spends</w:t>
+      </w:r>
+      <w:r>
+        <w:t xml:space="preserve"> </w:t>
+      </w:r>
+      <w:r>
+        <w:rPr>
+          <w:rStyle w:val="Key"/>
+        </w:rPr>
+        <w:t xml:space="preserve">the one resource an incident is short of: your willingness</w:t>
+      </w:r>
+      <w:r>
+        <w:rPr>
+          <w:rStyle w:val="Key"/>
+        </w:rPr>
+        <w:t xml:space="preserve"> </w:t>
+      </w:r>
+      <w:r>
+        <w:rPr>
+          <w:rStyle w:val="Key"/>
+        </w:rPr>
+        <w:t xml:space="preserve">to believe the instruments</w:t>
+      </w:r>
+      <w:r>
+        <w:t xml:space="preserve">.**</w:t>
       </w:r>
     </w:p>
     <w:p>
@@ -6413,6 +7322,7 @@
       </w:r>
       <w:r>
         <w:rPr>
+          <w:rStyle w:val="Key"/>
           <w:b/>
           <w:bCs/>
         </w:rPr>
@@ -6420,13 +7330,15 @@
       </w:r>
       <w:r>
         <w:rPr>
-          <w:b/>
-          <w:bCs/>
-        </w:rPr>
-        <w:t xml:space="preserve"> </w:t>
-      </w:r>
-      <w:r>
-        <w:rPr>
+          <w:rStyle w:val="Key"/>
+          <w:b/>
+          <w:bCs/>
+        </w:rPr>
+        <w:t xml:space="preserve"> </w:t>
+      </w:r>
+      <w:r>
+        <w:rPr>
+          <w:rStyle w:val="Key"/>
           <w:b/>
           <w:bCs/>
         </w:rPr>
@@ -6436,7 +7348,13 @@
         <w:t xml:space="preserve"> </w:t>
       </w:r>
       <w:r>
-        <w:t xml:space="preserve">A gate you never reach protects nothing.</w:t>
+        <w:rPr>
+          <w:rStyle w:val="Key"/>
+        </w:rPr>
+        <w:t xml:space="preserve">A gate you never reach protects nothing</w:t>
+      </w:r>
+      <w:r>
+        <w:t xml:space="preserve">.</w:t>
       </w:r>
     </w:p>
     <w:bookmarkEnd w:id="27"/>
@@ -6598,6 +7516,7 @@
       </w:r>
       <w:r>
         <w:rPr>
+          <w:rStyle w:val="Key"/>
           <w:b/>
           <w:bCs/>
         </w:rPr>
@@ -6605,26 +7524,46 @@
       </w:r>
       <w:r>
         <w:rPr>
-          <w:b/>
-          <w:bCs/>
-        </w:rPr>
-        <w:t xml:space="preserve"> </w:t>
-      </w:r>
-      <w:r>
-        <w:rPr>
+          <w:rStyle w:val="Key"/>
+          <w:b/>
+          <w:bCs/>
+        </w:rPr>
+        <w:t xml:space="preserve"> </w:t>
+      </w:r>
+      <w:r>
+        <w:rPr>
+          <w:rStyle w:val="Key"/>
           <w:b/>
           <w:bCs/>
         </w:rPr>
         <w:t xml:space="preserve">in flight</w:t>
       </w:r>
       <w:r>
-        <w:t xml:space="preserve">. You would trade a false red for a false green. Neither comparison works, because the count</w:t>
-      </w:r>
-      <w:r>
-        <w:t xml:space="preserve"> </w:t>
-      </w:r>
-      <w:r>
-        <w:t xml:space="preserve">cannot distinguish the two situations that produce the identical string.</w:t>
+        <w:t xml:space="preserve">. You would trade a false red for a false green. Neither comparison works, because</w:t>
+      </w:r>
+      <w:r>
+        <w:t xml:space="preserve"> </w:t>
+      </w:r>
+      <w:r>
+        <w:rPr>
+          <w:rStyle w:val="Key"/>
+        </w:rPr>
+        <w:t xml:space="preserve">the count</w:t>
+      </w:r>
+      <w:r>
+        <w:rPr>
+          <w:rStyle w:val="Key"/>
+        </w:rPr>
+        <w:t xml:space="preserve"> </w:t>
+      </w:r>
+      <w:r>
+        <w:rPr>
+          <w:rStyle w:val="Key"/>
+        </w:rPr>
+        <w:t xml:space="preserve">cannot distinguish the two situations that produce the identical string</w:t>
+      </w:r>
+      <w:r>
+        <w:t xml:space="preserve">.</w:t>
       </w:r>
     </w:p>
     <w:p>
@@ -6973,6 +7912,7 @@
       </w:r>
       <w:r>
         <w:rPr>
+          <w:rStyle w:val="Key"/>
           <w:b/>
           <w:bCs/>
         </w:rPr>
@@ -6988,29 +7928,52 @@
         <w:t xml:space="preserve"> </w:t>
       </w:r>
       <w:r>
-        <w:t xml:space="preserve">was right. The correct instrument was present and being used for the</w:t>
-      </w:r>
-      <w:r>
-        <w:t xml:space="preserve"> </w:t>
-      </w:r>
-      <w:r>
-        <w:rPr>
+        <w:t xml:space="preserve">was right. The correct instrument was</w:t>
+      </w:r>
+      <w:r>
+        <w:t xml:space="preserve"> </w:t>
+      </w:r>
+      <w:r>
+        <w:rPr>
+          <w:rStyle w:val="Key"/>
+        </w:rPr>
+        <w:t xml:space="preserve">present and being used for the</w:t>
+      </w:r>
+      <w:r>
+        <w:rPr>
+          <w:rStyle w:val="Key"/>
+        </w:rPr>
+        <w:t xml:space="preserve"> </w:t>
+      </w:r>
+      <w:r>
+        <w:rPr>
+          <w:rStyle w:val="Key"/>
           <w:i/>
           <w:iCs/>
         </w:rPr>
         <w:t xml:space="preserve">report</w:t>
       </w:r>
       <w:r>
-        <w:t xml:space="preserve"> </w:t>
-      </w:r>
-      <w:r>
+        <w:rPr>
+          <w:rStyle w:val="Key"/>
+        </w:rPr>
+        <w:t xml:space="preserve"> </w:t>
+      </w:r>
+      <w:r>
+        <w:rPr>
+          <w:rStyle w:val="Key"/>
+        </w:rPr>
         <w:t xml:space="preserve">rather than for the</w:t>
       </w:r>
       <w:r>
-        <w:t xml:space="preserve"> </w:t>
-      </w:r>
-      <w:r>
-        <w:rPr>
+        <w:rPr>
+          <w:rStyle w:val="Key"/>
+        </w:rPr>
+        <w:t xml:space="preserve"> </w:t>
+      </w:r>
+      <w:r>
+        <w:rPr>
+          <w:rStyle w:val="Key"/>
           <w:i/>
           <w:iCs/>
         </w:rPr>
@@ -7131,7 +8094,16 @@
         <w:t xml:space="preserve"> </w:t>
       </w:r>
       <w:r>
-        <w:t xml:space="preserve">fired. One instrument per question.</w:t>
+        <w:t xml:space="preserve">fired.</w:t>
+      </w:r>
+      <w:r>
+        <w:t xml:space="preserve"> </w:t>
+      </w:r>
+      <w:r>
+        <w:rPr>
+          <w:rStyle w:val="Key"/>
+        </w:rPr>
+        <w:t xml:space="preserve">One instrument per question.</w:t>
       </w:r>
     </w:p>
     <w:p>
@@ -7341,6 +8313,7 @@
       </w:r>
       <w:r>
         <w:rPr>
+          <w:rStyle w:val="Key"/>
           <w:b/>
           <w:bCs/>
         </w:rPr>
@@ -7348,13 +8321,15 @@
       </w:r>
       <w:r>
         <w:rPr>
-          <w:b/>
-          <w:bCs/>
-        </w:rPr>
-        <w:t xml:space="preserve"> </w:t>
-      </w:r>
-      <w:r>
-        <w:rPr>
+          <w:rStyle w:val="Key"/>
+          <w:b/>
+          <w:bCs/>
+        </w:rPr>
+        <w:t xml:space="preserve"> </w:t>
+      </w:r>
+      <w:r>
+        <w:rPr>
+          <w:rStyle w:val="Key"/>
           <w:b/>
           <w:bCs/>
         </w:rPr>
@@ -7404,6 +8379,7 @@
       </w:r>
       <w:r>
         <w:rPr>
+          <w:rStyle w:val="Key"/>
           <w:b/>
           <w:bCs/>
         </w:rPr>
@@ -7411,13 +8387,15 @@
       </w:r>
       <w:r>
         <w:rPr>
-          <w:b/>
-          <w:bCs/>
-        </w:rPr>
-        <w:t xml:space="preserve"> </w:t>
-      </w:r>
-      <w:r>
-        <w:rPr>
+          <w:rStyle w:val="Key"/>
+          <w:b/>
+          <w:bCs/>
+        </w:rPr>
+        <w:t xml:space="preserve"> </w:t>
+      </w:r>
+      <w:r>
+        <w:rPr>
+          <w:rStyle w:val="Key"/>
           <w:b/>
           <w:bCs/>
         </w:rPr>
@@ -7430,6 +8408,817 @@
         <w:t xml:space="preserve">Loud, not impossible.</w:t>
       </w:r>
     </w:p>
+    <w:bookmarkEnd w:id="28"/>
+    <w:bookmarkStart w:id="29" w:name="X3256fe06811d6287b7067142de205081422b4ae"/>
+    <w:p>
+      <w:pPr>
+        <w:pStyle w:val="Heading3"/>
+      </w:pPr>
+      <w:r>
+        <w:t xml:space="preserve">Proving the fix, which took two runs and nearly took none</w:t>
+      </w:r>
+    </w:p>
+    <w:p>
+      <w:pPr>
+        <w:pStyle w:val="FirstParagraph"/>
+      </w:pPr>
+      <w:r>
+        <w:t xml:space="preserve">A green pipeline against a</w:t>
+      </w:r>
+      <w:r>
+        <w:t xml:space="preserve"> </w:t>
+      </w:r>
+      <w:r>
+        <w:rPr>
+          <w:b/>
+          <w:bCs/>
+        </w:rPr>
+        <w:t xml:space="preserve">healthy</w:t>
+      </w:r>
+      <w:r>
+        <w:t xml:space="preserve"> </w:t>
+      </w:r>
+      <w:r>
+        <w:t xml:space="preserve">cluster came first, and it proves less than it appears to: with no</w:t>
+      </w:r>
+      <w:r>
+        <w:t xml:space="preserve"> </w:t>
+      </w:r>
+      <w:r>
+        <w:t xml:space="preserve">phantom tasks, the old and new logic agree, so the broken version would have printed identical output.</w:t>
+      </w:r>
+      <w:r>
+        <w:t xml:space="preserve"> </w:t>
+      </w:r>
+      <w:r>
+        <w:rPr>
+          <w:rStyle w:val="Key"/>
+          <w:b/>
+          <w:bCs/>
+        </w:rPr>
+        <w:t xml:space="preserve">The run that discriminates is a degraded one.</w:t>
+      </w:r>
+      <w:r>
+        <w:t xml:space="preserve"> </w:t>
+      </w:r>
+      <w:r>
+        <w:t xml:space="preserve">Both were made.</w:t>
+      </w:r>
+    </w:p>
+    <w:p>
+      <w:pPr>
+        <w:pStyle w:val="BodyText"/>
+      </w:pPr>
+      <w:r>
+        <w:rPr>
+          <w:b/>
+          <w:bCs/>
+        </w:rPr>
+        <w:t xml:space="preserve">The precondition, with one node stopped.</w:t>
+      </w:r>
+      <w:r>
+        <w:t xml:space="preserve"> </w:t>
+      </w:r>
+      <w:r>
+        <w:t xml:space="preserve">A node was chosen that hosts no pinned service, so the</w:t>
+      </w:r>
+      <w:r>
+        <w:t xml:space="preserve"> </w:t>
+      </w:r>
+      <w:r>
+        <w:t xml:space="preserve">application stayed healthy and the only variable was</w:t>
+      </w:r>
+      <w:r>
+        <w:t xml:space="preserve"> </w:t>
+      </w:r>
+      <w:r>
+        <w:t xml:space="preserve">“one node is not</w:t>
+      </w:r>
+      <w:r>
+        <w:t xml:space="preserve"> </w:t>
+      </w:r>
+      <w:r>
+        <w:rPr>
+          <w:rStyle w:val="VerbatimChar"/>
+        </w:rPr>
+        <w:t xml:space="preserve">Ready</w:t>
+      </w:r>
+      <w:r>
+        <w:t xml:space="preserve">”</w:t>
+      </w:r>
+      <w:r>
+        <w:t xml:space="preserve">:</w:t>
+      </w:r>
+    </w:p>
+    <w:p>
+      <w:pPr>
+        <w:pStyle w:val="SourceCode"/>
+      </w:pPr>
+      <w:r>
+        <w:rPr>
+          <w:rStyle w:val="VerbatimChar"/>
+        </w:rPr>
+        <w:t xml:space="preserve">CLUSTER DEGRADED: docker-swarm-3(Down/Active)</w:t>
+      </w:r>
+      <w:r>
+        <w:br/>
+      </w:r>
+      <w:r>
+        <w:rPr>
+          <w:rStyle w:val="VerbatimChar"/>
+        </w:rPr>
+        <w:t xml:space="preserve">FAILED: cluster degraded: docker-swarm-3(Down/Active) (override with ALLOW_DEGRADED=1 …)</w:t>
+      </w:r>
+    </w:p>
+    <w:tbl>
+      <w:tblPr>
+        <w:tblStyle w:val="Table"/>
+        <w:tblW w:type="pct" w:w="5000"/>
+        <w:tblLayout w:type="fixed"/>
+        <w:tblLook w:firstRow="1" w:lastRow="0" w:firstColumn="0" w:lastColumn="0" w:noHBand="0" w:noVBand="0" w:val="0020"/>
+      </w:tblPr>
+      <w:tblGrid>
+        <w:gridCol w:w="2640"/>
+        <w:gridCol w:w="2640"/>
+        <w:gridCol w:w="2640"/>
+      </w:tblGrid>
+      <w:tr>
+        <w:trPr>
+          <w:tblHeader w:val="on"/>
+        </w:trPr>
+        <w:tc>
+          <w:tcPr/>
+          <w:p>
+            <w:pPr>
+              <w:pStyle w:val="Compact"/>
+            </w:pPr>
+            <w:r>
+              <w:t xml:space="preserve">Same class of problem</w:t>
+            </w:r>
+          </w:p>
+        </w:tc>
+        <w:tc>
+          <w:tcPr/>
+          <w:p>
+            <w:pPr>
+              <w:pStyle w:val="Compact"/>
+            </w:pPr>
+            <w:r>
+              <w:t xml:space="preserve">job step duration</w:t>
+            </w:r>
+          </w:p>
+        </w:tc>
+        <w:tc>
+          <w:tcPr/>
+          <w:p>
+            <w:pPr>
+              <w:pStyle w:val="Compact"/>
+            </w:pPr>
+            <w:r>
+              <w:t xml:space="preserve">verdict</w:t>
+            </w:r>
+          </w:p>
+        </w:tc>
+      </w:tr>
+      <w:tr>
+        <w:tc>
+          <w:tcPr/>
+          <w:p>
+            <w:pPr>
+              <w:pStyle w:val="Compact"/>
+            </w:pPr>
+            <w:r>
+              <w:t xml:space="preserve">Before the fix</w:t>
+            </w:r>
+          </w:p>
+        </w:tc>
+        <w:tc>
+          <w:tcPr/>
+          <w:p>
+            <w:pPr>
+              <w:pStyle w:val="Compact"/>
+            </w:pPr>
+            <w:r>
+              <w:rPr>
+                <w:b/>
+                <w:bCs/>
+              </w:rPr>
+              <w:t xml:space="preserve">5 min 10 s</w:t>
+            </w:r>
+          </w:p>
+        </w:tc>
+        <w:tc>
+          <w:tcPr/>
+          <w:p>
+            <w:pPr>
+              <w:pStyle w:val="Compact"/>
+            </w:pPr>
+            <w:r>
+              <w:t xml:space="preserve">wrong — accused two healthy services, cleared the broken one</w:t>
+            </w:r>
+          </w:p>
+        </w:tc>
+      </w:tr>
+      <w:tr>
+        <w:tc>
+          <w:tcPr/>
+          <w:p>
+            <w:pPr>
+              <w:pStyle w:val="Compact"/>
+            </w:pPr>
+            <w:r>
+              <w:t xml:space="preserve">After the fix</w:t>
+            </w:r>
+          </w:p>
+        </w:tc>
+        <w:tc>
+          <w:tcPr/>
+          <w:p>
+            <w:pPr>
+              <w:pStyle w:val="Compact"/>
+            </w:pPr>
+            <w:r>
+              <w:rPr>
+                <w:b/>
+                <w:bCs/>
+              </w:rPr>
+              <w:t xml:space="preserve">3 s</w:t>
+            </w:r>
+          </w:p>
+        </w:tc>
+        <w:tc>
+          <w:tcPr/>
+          <w:p>
+            <w:pPr>
+              <w:pStyle w:val="Compact"/>
+            </w:pPr>
+            <w:r>
+              <w:t xml:space="preserve">right — named the degraded node</w:t>
+            </w:r>
+          </w:p>
+        </w:tc>
+      </w:tr>
+    </w:tbl>
+    <w:p>
+      <w:pPr>
+        <w:pStyle w:val="BodyText"/>
+      </w:pPr>
+      <w:r>
+        <w:t xml:space="preserve">⭐</w:t>
+      </w:r>
+      <w:r>
+        <w:t xml:space="preserve"> </w:t>
+      </w:r>
+      <w:r>
+        <w:rPr>
+          <w:b/>
+          <w:bCs/>
+        </w:rPr>
+        <w:t xml:space="preserve">A hundredfold faster and correct instead of incorrect,</w:t>
+      </w:r>
+      <w:r>
+        <w:rPr>
+          <w:b/>
+          <w:bCs/>
+        </w:rPr>
+        <w:t xml:space="preserve"> </w:t>
+      </w:r>
+      <w:r>
+        <w:rPr>
+          <w:rStyle w:val="Key"/>
+          <w:b/>
+          <w:bCs/>
+        </w:rPr>
+        <w:t xml:space="preserve">from asking the cheap question first</w:t>
+      </w:r>
+      <w:r>
+        <w:rPr>
+          <w:b/>
+          <w:bCs/>
+        </w:rPr>
+        <w:t xml:space="preserve">.</w:t>
+      </w:r>
+      <w:r>
+        <w:t xml:space="preserve"> </w:t>
+      </w:r>
+      <w:r>
+        <w:t xml:space="preserve">The</w:t>
+      </w:r>
+      <w:r>
+        <w:t xml:space="preserve"> </w:t>
+      </w:r>
+      <w:r>
+        <w:t xml:space="preserve">expensive check was not improved; it was made</w:t>
+      </w:r>
+      <w:r>
+        <w:t xml:space="preserve"> </w:t>
+      </w:r>
+      <w:r>
+        <w:rPr>
+          <w:i/>
+          <w:iCs/>
+        </w:rPr>
+        <w:t xml:space="preserve">unnecessary</w:t>
+      </w:r>
+      <w:r>
+        <w:t xml:space="preserve">. And an unplanned benefit falls out of ordering</w:t>
+      </w:r>
+      <w:r>
+        <w:t xml:space="preserve"> </w:t>
+      </w:r>
+      <w:r>
+        <w:t xml:space="preserve">checks by cost:</w:t>
+      </w:r>
+      <w:r>
+        <w:t xml:space="preserve"> </w:t>
+      </w:r>
+      <w:r>
+        <w:rPr>
+          <w:rStyle w:val="VerbatimChar"/>
+        </w:rPr>
+        <w:t xml:space="preserve">docker login</w:t>
+      </w:r>
+      <w:r>
+        <w:t xml:space="preserve"> </w:t>
+      </w:r>
+      <w:r>
+        <w:t xml:space="preserve">never runs, so a refused deploy touches no credential at all.</w:t>
+      </w:r>
+    </w:p>
+    <w:p>
+      <w:pPr>
+        <w:pStyle w:val="BodyText"/>
+      </w:pPr>
+      <w:r>
+        <w:t xml:space="preserve">🚨</w:t>
+      </w:r>
+      <w:r>
+        <w:t xml:space="preserve"> </w:t>
+      </w:r>
+      <w:r>
+        <w:rPr>
+          <w:b/>
+          <w:bCs/>
+        </w:rPr>
+        <w:t xml:space="preserve">But that guard then made the other half of the fix unreachable</w:t>
+      </w:r>
+      <w:r>
+        <w:t xml:space="preserve"> </w:t>
+      </w:r>
+      <w:r>
+        <w:t xml:space="preserve">— it stops execution</w:t>
+      </w:r>
+      <w:r>
+        <w:t xml:space="preserve"> </w:t>
+      </w:r>
+      <w:r>
+        <w:rPr>
+          <w:i/>
+          <w:iCs/>
+        </w:rPr>
+        <w:t xml:space="preserve">upstream</w:t>
+      </w:r>
+      <w:r>
+        <w:t xml:space="preserve"> </w:t>
+      </w:r>
+      <w:r>
+        <w:t xml:space="preserve">of the</w:t>
+      </w:r>
+      <w:r>
+        <w:t xml:space="preserve"> </w:t>
+      </w:r>
+      <w:r>
+        <w:t xml:space="preserve">convergence poll, in precisely the scenario the counting fix was written for. ⭐</w:t>
+      </w:r>
+      <w:r>
+        <w:t xml:space="preserve"> </w:t>
+      </w:r>
+      <w:r>
+        <w:rPr>
+          <w:rStyle w:val="Key"/>
+          <w:b/>
+          <w:bCs/>
+        </w:rPr>
+        <w:t xml:space="preserve">An early guard can make a</w:t>
+      </w:r>
+      <w:r>
+        <w:rPr>
+          <w:rStyle w:val="Key"/>
+          <w:b/>
+          <w:bCs/>
+        </w:rPr>
+        <w:t xml:space="preserve"> </w:t>
+      </w:r>
+      <w:r>
+        <w:rPr>
+          <w:rStyle w:val="Key"/>
+          <w:b/>
+          <w:bCs/>
+        </w:rPr>
+        <w:t xml:space="preserve">downstream path untestable by normal means.</w:t>
+      </w:r>
+      <w:r>
+        <w:t xml:space="preserve"> </w:t>
+      </w:r>
+      <w:r>
+        <w:t xml:space="preserve">Both changes are correct, and together they created a path</w:t>
+      </w:r>
+      <w:r>
+        <w:t xml:space="preserve"> </w:t>
+      </w:r>
+      <w:r>
+        <w:t xml:space="preserve">that could never be exercised under real conditions, which is how code rots into something nobody dares</w:t>
+      </w:r>
+      <w:r>
+        <w:t xml:space="preserve"> </w:t>
+      </w:r>
+      <w:r>
+        <w:t xml:space="preserve">touch. This is the better reason the</w:t>
+      </w:r>
+      <w:r>
+        <w:t xml:space="preserve"> </w:t>
+      </w:r>
+      <w:r>
+        <w:rPr>
+          <w:rStyle w:val="VerbatimChar"/>
+        </w:rPr>
+        <w:t xml:space="preserve">ALLOW_DEGRADED=1</w:t>
+      </w:r>
+      <w:r>
+        <w:t xml:space="preserve"> </w:t>
+      </w:r>
+      <w:r>
+        <w:t xml:space="preserve">escape hatch exists.</w:t>
+      </w:r>
+    </w:p>
+    <w:p>
+      <w:pPr>
+        <w:pStyle w:val="BodyText"/>
+      </w:pPr>
+      <w:r>
+        <w:rPr>
+          <w:b/>
+          <w:bCs/>
+        </w:rPr>
+        <w:t xml:space="preserve">So the counting was proved through the escape hatch,</w:t>
+      </w:r>
+      <w:r>
+        <w:t xml:space="preserve"> </w:t>
+      </w:r>
+      <w:r>
+        <w:t xml:space="preserve">with the node still down and phantoms confirmed</w:t>
+      </w:r>
+      <w:r>
+        <w:t xml:space="preserve"> </w:t>
+      </w:r>
+      <w:r>
+        <w:t xml:space="preserve">present first —</w:t>
+      </w:r>
+      <w:r>
+        <w:t xml:space="preserve"> </w:t>
+      </w:r>
+      <w:r>
+        <w:rPr>
+          <w:rStyle w:val="VerbatimChar"/>
+        </w:rPr>
+        <w:t xml:space="preserve">backend 3/2</w:t>
+      </w:r>
+      <w:r>
+        <w:t xml:space="preserve"> </w:t>
+      </w:r>
+      <w:r>
+        <w:t xml:space="preserve">and</w:t>
+      </w:r>
+      <w:r>
+        <w:t xml:space="preserve"> </w:t>
+      </w:r>
+      <w:r>
+        <w:rPr>
+          <w:rStyle w:val="VerbatimChar"/>
+        </w:rPr>
+        <w:t xml:space="preserve">frontend 5/3</w:t>
+      </w:r>
+      <w:r>
+        <w:t xml:space="preserve">, one ghost and two, reconciling exactly against where the</w:t>
+      </w:r>
+      <w:r>
+        <w:t xml:space="preserve"> </w:t>
+      </w:r>
+      <w:r>
+        <w:t xml:space="preserve">tasks had been placed:</w:t>
+      </w:r>
+    </w:p>
+    <w:p>
+      <w:pPr>
+        <w:pStyle w:val="SourceCode"/>
+      </w:pPr>
+      <w:r>
+        <w:rPr>
+          <w:rStyle w:val="VerbatimChar"/>
+        </w:rPr>
+        <w:t xml:space="preserve">  ALLOW_DEGRADED=1 - proceeding anyway. Treat every check below as ADVISORY.</w:t>
+      </w:r>
+      <w:r>
+        <w:br/>
+      </w:r>
+      <w:r>
+        <w:rPr>
+          <w:rStyle w:val="VerbatimChar"/>
+        </w:rPr>
+        <w:t xml:space="preserve">==&gt; waiting for convergence (timeout 300s)</w:t>
+      </w:r>
+      <w:r>
+        <w:br/>
+      </w:r>
+      <w:r>
+        <w:rPr>
+          <w:rStyle w:val="VerbatimChar"/>
+        </w:rPr>
+        <w:t xml:space="preserve">    all services converged</w:t>
+      </w:r>
+      <w:r>
+        <w:br/>
+      </w:r>
+      <w:r>
+        <w:rPr>
+          <w:rStyle w:val="VerbatimChar"/>
+        </w:rPr>
+        <w:t xml:space="preserve">    /api/v1/data/summary -&gt; total=682 rows</w:t>
+      </w:r>
+    </w:p>
+    <w:p>
+      <w:pPr>
+        <w:pStyle w:val="FirstParagraph"/>
+      </w:pPr>
+      <w:r>
+        <w:rPr>
+          <w:rStyle w:val="Key"/>
+          <w:b/>
+          <w:bCs/>
+        </w:rPr>
+        <w:t xml:space="preserve">The old logic would have spent 300 seconds calling this a failed deploy.</w:t>
+      </w:r>
+      <w:r>
+        <w:t xml:space="preserve"> </w:t>
+      </w:r>
+      <w:r>
+        <w:t xml:space="preserve">And the ground truth is in the</w:t>
+      </w:r>
+      <w:r>
+        <w:t xml:space="preserve"> </w:t>
+      </w:r>
+      <w:r>
+        <w:t xml:space="preserve">same output: the smoke gates passed, with real data, on a cluster missing a node — so</w:t>
+      </w:r>
+      <w:r>
+        <w:t xml:space="preserve"> </w:t>
+      </w:r>
+      <w:r>
+        <w:rPr>
+          <w:rStyle w:val="VerbatimChar"/>
+        </w:rPr>
+        <w:t xml:space="preserve">converged</w:t>
+      </w:r>
+      <w:r>
+        <w:t xml:space="preserve"> </w:t>
+      </w:r>
+      <w:r>
+        <w:t xml:space="preserve">is the</w:t>
+      </w:r>
+      <w:r>
+        <w:t xml:space="preserve"> </w:t>
+      </w:r>
+      <w:r>
+        <w:rPr>
+          <w:i/>
+          <w:iCs/>
+        </w:rPr>
+        <w:t xml:space="preserve">correct</w:t>
+      </w:r>
+      <w:r>
+        <w:t xml:space="preserve"> </w:t>
+      </w:r>
+      <w:r>
+        <w:t xml:space="preserve">verdict, and the old code would have reported</w:t>
+      </w:r>
+      <w:r>
+        <w:t xml:space="preserve"> </w:t>
+      </w:r>
+      <w:r>
+        <w:rPr>
+          <w:rStyle w:val="Key"/>
+          <w:b/>
+          <w:bCs/>
+        </w:rPr>
+        <w:t xml:space="preserve">a failed deploy on a healthy application</w:t>
+      </w:r>
+      <w:r>
+        <w:t xml:space="preserve">, then</w:t>
+      </w:r>
+      <w:r>
+        <w:t xml:space="preserve"> </w:t>
+      </w:r>
+      <w:r>
+        <w:t xml:space="preserve">sent someone to investigate rolling back a working system.</w:t>
+      </w:r>
+    </w:p>
+    <w:p>
+      <w:pPr>
+        <w:pStyle w:val="BodyText"/>
+      </w:pPr>
+      <w:r>
+        <w:t xml:space="preserve">🚨</w:t>
+      </w:r>
+      <w:r>
+        <w:t xml:space="preserve"> </w:t>
+      </w:r>
+      <w:r>
+        <w:rPr>
+          <w:b/>
+          <w:bCs/>
+        </w:rPr>
+        <w:t xml:space="preserve">The mature form of this whole chapter’s lesson, and the note to end on: our poll now disagrees with</w:t>
+      </w:r>
+      <w:r>
+        <w:rPr>
+          <w:b/>
+          <w:bCs/>
+        </w:rPr>
+        <w:t xml:space="preserve"> </w:t>
+      </w:r>
+      <w:r>
+        <w:rPr>
+          <w:rStyle w:val="VerbatimChar"/>
+          <w:b/>
+          <w:bCs/>
+        </w:rPr>
+        <w:t xml:space="preserve">docker service ls</w:t>
+      </w:r>
+      <w:r>
+        <w:rPr>
+          <w:b/>
+          <w:bCs/>
+        </w:rPr>
+        <w:t xml:space="preserve"> </w:t>
+      </w:r>
+      <w:r>
+        <w:rPr>
+          <w:b/>
+          <w:bCs/>
+        </w:rPr>
+        <w:t xml:space="preserve">on purpose, and is right to.</w:t>
+      </w:r>
+      <w:r>
+        <w:t xml:space="preserve"> </w:t>
+      </w:r>
+      <w:r>
+        <w:t xml:space="preserve">After that deploy Docker’s own summary column still read</w:t>
+      </w:r>
+      <w:r>
+        <w:t xml:space="preserve"> </w:t>
+      </w:r>
+      <w:r>
+        <w:rPr>
+          <w:rStyle w:val="VerbatimChar"/>
+        </w:rPr>
+        <w:t xml:space="preserve">3/2</w:t>
+      </w:r>
+      <w:r>
+        <w:t xml:space="preserve"> </w:t>
+      </w:r>
+      <w:r>
+        <w:t xml:space="preserve">and</w:t>
+      </w:r>
+      <w:r>
+        <w:t xml:space="preserve"> </w:t>
+      </w:r>
+      <w:r>
+        <w:rPr>
+          <w:rStyle w:val="VerbatimChar"/>
+        </w:rPr>
+        <w:t xml:space="preserve">5/3</w:t>
+      </w:r>
+      <w:r>
+        <w:t xml:space="preserve">; our poll read</w:t>
+      </w:r>
+      <w:r>
+        <w:t xml:space="preserve"> </w:t>
+      </w:r>
+      <w:r>
+        <w:rPr>
+          <w:rStyle w:val="VerbatimChar"/>
+        </w:rPr>
+        <w:t xml:space="preserve">2/2</w:t>
+      </w:r>
+      <w:r>
+        <w:t xml:space="preserve"> </w:t>
+      </w:r>
+      <w:r>
+        <w:t xml:space="preserve">and</w:t>
+      </w:r>
+      <w:r>
+        <w:t xml:space="preserve"> </w:t>
+      </w:r>
+      <w:r>
+        <w:rPr>
+          <w:rStyle w:val="VerbatimChar"/>
+        </w:rPr>
+        <w:t xml:space="preserve">3/3</w:t>
+      </w:r>
+      <w:r>
+        <w:t xml:space="preserve"> </w:t>
+      </w:r>
+      <w:r>
+        <w:t xml:space="preserve">and passed.</w:t>
+      </w:r>
+      <w:r>
+        <w:t xml:space="preserve"> </w:t>
+      </w:r>
+      <w:r>
+        <w:rPr>
+          <w:rStyle w:val="Key"/>
+        </w:rPr>
+        <w:t xml:space="preserve">**We built an instrument that contradicts the</w:t>
+      </w:r>
+      <w:r>
+        <w:rPr>
+          <w:rStyle w:val="Key"/>
+        </w:rPr>
+        <w:t xml:space="preserve"> </w:t>
+      </w:r>
+      <w:r>
+        <w:rPr>
+          <w:rStyle w:val="Key"/>
+        </w:rPr>
+        <w:t xml:space="preserve">vendor’s headline number</w:t>
+      </w:r>
+      <w:r>
+        <w:t xml:space="preserve">, and we can justify the disagreement from first principles** —</w:t>
+      </w:r>
+      <w:r>
+        <w:t xml:space="preserve"> </w:t>
+      </w:r>
+      <w:r>
+        <w:rPr>
+          <w:rStyle w:val="VerbatimChar"/>
+        </w:rPr>
+        <w:t xml:space="preserve">Replicas</w:t>
+      </w:r>
+      <w:r>
+        <w:t xml:space="preserve"> </w:t>
+      </w:r>
+      <w:r>
+        <w:t xml:space="preserve">counts</w:t>
+      </w:r>
+      <w:r>
+        <w:t xml:space="preserve"> </w:t>
+      </w:r>
+      <w:r>
+        <w:t xml:space="preserve">tasks Swarm cannot confirm dead, and we count tasks Swarm still wants alive. ⭐ Being able to say</w:t>
+      </w:r>
+      <w:r>
+        <w:t xml:space="preserve"> </w:t>
+      </w:r>
+      <w:r>
+        <w:rPr>
+          <w:i/>
+          <w:iCs/>
+        </w:rPr>
+        <w:t xml:space="preserve">which</w:t>
+      </w:r>
+      <w:r>
+        <w:rPr>
+          <w:i/>
+          <w:iCs/>
+        </w:rPr>
+        <w:t xml:space="preserve"> </w:t>
+      </w:r>
+      <w:r>
+        <w:rPr>
+          <w:i/>
+          <w:iCs/>
+        </w:rPr>
+        <w:t xml:space="preserve">question each number answers</w:t>
+      </w:r>
+      <w:r>
+        <w:t xml:space="preserve"> </w:t>
+      </w:r>
+      <w:r>
+        <w:t xml:space="preserve">is</w:t>
+      </w:r>
+      <w:r>
+        <w:t xml:space="preserve"> </w:t>
+      </w:r>
+      <w:r>
+        <w:rPr>
+          <w:rStyle w:val="Key"/>
+        </w:rPr>
+        <w:t xml:space="preserve">the difference between second-guessing your tools and trusting them</w:t>
+      </w:r>
+      <w:r>
+        <w:t xml:space="preserve">.</w:t>
+      </w:r>
+    </w:p>
     <w:p>
       <w:pPr>
         <w:pStyle w:val="BlockText"/>
@@ -7445,113 +9234,2102 @@
           <w:b/>
           <w:bCs/>
         </w:rPr>
-        <w:t xml:space="preserve">Honest status of this fix, because the distinction is exactly what this track is about.</w:t>
-      </w:r>
-      <w:r>
-        <w:t xml:space="preserve"> </w:t>
-      </w:r>
-      <w:r>
-        <w:t xml:space="preserve">The</w:t>
-      </w:r>
-      <w:r>
-        <w:t xml:space="preserve"> </w:t>
-      </w:r>
-      <w:r>
-        <w:t xml:space="preserve">rewrite is in the script and a full pipeline run against a</w:t>
-      </w:r>
-      <w:r>
-        <w:t xml:space="preserve"> </w:t>
-      </w:r>
-      <w:r>
-        <w:rPr>
-          <w:b/>
-          <w:bCs/>
-        </w:rPr>
-        <w:t xml:space="preserve">healthy</w:t>
-      </w:r>
-      <w:r>
-        <w:t xml:space="preserve"> </w:t>
-      </w:r>
-      <w:r>
-        <w:t xml:space="preserve">cluster is green — convergence</w:t>
-      </w:r>
-      <w:r>
-        <w:t xml:space="preserve"> </w:t>
-      </w:r>
-      <w:r>
-        <w:t xml:space="preserve">clean, all three smoke gates passing, the database at its expected row count.</w:t>
-      </w:r>
-      <w:r>
-        <w:t xml:space="preserve"> </w:t>
-      </w:r>
-      <w:r>
-        <w:rPr>
-          <w:b/>
-          <w:bCs/>
-        </w:rPr>
-        <w:t xml:space="preserve">That does not validate</w:t>
-      </w:r>
-      <w:r>
-        <w:rPr>
-          <w:b/>
-          <w:bCs/>
-        </w:rPr>
-        <w:t xml:space="preserve"> </w:t>
-      </w:r>
-      <w:r>
-        <w:rPr>
-          <w:b/>
-          <w:bCs/>
-        </w:rPr>
-        <w:t xml:space="preserve">the fix.</w:t>
-      </w:r>
-      <w:r>
-        <w:t xml:space="preserve"> </w:t>
-      </w:r>
-      <w:r>
-        <w:t xml:space="preserve">On a healthy cluster there are no phantom tasks, so the old and new logic agree, and the</w:t>
-      </w:r>
-      <w:r>
-        <w:t xml:space="preserve"> </w:t>
-      </w:r>
-      <w:r>
-        <w:t xml:space="preserve">broken version would have printed the same output.</w:t>
-      </w:r>
-      <w:r>
-        <w:t xml:space="preserve"> </w:t>
-      </w:r>
-      <w:r>
-        <w:rPr>
-          <w:b/>
-          <w:bCs/>
-        </w:rPr>
-        <w:t xml:space="preserve">The run that proves it is a degraded one, and we</w:t>
-      </w:r>
-      <w:r>
-        <w:rPr>
-          <w:b/>
-          <w:bCs/>
-        </w:rPr>
-        <w:t xml:space="preserve"> </w:t>
-      </w:r>
-      <w:r>
-        <w:rPr>
-          <w:b/>
-          <w:bCs/>
-        </w:rPr>
-        <w:t xml:space="preserve">have not made it.</w:t>
-      </w:r>
-      <w:r>
-        <w:t xml:space="preserve"> </w:t>
-      </w:r>
-      <w:r>
-        <w:t xml:space="preserve">The degraded branch of the precondition, and the corrected counting under phantom</w:t>
-      </w:r>
-      <w:r>
-        <w:t xml:space="preserve"> </w:t>
-      </w:r>
-      <w:r>
-        <w:t xml:space="preserve">conditions, are code that has never executed. Recorded as untested rather than as passed.</w:t>
+        <w:t xml:space="preserve">One thing here remains designed and not tested,</w:t>
+      </w:r>
+      <w:r>
+        <w:t xml:space="preserve"> </w:t>
+      </w:r>
+      <w:r>
+        <w:t xml:space="preserve">and it is marked rather than glossed: the rigorous</w:t>
+      </w:r>
+      <w:r>
+        <w:t xml:space="preserve"> </w:t>
+      </w:r>
+      <w:r>
+        <w:t xml:space="preserve">version of the settle delay, comparing each service’s</w:t>
+      </w:r>
+      <w:r>
+        <w:t xml:space="preserve"> </w:t>
+      </w:r>
+      <w:r>
+        <w:rPr>
+          <w:rStyle w:val="VerbatimChar"/>
+        </w:rPr>
+        <w:t xml:space="preserve">.Version.Index</w:t>
+      </w:r>
+      <w:r>
+        <w:t xml:space="preserve"> </w:t>
+      </w:r>
+      <w:r>
+        <w:t xml:space="preserve">across the deploy and trusting</w:t>
+      </w:r>
+      <w:r>
+        <w:t xml:space="preserve"> </w:t>
+      </w:r>
+      <w:r>
+        <w:rPr>
+          <w:rStyle w:val="VerbatimChar"/>
+        </w:rPr>
+        <w:t xml:space="preserve">UpdateStatus</w:t>
+      </w:r>
+      <w:r>
+        <w:t xml:space="preserve"> </w:t>
+      </w:r>
+      <w:r>
+        <w:t xml:space="preserve">only for services whose index actually moved.</w:t>
+      </w:r>
+    </w:p>
+    <w:bookmarkEnd w:id="29"/>
+    <w:bookmarkStart w:id="30" w:name="Xbbee50e940d04f76ee5499db509275d8bb4f55e"/>
+    <w:p>
+      <w:pPr>
+        <w:pStyle w:val="Heading3"/>
+      </w:pPr>
+      <w:r>
+        <w:t xml:space="preserve">The guard we had just proved had a blind spot, found by putting the node back</w:t>
+      </w:r>
+    </w:p>
+    <w:p>
+      <w:pPr>
+        <w:pStyle w:val="FirstParagraph"/>
+      </w:pPr>
+      <w:r>
+        <w:t xml:space="preserve">Starting</w:t>
+      </w:r>
+      <w:r>
+        <w:t xml:space="preserve"> </w:t>
+      </w:r>
+      <w:r>
+        <w:rPr>
+          <w:rStyle w:val="VerbatimChar"/>
+        </w:rPr>
+        <w:t xml:space="preserve">docker-swarm-3</w:t>
+      </w:r>
+      <w:r>
+        <w:t xml:space="preserve"> </w:t>
+      </w:r>
+      <w:r>
+        <w:t xml:space="preserve">again should have been housekeeping. Instead it produced the best failure in this</w:t>
+      </w:r>
+      <w:r>
+        <w:t xml:space="preserve"> </w:t>
+      </w:r>
+      <w:r>
+        <w:t xml:space="preserve">track, none of it planned, and it began by exposing a gap in the precondition written three sections ago.</w:t>
+      </w:r>
+    </w:p>
+    <w:p>
+      <w:pPr>
+        <w:pStyle w:val="BodyText"/>
+      </w:pPr>
+      <w:r>
+        <w:t xml:space="preserve">The application recovered immediately —</w:t>
+      </w:r>
+      <w:r>
+        <w:t xml:space="preserve"> </w:t>
+      </w:r>
+      <w:r>
+        <w:rPr>
+          <w:rStyle w:val="VerbatimChar"/>
+        </w:rPr>
+        <w:t xml:space="preserve">2/2 3/3 1/1 1/1</w:t>
+      </w:r>
+      <w:r>
+        <w:t xml:space="preserve">, phantoms gone. But</w:t>
+      </w:r>
+      <w:r>
+        <w:t xml:space="preserve"> </w:t>
+      </w:r>
+      <w:r>
+        <w:rPr>
+          <w:rStyle w:val="VerbatimChar"/>
+        </w:rPr>
+        <w:t xml:space="preserve">docker node ls</w:t>
+      </w:r>
+      <w:r>
+        <w:t xml:space="preserve"> </w:t>
+      </w:r>
+      <w:r>
+        <w:t xml:space="preserve">read:</w:t>
+      </w:r>
+    </w:p>
+    <w:p>
+      <w:pPr>
+        <w:pStyle w:val="SourceCode"/>
+      </w:pPr>
+      <w:r>
+        <w:rPr>
+          <w:rStyle w:val="VerbatimChar"/>
+        </w:rPr>
+        <w:t xml:space="preserve">docker-swarm-1   Ready   Active   Leader</w:t>
+      </w:r>
+      <w:r>
+        <w:br/>
+      </w:r>
+      <w:r>
+        <w:rPr>
+          <w:rStyle w:val="VerbatimChar"/>
+        </w:rPr>
+        <w:t xml:space="preserve">docker-swarm-2   Ready   Active   Reachable</w:t>
+      </w:r>
+      <w:r>
+        <w:br/>
+      </w:r>
+      <w:r>
+        <w:rPr>
+          <w:rStyle w:val="VerbatimChar"/>
+        </w:rPr>
+        <w:t xml:space="preserve">docker-swarm-3   Ready   Active   Unreachable</w:t>
+      </w:r>
+    </w:p>
+    <w:p>
+      <w:pPr>
+        <w:pStyle w:val="FirstParagraph"/>
+      </w:pPr>
+      <w:r>
+        <w:t xml:space="preserve">⭐</w:t>
+      </w:r>
+      <w:r>
+        <w:t xml:space="preserve"> </w:t>
+      </w:r>
+      <w:r>
+        <w:rPr>
+          <w:rStyle w:val="Key"/>
+          <w:b/>
+          <w:bCs/>
+        </w:rPr>
+        <w:t xml:space="preserve">Three columns, three different questions, and they move independently</w:t>
+      </w:r>
+      <w:r>
+        <w:t xml:space="preserve"> </w:t>
+      </w:r>
+      <w:r>
+        <w:t xml:space="preserve">— which is this section’s whole</w:t>
+      </w:r>
+      <w:r>
+        <w:t xml:space="preserve"> </w:t>
+      </w:r>
+      <w:r>
+        <w:t xml:space="preserve">thesis, arriving inside a single command’s output rather than across two:</w:t>
+      </w:r>
+    </w:p>
+    <w:tbl>
+      <w:tblPr>
+        <w:tblStyle w:val="Table"/>
+        <w:tblW w:type="pct" w:w="5000"/>
+        <w:tblLayout w:type="fixed"/>
+        <w:tblLook w:firstRow="1" w:lastRow="0" w:firstColumn="0" w:lastColumn="0" w:noHBand="0" w:noVBand="0" w:val="0020"/>
+      </w:tblPr>
+      <w:tblGrid>
+        <w:gridCol w:w="2640"/>
+        <w:gridCol w:w="2640"/>
+        <w:gridCol w:w="2640"/>
+      </w:tblGrid>
+      <w:tr>
+        <w:trPr>
+          <w:tblHeader w:val="on"/>
+        </w:trPr>
+        <w:tc>
+          <w:tcPr/>
+          <w:p>
+            <w:pPr>
+              <w:pStyle w:val="Compact"/>
+            </w:pPr>
+            <w:r>
+              <w:t xml:space="preserve">Column</w:t>
+            </w:r>
+          </w:p>
+        </w:tc>
+        <w:tc>
+          <w:tcPr/>
+          <w:p>
+            <w:pPr>
+              <w:pStyle w:val="Compact"/>
+            </w:pPr>
+            <w:r>
+              <w:t xml:space="preserve">Question it answers</w:t>
+            </w:r>
+          </w:p>
+        </w:tc>
+        <w:tc>
+          <w:tcPr/>
+          <w:p>
+            <w:pPr>
+              <w:pStyle w:val="Compact"/>
+            </w:pPr>
+            <w:r>
+              <w:t xml:space="preserve">Plane</w:t>
+            </w:r>
+          </w:p>
+        </w:tc>
+      </w:tr>
+      <w:tr>
+        <w:tc>
+          <w:tcPr/>
+          <w:p>
+            <w:pPr>
+              <w:pStyle w:val="Compact"/>
+            </w:pPr>
+            <w:r>
+              <w:rPr>
+                <w:rStyle w:val="VerbatimChar"/>
+              </w:rPr>
+              <w:t xml:space="preserve">STATUS</w:t>
+            </w:r>
+          </w:p>
+        </w:tc>
+        <w:tc>
+          <w:tcPr/>
+          <w:p>
+            <w:pPr>
+              <w:pStyle w:val="Compact"/>
+            </w:pPr>
+            <w:r>
+              <w:t xml:space="preserve">Can this node accept and run tasks?</w:t>
+            </w:r>
+          </w:p>
+        </w:tc>
+        <w:tc>
+          <w:tcPr/>
+          <w:p>
+            <w:pPr>
+              <w:pStyle w:val="Compact"/>
+            </w:pPr>
+            <w:r>
+              <w:t xml:space="preserve">worker</w:t>
+            </w:r>
+          </w:p>
+        </w:tc>
+      </w:tr>
+      <w:tr>
+        <w:tc>
+          <w:tcPr/>
+          <w:p>
+            <w:pPr>
+              <w:pStyle w:val="Compact"/>
+            </w:pPr>
+            <w:r>
+              <w:rPr>
+                <w:rStyle w:val="VerbatimChar"/>
+              </w:rPr>
+              <w:t xml:space="preserve">AVAILABILITY</w:t>
+            </w:r>
+          </w:p>
+        </w:tc>
+        <w:tc>
+          <w:tcPr/>
+          <w:p>
+            <w:pPr>
+              <w:pStyle w:val="Compact"/>
+            </w:pPr>
+            <w:r>
+              <w:t xml:space="preserve">Has an operator drained it?</w:t>
+            </w:r>
+          </w:p>
+        </w:tc>
+        <w:tc>
+          <w:tcPr/>
+          <w:p>
+            <w:pPr>
+              <w:pStyle w:val="Compact"/>
+            </w:pPr>
+            <w:r>
+              <w:t xml:space="preserve">administrative</w:t>
+            </w:r>
+          </w:p>
+        </w:tc>
+      </w:tr>
+      <w:tr>
+        <w:tc>
+          <w:tcPr/>
+          <w:p>
+            <w:pPr>
+              <w:pStyle w:val="Compact"/>
+            </w:pPr>
+            <w:r>
+              <w:rPr>
+                <w:rStyle w:val="VerbatimChar"/>
+              </w:rPr>
+              <w:t xml:space="preserve">MANAGER STATUS</w:t>
+            </w:r>
+          </w:p>
+        </w:tc>
+        <w:tc>
+          <w:tcPr/>
+          <w:p>
+            <w:pPr>
+              <w:pStyle w:val="Compact"/>
+            </w:pPr>
+            <w:r>
+              <w:t xml:space="preserve">Is this manager a live member of the Raft quorum?</w:t>
+            </w:r>
+          </w:p>
+        </w:tc>
+        <w:tc>
+          <w:tcPr/>
+          <w:p>
+            <w:pPr>
+              <w:pStyle w:val="Compact"/>
+            </w:pPr>
+            <w:r>
+              <w:rPr>
+                <w:b/>
+                <w:bCs/>
+              </w:rPr>
+              <w:t xml:space="preserve">control</w:t>
+            </w:r>
+          </w:p>
+        </w:tc>
+      </w:tr>
+    </w:tbl>
+    <w:p>
+      <w:pPr>
+        <w:pStyle w:val="BodyText"/>
+      </w:pPr>
+      <w:r>
+        <w:t xml:space="preserve">🚨</w:t>
+      </w:r>
+      <w:r>
+        <w:t xml:space="preserve"> </w:t>
+      </w:r>
+      <w:r>
+        <w:rPr>
+          <w:rStyle w:val="Key"/>
+          <w:b/>
+          <w:bCs/>
+        </w:rPr>
+        <w:t xml:space="preserve">Our precondition reads the first two and never looks at the third.</w:t>
+      </w:r>
+      <w:r>
+        <w:t xml:space="preserve"> </w:t>
+      </w:r>
+      <w:r>
+        <w:t xml:space="preserve">So it would have called this</w:t>
+      </w:r>
+      <w:r>
+        <w:t xml:space="preserve"> </w:t>
+      </w:r>
+      <w:r>
+        <w:t xml:space="preserve">cluster healthy and deployed straight into it. And unlike the phantom problem, this is not a counting error —</w:t>
+      </w:r>
+      <w:r>
+        <w:t xml:space="preserve"> </w:t>
+      </w:r>
+      <w:r>
+        <w:t xml:space="preserve">it is</w:t>
+      </w:r>
+      <w:r>
+        <w:t xml:space="preserve"> </w:t>
+      </w:r>
+      <w:r>
+        <w:rPr>
+          <w:rStyle w:val="Key"/>
+        </w:rPr>
+        <w:t xml:space="preserve">a gap in</w:t>
+      </w:r>
+      <w:r>
+        <w:rPr>
+          <w:rStyle w:val="Key"/>
+        </w:rPr>
+        <w:t xml:space="preserve"> </w:t>
+      </w:r>
+      <w:r>
+        <w:rPr>
+          <w:rStyle w:val="Key"/>
+          <w:i/>
+          <w:iCs/>
+        </w:rPr>
+        <w:t xml:space="preserve">which question we thought</w:t>
+      </w:r>
+      <w:r>
+        <w:rPr>
+          <w:rStyle w:val="Key"/>
+          <w:i/>
+          <w:iCs/>
+        </w:rPr>
+        <w:t xml:space="preserve"> </w:t>
+      </w:r>
+      <w:r>
+        <w:rPr>
+          <w:rStyle w:val="Key"/>
+          <w:i/>
+          <w:iCs/>
+        </w:rPr>
+        <w:t xml:space="preserve">“is the cluster healthy”</w:t>
+      </w:r>
+      <w:r>
+        <w:rPr>
+          <w:rStyle w:val="Key"/>
+          <w:i/>
+          <w:iCs/>
+        </w:rPr>
+        <w:t xml:space="preserve"> </w:t>
+      </w:r>
+      <w:r>
+        <w:rPr>
+          <w:rStyle w:val="Key"/>
+          <w:i/>
+          <w:iCs/>
+        </w:rPr>
+        <w:t xml:space="preserve">meant.</w:t>
+      </w:r>
+    </w:p>
+    <w:bookmarkEnd w:id="30"/>
+    <w:bookmarkStart w:id="34" w:name="X85d35ade0fb6f21eb3040997226deda3c691fed"/>
+    <w:p>
+      <w:pPr>
+        <w:pStyle w:val="Heading3"/>
+      </w:pPr>
+      <w:r>
+        <w:t xml:space="preserve">What</w:t>
+      </w:r>
+      <w:r>
+        <w:t xml:space="preserve"> </w:t>
+      </w:r>
+      <w:r>
+        <w:rPr>
+          <w:rStyle w:val="VerbatimChar"/>
+        </w:rPr>
+        <w:t xml:space="preserve">Unreachable</w:t>
+      </w:r>
+      <w:r>
+        <w:t xml:space="preserve"> </w:t>
+      </w:r>
+      <w:r>
+        <w:t xml:space="preserve">was actually doing, which was not sitting still</w:t>
+      </w:r>
+    </w:p>
+    <w:p>
+      <w:pPr>
+        <w:pStyle w:val="FirstParagraph"/>
+      </w:pPr>
+      <w:r>
+        <w:t xml:space="preserve">Asked on</w:t>
+      </w:r>
+      <w:r>
+        <w:t xml:space="preserve"> </w:t>
+      </w:r>
+      <w:r>
+        <w:rPr>
+          <w:rStyle w:val="VerbatimChar"/>
+        </w:rPr>
+        <w:t xml:space="preserve">.193</w:t>
+      </w:r>
+      <w:r>
+        <w:t xml:space="preserve"> </w:t>
+      </w:r>
+      <w:r>
+        <w:t xml:space="preserve">itself, the cluster looked dead:</w:t>
+      </w:r>
+    </w:p>
+    <w:p>
+      <w:pPr>
+        <w:pStyle w:val="SourceCode"/>
+      </w:pPr>
+      <w:r>
+        <w:rPr>
+          <w:rStyle w:val="VerbatimChar"/>
+        </w:rPr>
+        <w:t xml:space="preserve">Error: rpc error: … The swarm does not have a leader. It's possible that too few</w:t>
+      </w:r>
+      <w:r>
+        <w:br/>
+      </w:r>
+      <w:r>
+        <w:rPr>
+          <w:rStyle w:val="VerbatimChar"/>
+        </w:rPr>
+        <w:t xml:space="preserve">       managers are online. Make sure more than half of the managers are online.</w:t>
+      </w:r>
+    </w:p>
+    <w:p>
+      <w:pPr>
+        <w:pStyle w:val="FirstParagraph"/>
+      </w:pPr>
+      <w:r>
+        <w:t xml:space="preserve">Asked on</w:t>
+      </w:r>
+      <w:r>
+        <w:t xml:space="preserve"> </w:t>
+      </w:r>
+      <w:r>
+        <w:rPr>
+          <w:rStyle w:val="VerbatimChar"/>
+        </w:rPr>
+        <w:t xml:space="preserve">.191</w:t>
+      </w:r>
+      <w:r>
+        <w:t xml:space="preserve">, seconds later,</w:t>
+      </w:r>
+      <w:r>
+        <w:t xml:space="preserve"> </w:t>
+      </w:r>
+      <w:r>
+        <w:rPr>
+          <w:rStyle w:val="VerbatimChar"/>
+        </w:rPr>
+        <w:t xml:space="preserve">.191</w:t>
+      </w:r>
+      <w:r>
+        <w:t xml:space="preserve"> </w:t>
+      </w:r>
+      <w:r>
+        <w:rPr>
+          <w:i/>
+          <w:iCs/>
+        </w:rPr>
+        <w:t xml:space="preserve">was</w:t>
+      </w:r>
+      <w:r>
+        <w:t xml:space="preserve"> </w:t>
+      </w:r>
+      <w:r>
+        <w:t xml:space="preserve">the leader and the app was serving 682 rows. The leader’s log</w:t>
+      </w:r>
+      <w:r>
+        <w:t xml:space="preserve"> </w:t>
+      </w:r>
+      <w:r>
+        <w:t xml:space="preserve">explains how both readings were true:</w:t>
+      </w:r>
+    </w:p>
+    <w:p>
+      <w:pPr>
+        <w:pStyle w:val="SourceCode"/>
+      </w:pPr>
+      <w:r>
+        <w:rPr>
+          <w:rStyle w:val="VerbatimChar"/>
+        </w:rPr>
+        <w:t xml:space="preserve">[term: 12] received a MsgAppResp with higher term from 1fcbcdd73446cf72 [term: 31]</w:t>
+      </w:r>
+      <w:r>
+        <w:br/>
+      </w:r>
+      <w:r>
+        <w:rPr>
+          <w:rStyle w:val="VerbatimChar"/>
+        </w:rPr>
+        <w:t xml:space="preserve">6ef776d79295aceb became follower at term 31</w:t>
+      </w:r>
+      <w:r>
+        <w:br/>
+      </w:r>
+      <w:r>
+        <w:rPr>
+          <w:rStyle w:val="VerbatimChar"/>
+        </w:rPr>
+        <w:t xml:space="preserve">soft state changed, node no longer a leader, resetting and cancelling all waits</w:t>
+      </w:r>
+      <w:r>
+        <w:br/>
+      </w:r>
+      <w:r>
+        <w:rPr>
+          <w:rStyle w:val="VerbatimChar"/>
+        </w:rPr>
+        <w:t xml:space="preserve">…</w:t>
+      </w:r>
+      <w:r>
+        <w:br/>
+      </w:r>
+      <w:r>
+        <w:rPr>
+          <w:rStyle w:val="VerbatimChar"/>
+        </w:rPr>
+        <w:t xml:space="preserve">[logterm: 12, index: 775, vote: 0] rejected MsgVote from …[logterm: 11, index: 743] at term 32</w:t>
+      </w:r>
+    </w:p>
+    <w:p>
+      <w:pPr>
+        <w:pStyle w:val="FirstParagraph"/>
+      </w:pPr>
+      <w:r>
+        <w:t xml:space="preserve">⭐</w:t>
+      </w:r>
+      <w:r>
+        <w:t xml:space="preserve"> </w:t>
+      </w:r>
+      <w:r>
+        <w:rPr>
+          <w:rStyle w:val="Key"/>
+          <w:b/>
+          <w:bCs/>
+        </w:rPr>
+        <w:t xml:space="preserve">The whole fault is two numbers moving in opposite directions.</w:t>
+      </w:r>
+      <w:r>
+        <w:t xml:space="preserve"> </w:t>
+      </w:r>
+      <w:r>
+        <w:t xml:space="preserve">While</w:t>
+      </w:r>
+      <w:r>
+        <w:t xml:space="preserve"> </w:t>
+      </w:r>
+      <w:r>
+        <w:rPr>
+          <w:rStyle w:val="VerbatimChar"/>
+        </w:rPr>
+        <w:t xml:space="preserve">.193</w:t>
+      </w:r>
+      <w:r>
+        <w:t xml:space="preserve"> </w:t>
+      </w:r>
+      <w:r>
+        <w:t xml:space="preserve">was powered off it kept</w:t>
+      </w:r>
+      <w:r>
+        <w:t xml:space="preserve"> </w:t>
+      </w:r>
+      <w:r>
+        <w:t xml:space="preserve">campaigning into the void, inflating its Raft</w:t>
+      </w:r>
+      <w:r>
+        <w:t xml:space="preserve"> </w:t>
+      </w:r>
+      <w:r>
+        <w:rPr>
+          <w:b/>
+          <w:bCs/>
+        </w:rPr>
+        <w:t xml:space="preserve">term</w:t>
+      </w:r>
+      <w:r>
+        <w:t xml:space="preserve"> </w:t>
+      </w:r>
+      <w:r>
+        <w:t xml:space="preserve">from 12 to 31 without ever appending a log entry. It</w:t>
+      </w:r>
+      <w:r>
+        <w:t xml:space="preserve"> </w:t>
+      </w:r>
+      <w:r>
+        <w:t xml:space="preserve">rebooted holding</w:t>
+      </w:r>
+      <w:r>
+        <w:t xml:space="preserve"> </w:t>
+      </w:r>
+      <w:r>
+        <w:rPr>
+          <w:rStyle w:val="Key"/>
+          <w:i/>
+          <w:iCs/>
+        </w:rPr>
+        <w:t xml:space="preserve">the highest term in the cluster and the most stale log</w:t>
+      </w:r>
+      <w:r>
+        <w:t xml:space="preserve">, and Raft treats those two facts</w:t>
+      </w:r>
+      <w:r>
+        <w:t xml:space="preserve"> </w:t>
+      </w:r>
+      <w:r>
+        <w:t xml:space="preserve">very differently.</w:t>
+      </w:r>
+      <w:r>
+        <w:t xml:space="preserve"> </w:t>
+      </w:r>
+      <w:r>
+        <w:rPr>
+          <w:b/>
+          <w:bCs/>
+        </w:rPr>
+        <w:t xml:space="preserve">Term is authoritative:</w:t>
+      </w:r>
+      <w:r>
+        <w:t xml:space="preserve"> </w:t>
+      </w:r>
+      <w:r>
+        <w:rPr>
+          <w:rStyle w:val="Key"/>
+        </w:rPr>
+        <w:t xml:space="preserve">any node seeing a higher term must stand down</w:t>
+      </w:r>
+      <w:r>
+        <w:t xml:space="preserve">, so a healthy</w:t>
+      </w:r>
+      <w:r>
+        <w:t xml:space="preserve"> </w:t>
+      </w:r>
+      <w:r>
+        <w:t xml:space="preserve">leader was forced into</w:t>
+      </w:r>
+      <w:r>
+        <w:t xml:space="preserve"> </w:t>
+      </w:r>
+      <w:r>
+        <w:rPr>
+          <w:rStyle w:val="VerbatimChar"/>
+        </w:rPr>
+        <w:t xml:space="preserve">became follower</w:t>
+      </w:r>
+      <w:r>
+        <w:t xml:space="preserve"> </w:t>
+      </w:r>
+      <w:r>
+        <w:t xml:space="preserve">— and</w:t>
+      </w:r>
+      <w:r>
+        <w:t xml:space="preserve"> </w:t>
+      </w:r>
+      <w:r>
+        <w:rPr>
+          <w:rStyle w:val="VerbatimChar"/>
+        </w:rPr>
+        <w:t xml:space="preserve">cancelling all waits</w:t>
+      </w:r>
+      <w:r>
+        <w:t xml:space="preserve"> </w:t>
+      </w:r>
+      <w:r>
+        <w:rPr>
+          <w:rStyle w:val="Key"/>
+          <w:b/>
+          <w:bCs/>
+        </w:rPr>
+        <w:t xml:space="preserve">aborts in-flight control-plane work.</w:t>
+      </w:r>
+      <w:r>
+        <w:t xml:space="preserve"> </w:t>
+      </w:r>
+      <w:r>
+        <w:rPr>
+          <w:b/>
+          <w:bCs/>
+        </w:rPr>
+        <w:t xml:space="preserve">Log freshness gates election:</w:t>
+      </w:r>
+      <w:r>
+        <w:t xml:space="preserve"> </w:t>
+      </w:r>
+      <w:r>
+        <w:t xml:space="preserve">at</w:t>
+      </w:r>
+      <w:r>
+        <w:t xml:space="preserve"> </w:t>
+      </w:r>
+      <w:r>
+        <w:rPr>
+          <w:rStyle w:val="VerbatimChar"/>
+        </w:rPr>
+        <w:t xml:space="preserve">index: 743</w:t>
+      </w:r>
+      <w:r>
+        <w:t xml:space="preserve"> </w:t>
+      </w:r>
+      <w:r>
+        <w:t xml:space="preserve">against</w:t>
+      </w:r>
+      <w:r>
+        <w:t xml:space="preserve"> </w:t>
+      </w:r>
+      <w:r>
+        <w:rPr>
+          <w:rStyle w:val="VerbatimChar"/>
+        </w:rPr>
+        <w:t xml:space="preserve">775</w:t>
+      </w:r>
+      <w:r>
+        <w:t xml:space="preserve">,</w:t>
+      </w:r>
+      <w:r>
+        <w:t xml:space="preserve"> </w:t>
+      </w:r>
+      <w:r>
+        <w:rPr>
+          <w:rStyle w:val="VerbatimChar"/>
+        </w:rPr>
+        <w:t xml:space="preserve">.193</w:t>
+      </w:r>
+      <w:r>
+        <w:t xml:space="preserve"> </w:t>
+      </w:r>
+      <w:r>
+        <w:t xml:space="preserve">was refused. It forced an election</w:t>
+      </w:r>
+      <w:r>
+        <w:t xml:space="preserve"> </w:t>
+      </w:r>
+      <w:r>
+        <w:t xml:space="preserve">every twenty seconds and</w:t>
+      </w:r>
+      <w:r>
+        <w:t xml:space="preserve"> </w:t>
+      </w:r>
+      <w:r>
+        <w:rPr>
+          <w:rStyle w:val="Key"/>
+        </w:rPr>
+        <w:t xml:space="preserve">could not win a single one</w:t>
+      </w:r>
+      <w:r>
+        <w:t xml:space="preserve">.</w:t>
+      </w:r>
+    </w:p>
+    <w:p>
+      <w:pPr>
+        <w:pStyle w:val="CaptionedFigure"/>
+      </w:pPr>
+      <w:r>
+        <w:drawing>
+          <wp:inline>
+            <wp:extent cx="6400800" cy="4431323"/>
+            <wp:effectExtent b="0" l="0" r="0" t="0"/>
+            <wp:docPr descr="The disruption loop: swarm-3 returns with the highest term and the stalest log, deposes the leader on term, loses the election on index, and is silenced when a current-log node wins at a higher term" title="" id="32" name="Picture"/>
+            <a:graphic>
+              <a:graphicData uri="http://schemas.openxmlformats.org/drawingml/2006/picture">
+                <pic:pic>
+                  <pic:nvPicPr>
+                    <pic:cNvPr descr="images/ch03_fig2_term_inflation.png" id="33" name="Picture"/>
+                    <pic:cNvPicPr>
+                      <a:picLocks noChangeArrowheads="1" noChangeAspect="1"/>
+                    </pic:cNvPicPr>
+                  </pic:nvPicPr>
+                  <pic:blipFill>
+                    <a:blip r:embed="rId31"/>
+                    <a:stretch>
+                      <a:fillRect/>
+                    </a:stretch>
+                  </pic:blipFill>
+                  <pic:spPr bwMode="auto">
+                    <a:xfrm>
+                      <a:off x="0" y="0"/>
+                      <a:ext cx="6400800" cy="4431323"/>
+                    </a:xfrm>
+                    <a:prstGeom prst="rect">
+                      <a:avLst/>
+                    </a:prstGeom>
+                    <a:noFill/>
+                    <a:ln w="9525">
+                      <a:noFill/>
+                      <a:headEnd/>
+                      <a:tailEnd/>
+                    </a:ln>
+                  </pic:spPr>
+                </pic:pic>
+              </a:graphicData>
+            </a:graphic>
+          </wp:inline>
+        </w:drawing>
+      </w:r>
+    </w:p>
+    <w:p>
+      <w:pPr>
+        <w:pStyle w:val="ImageCaption"/>
+      </w:pPr>
+      <w:r>
+        <w:t xml:space="preserve">The disruption loop: swarm-3 returns with the highest term and the stalest log, deposes the leader on term, loses the election on index, and is silenced when a current-log node wins at a higher term</w:t>
+      </w:r>
+    </w:p>
+    <w:p>
+      <w:pPr>
+        <w:pStyle w:val="BodyText"/>
+      </w:pPr>
+      <w:r>
+        <w:rPr>
+          <w:i/>
+          <w:iCs/>
+        </w:rPr>
+        <w:t xml:space="preserve">Figure 2 — the loop, and why it closes. The arrow labels name</w:t>
+      </w:r>
+      <w:r>
+        <w:rPr>
+          <w:i/>
+          <w:iCs/>
+        </w:rPr>
+        <w:t xml:space="preserve"> </w:t>
+      </w:r>
+      <w:r>
+        <w:rPr>
+          <w:b/>
+          <w:bCs/>
+          <w:i/>
+          <w:iCs/>
+        </w:rPr>
+        <w:t xml:space="preserve">which of the two numbers is doing the</w:t>
+      </w:r>
+      <w:r>
+        <w:rPr>
+          <w:b/>
+          <w:bCs/>
+          <w:i/>
+          <w:iCs/>
+        </w:rPr>
+        <w:t xml:space="preserve"> </w:t>
+      </w:r>
+      <w:r>
+        <w:rPr>
+          <w:b/>
+          <w:bCs/>
+          <w:i/>
+          <w:iCs/>
+        </w:rPr>
+        <w:t xml:space="preserve">work</w:t>
+      </w:r>
+      <w:r>
+        <w:rPr>
+          <w:i/>
+          <w:iCs/>
+        </w:rPr>
+        <w:t xml:space="preserve"> </w:t>
+      </w:r>
+      <w:r>
+        <w:rPr>
+          <w:i/>
+          <w:iCs/>
+        </w:rPr>
+        <w:t xml:space="preserve">at each step:</w:t>
+      </w:r>
+      <w:r>
+        <w:rPr>
+          <w:i/>
+          <w:iCs/>
+        </w:rPr>
+        <w:t xml:space="preserve"> </w:t>
+      </w:r>
+      <w:r>
+        <w:rPr>
+          <w:rStyle w:val="VerbatimChar"/>
+          <w:i/>
+          <w:iCs/>
+        </w:rPr>
+        <w:t xml:space="preserve">term</w:t>
+      </w:r>
+      <w:r>
+        <w:rPr>
+          <w:i/>
+          <w:iCs/>
+        </w:rPr>
+        <w:t xml:space="preserve"> </w:t>
+      </w:r>
+      <w:r>
+        <w:rPr>
+          <w:i/>
+          <w:iCs/>
+        </w:rPr>
+        <w:t xml:space="preserve">forces the leader down,</w:t>
+      </w:r>
+      <w:r>
+        <w:rPr>
+          <w:i/>
+          <w:iCs/>
+        </w:rPr>
+        <w:t xml:space="preserve"> </w:t>
+      </w:r>
+      <w:r>
+        <w:rPr>
+          <w:rStyle w:val="VerbatimChar"/>
+          <w:i/>
+          <w:iCs/>
+        </w:rPr>
+        <w:t xml:space="preserve">index</w:t>
+      </w:r>
+      <w:r>
+        <w:rPr>
+          <w:i/>
+          <w:iCs/>
+        </w:rPr>
+        <w:t xml:space="preserve"> </w:t>
+      </w:r>
+      <w:r>
+        <w:rPr>
+          <w:i/>
+          <w:iCs/>
+        </w:rPr>
+        <w:t xml:space="preserve">denies the candidacy. The dashed edge is the</w:t>
+      </w:r>
+      <w:r>
+        <w:rPr>
+          <w:i/>
+          <w:iCs/>
+        </w:rPr>
+        <w:t xml:space="preserve"> </w:t>
+      </w:r>
+      <w:r>
+        <w:rPr>
+          <w:i/>
+          <w:iCs/>
+        </w:rPr>
+        <w:t xml:space="preserve">cycle, repeating roughly every twenty seconds; the green edge is the exit, which no operator has to take.</w:t>
+      </w:r>
+    </w:p>
+    <w:p>
+      <w:pPr>
+        <w:pStyle w:val="BodyText"/>
+      </w:pPr>
+      <w:r>
+        <w:t xml:space="preserve">So the</w:t>
+      </w:r>
+      <w:r>
+        <w:t xml:space="preserve"> </w:t>
+      </w:r>
+      <w:r>
+        <w:rPr>
+          <w:rStyle w:val="VerbatimChar"/>
+        </w:rPr>
+        <w:t xml:space="preserve">no leader</w:t>
+      </w:r>
+      <w:r>
+        <w:t xml:space="preserve"> </w:t>
+      </w:r>
+      <w:r>
+        <w:t xml:space="preserve">error was not a stale or parochial view.</w:t>
+      </w:r>
+      <w:r>
+        <w:t xml:space="preserve"> </w:t>
+      </w:r>
+      <w:r>
+        <w:rPr>
+          <w:b/>
+          <w:bCs/>
+        </w:rPr>
+        <w:t xml:space="preserve">At the instant</w:t>
+      </w:r>
+      <w:r>
+        <w:rPr>
+          <w:b/>
+          <w:bCs/>
+        </w:rPr>
+        <w:t xml:space="preserve"> </w:t>
+      </w:r>
+      <w:r>
+        <w:rPr>
+          <w:rStyle w:val="VerbatimChar"/>
+          <w:b/>
+          <w:bCs/>
+        </w:rPr>
+        <w:t xml:space="preserve">.193</w:t>
+      </w:r>
+      <w:r>
+        <w:rPr>
+          <w:b/>
+          <w:bCs/>
+        </w:rPr>
+        <w:t xml:space="preserve"> </w:t>
+      </w:r>
+      <w:r>
+        <w:rPr>
+          <w:b/>
+          <w:bCs/>
+        </w:rPr>
+        <w:t xml:space="preserve">asked,</w:t>
+      </w:r>
+      <w:r>
+        <w:rPr>
+          <w:b/>
+          <w:bCs/>
+        </w:rPr>
+        <w:t xml:space="preserve"> </w:t>
+      </w:r>
+      <w:r>
+        <w:rPr>
+          <w:rStyle w:val="Key"/>
+          <w:b/>
+          <w:bCs/>
+        </w:rPr>
+        <w:t xml:space="preserve">there genuinely</w:t>
+      </w:r>
+      <w:r>
+        <w:rPr>
+          <w:rStyle w:val="Key"/>
+          <w:b/>
+          <w:bCs/>
+        </w:rPr>
+        <w:t xml:space="preserve"> </w:t>
+      </w:r>
+      <w:r>
+        <w:rPr>
+          <w:rStyle w:val="Key"/>
+          <w:b/>
+          <w:bCs/>
+        </w:rPr>
+        <w:t xml:space="preserve">was no leader — because</w:t>
+      </w:r>
+      <w:r>
+        <w:rPr>
+          <w:rStyle w:val="Key"/>
+          <w:b/>
+          <w:bCs/>
+        </w:rPr>
+        <w:t xml:space="preserve"> </w:t>
+      </w:r>
+      <w:r>
+        <w:rPr>
+          <w:rStyle w:val="VerbatimChar"/>
+          <w:b/>
+          <w:bCs/>
+        </w:rPr>
+        <w:t xml:space="preserve">.193</w:t>
+      </w:r>
+      <w:r>
+        <w:rPr>
+          <w:rStyle w:val="Key"/>
+          <w:b/>
+          <w:bCs/>
+        </w:rPr>
+        <w:t xml:space="preserve"> </w:t>
+      </w:r>
+      <w:r>
+        <w:rPr>
+          <w:rStyle w:val="Key"/>
+          <w:b/>
+          <w:bCs/>
+        </w:rPr>
+        <w:t xml:space="preserve">had just deposed him</w:t>
+      </w:r>
+      <w:r>
+        <w:rPr>
+          <w:b/>
+          <w:bCs/>
+        </w:rPr>
+        <w:t xml:space="preserve">.</w:t>
+      </w:r>
+      <w:r>
+        <w:t xml:space="preserve"> </w:t>
+      </w:r>
+      <w:r>
+        <w:t xml:space="preserve">⚠️</w:t>
+      </w:r>
+      <w:r>
+        <w:t xml:space="preserve"> </w:t>
+      </w:r>
+      <w:r>
+        <w:rPr>
+          <w:rStyle w:val="Key"/>
+          <w:b/>
+          <w:bCs/>
+        </w:rPr>
+        <w:t xml:space="preserve">The two readings disagreed about the</w:t>
+      </w:r>
+      <w:r>
+        <w:rPr>
+          <w:rStyle w:val="Key"/>
+          <w:b/>
+          <w:bCs/>
+        </w:rPr>
+        <w:t xml:space="preserve"> </w:t>
+      </w:r>
+      <w:r>
+        <w:rPr>
+          <w:rStyle w:val="Key"/>
+          <w:b/>
+          <w:bCs/>
+          <w:i/>
+          <w:iCs/>
+        </w:rPr>
+        <w:t xml:space="preserve">moment</w:t>
+      </w:r>
+      <w:r>
+        <w:rPr>
+          <w:rStyle w:val="Key"/>
+          <w:b/>
+          <w:bCs/>
+        </w:rPr>
+        <w:t xml:space="preserve">,</w:t>
+      </w:r>
+      <w:r>
+        <w:rPr>
+          <w:rStyle w:val="Key"/>
+          <w:b/>
+          <w:bCs/>
+        </w:rPr>
+        <w:t xml:space="preserve"> </w:t>
+      </w:r>
+      <w:r>
+        <w:rPr>
+          <w:rStyle w:val="Key"/>
+          <w:b/>
+          <w:bCs/>
+        </w:rPr>
+        <w:t xml:space="preserve">not about the world.</w:t>
+      </w:r>
+      <w:r>
+        <w:t xml:space="preserve"> </w:t>
+      </w:r>
+      <w:r>
+        <w:t xml:space="preserve">When instruments conflict,</w:t>
+      </w:r>
+      <w:r>
+        <w:t xml:space="preserve"> </w:t>
+      </w:r>
+      <w:r>
+        <w:rPr>
+          <w:rStyle w:val="Key"/>
+        </w:rPr>
+        <w:t xml:space="preserve">establish which of those it is before theorising about</w:t>
+      </w:r>
+      <w:r>
+        <w:rPr>
+          <w:rStyle w:val="Key"/>
+        </w:rPr>
+        <w:t xml:space="preserve"> </w:t>
+      </w:r>
+      <w:r>
+        <w:rPr>
+          <w:rStyle w:val="Key"/>
+        </w:rPr>
+        <w:t xml:space="preserve">vantage point</w:t>
+      </w:r>
+      <w:r>
+        <w:t xml:space="preserve">; we got this wrong first time and diagnosed a network partition that measurement then</w:t>
+      </w:r>
+      <w:r>
+        <w:t xml:space="preserve"> </w:t>
+      </w:r>
+      <w:r>
+        <w:t xml:space="preserve">disproved (</w:t>
+      </w:r>
+      <w:r>
+        <w:rPr>
+          <w:rStyle w:val="VerbatimChar"/>
+        </w:rPr>
+        <w:t xml:space="preserve">nc</w:t>
+      </w:r>
+      <w:r>
+        <w:t xml:space="preserve"> </w:t>
+      </w:r>
+      <w:r>
+        <w:t xml:space="preserve">succeeded both directions, clocks were NTP-synced).</w:t>
+      </w:r>
+    </w:p>
+    <w:bookmarkEnd w:id="34"/>
+    <w:bookmarkStart w:id="35" w:name="why-the-right-action-was-to-do-nothing"/>
+    <w:p>
+      <w:pPr>
+        <w:pStyle w:val="Heading3"/>
+      </w:pPr>
+      <w:r>
+        <w:t xml:space="preserve">Why the right action was to do nothing</w:t>
+      </w:r>
+    </w:p>
+    <w:p>
+      <w:pPr>
+        <w:pStyle w:val="FirstParagraph"/>
+      </w:pPr>
+      <w:r>
+        <w:t xml:space="preserve">⭐</w:t>
+      </w:r>
+      <w:r>
+        <w:t xml:space="preserve"> </w:t>
+      </w:r>
+      <w:r>
+        <w:rPr>
+          <w:b/>
+          <w:bCs/>
+        </w:rPr>
+        <w:t xml:space="preserve">Raft’s disruption loop is self-limiting by construction:</w:t>
+      </w:r>
+      <w:r>
+        <w:rPr>
+          <w:b/>
+          <w:bCs/>
+        </w:rPr>
+        <w:t xml:space="preserve"> </w:t>
+      </w:r>
+      <w:r>
+        <w:rPr>
+          <w:rStyle w:val="Key"/>
+          <w:b/>
+          <w:bCs/>
+        </w:rPr>
+        <w:t xml:space="preserve">a stale manager can force elections but can</w:t>
+      </w:r>
+      <w:r>
+        <w:rPr>
+          <w:rStyle w:val="Key"/>
+          <w:b/>
+          <w:bCs/>
+        </w:rPr>
+        <w:t xml:space="preserve"> </w:t>
+      </w:r>
+      <w:r>
+        <w:rPr>
+          <w:rStyle w:val="Key"/>
+          <w:b/>
+          <w:bCs/>
+        </w:rPr>
+        <w:t xml:space="preserve">never win one</w:t>
+      </w:r>
+      <w:r>
+        <w:rPr>
+          <w:b/>
+          <w:bCs/>
+        </w:rPr>
+        <w:t xml:space="preserve">, so each forced election raises the term until a node with a current log wins high enough to</w:t>
+      </w:r>
+      <w:r>
+        <w:rPr>
+          <w:b/>
+          <w:bCs/>
+        </w:rPr>
+        <w:t xml:space="preserve"> </w:t>
+      </w:r>
+      <w:r>
+        <w:rPr>
+          <w:b/>
+          <w:bCs/>
+        </w:rPr>
+        <w:t xml:space="preserve">silence it.</w:t>
+      </w:r>
+      <w:r>
+        <w:t xml:space="preserve"> </w:t>
+      </w:r>
+      <w:r>
+        <w:t xml:space="preserve">That is exactly what happened —</w:t>
+      </w:r>
+      <w:r>
+        <w:t xml:space="preserve"> </w:t>
+      </w:r>
+      <w:r>
+        <w:rPr>
+          <w:rStyle w:val="VerbatimChar"/>
+        </w:rPr>
+        <w:t xml:space="preserve">.191</w:t>
+      </w:r>
+      <w:r>
+        <w:t xml:space="preserve"> </w:t>
+      </w:r>
+      <w:r>
+        <w:t xml:space="preserve">took term 34 with</w:t>
+      </w:r>
+      <w:r>
+        <w:t xml:space="preserve"> </w:t>
+      </w:r>
+      <w:r>
+        <w:rPr>
+          <w:rStyle w:val="VerbatimChar"/>
+        </w:rPr>
+        <w:t xml:space="preserve">.192</w:t>
+      </w:r>
+      <w:r>
+        <w:t xml:space="preserve">’s vote,</w:t>
+      </w:r>
+      <w:r>
+        <w:t xml:space="preserve"> </w:t>
+      </w:r>
+      <w:r>
+        <w:rPr>
+          <w:rStyle w:val="VerbatimChar"/>
+        </w:rPr>
+        <w:t xml:space="preserve">.193</w:t>
+      </w:r>
+      <w:r>
+        <w:t xml:space="preserve"> </w:t>
+      </w:r>
+      <w:r>
+        <w:t xml:space="preserve">had to fall in</w:t>
+      </w:r>
+      <w:r>
+        <w:t xml:space="preserve"> </w:t>
+      </w:r>
+      <w:r>
+        <w:t xml:space="preserve">behind, and it caught up from index 743 to 775. Total elapsed from engine start:</w:t>
+      </w:r>
+      <w:r>
+        <w:t xml:space="preserve"> </w:t>
+      </w:r>
+      <w:r>
+        <w:rPr>
+          <w:rStyle w:val="Key"/>
+          <w:b/>
+          <w:bCs/>
+        </w:rPr>
+        <w:t xml:space="preserve">about two and a half</w:t>
+      </w:r>
+      <w:r>
+        <w:rPr>
+          <w:rStyle w:val="Key"/>
+          <w:b/>
+          <w:bCs/>
+        </w:rPr>
+        <w:t xml:space="preserve"> </w:t>
+      </w:r>
+      <w:r>
+        <w:rPr>
+          <w:rStyle w:val="Key"/>
+          <w:b/>
+          <w:bCs/>
+        </w:rPr>
+        <w:t xml:space="preserve">minutes, with no intervention.</w:t>
+      </w:r>
+      <w:r>
+        <w:t xml:space="preserve"> </w:t>
+      </w:r>
+      <w:r>
+        <w:t xml:space="preserve">Afterwards, all three</w:t>
+      </w:r>
+      <w:r>
+        <w:t xml:space="preserve"> </w:t>
+      </w:r>
+      <w:r>
+        <w:rPr>
+          <w:rStyle w:val="VerbatimChar"/>
+        </w:rPr>
+        <w:t xml:space="preserve">Reachable</w:t>
+      </w:r>
+      <w:r>
+        <w:t xml:space="preserve">, and the instrument that answers</w:t>
+      </w:r>
+      <w:r>
+        <w:t xml:space="preserve"> </w:t>
+      </w:r>
+      <w:r>
+        <w:rPr>
+          <w:i/>
+          <w:iCs/>
+        </w:rPr>
+        <w:t xml:space="preserve">“is it</w:t>
+      </w:r>
+      <w:r>
+        <w:rPr>
+          <w:i/>
+          <w:iCs/>
+        </w:rPr>
+        <w:t xml:space="preserve"> </w:t>
+      </w:r>
+      <w:r>
+        <w:rPr>
+          <w:i/>
+          <w:iCs/>
+        </w:rPr>
+        <w:t xml:space="preserve">stable”</w:t>
+      </w:r>
+      <w:r>
+        <w:t xml:space="preserve"> </w:t>
+      </w:r>
+      <w:r>
+        <w:t xml:space="preserve">rather than</w:t>
+      </w:r>
+      <w:r>
+        <w:t xml:space="preserve"> </w:t>
+      </w:r>
+      <w:r>
+        <w:rPr>
+          <w:i/>
+          <w:iCs/>
+        </w:rPr>
+        <w:t xml:space="preserve">“is it a peer right now”</w:t>
+      </w:r>
+      <w:r>
+        <w:t xml:space="preserve"> </w:t>
+      </w:r>
+      <w:r>
+        <w:t xml:space="preserve">read zero:</w:t>
+      </w:r>
+    </w:p>
+    <w:p>
+      <w:pPr>
+        <w:pStyle w:val="SourceCode"/>
+      </w:pPr>
+      <w:r>
+        <w:rPr>
+          <w:rStyle w:val="FunctionTok"/>
+        </w:rPr>
+        <w:t xml:space="preserve">sudo</w:t>
+      </w:r>
+      <w:r>
+        <w:rPr>
+          <w:rStyle w:val="NormalTok"/>
+        </w:rPr>
+        <w:t xml:space="preserve"> journalctl </w:t>
+      </w:r>
+      <w:r>
+        <w:rPr>
+          <w:rStyle w:val="AttributeTok"/>
+        </w:rPr>
+        <w:t xml:space="preserve">-u</w:t>
+      </w:r>
+      <w:r>
+        <w:rPr>
+          <w:rStyle w:val="NormalTok"/>
+        </w:rPr>
+        <w:t xml:space="preserve"> docker </w:t>
+      </w:r>
+      <w:r>
+        <w:rPr>
+          <w:rStyle w:val="AttributeTok"/>
+        </w:rPr>
+        <w:t xml:space="preserve">--since</w:t>
+      </w:r>
+      <w:r>
+        <w:rPr>
+          <w:rStyle w:val="NormalTok"/>
+        </w:rPr>
+        <w:t xml:space="preserve"> </w:t>
+      </w:r>
+      <w:r>
+        <w:rPr>
+          <w:rStyle w:val="StringTok"/>
+        </w:rPr>
+        <w:t xml:space="preserve">'2 min ago'</w:t>
+      </w:r>
+      <w:r>
+        <w:rPr>
+          <w:rStyle w:val="NormalTok"/>
+        </w:rPr>
+        <w:t xml:space="preserve"> </w:t>
+      </w:r>
+      <w:r>
+        <w:rPr>
+          <w:rStyle w:val="DataTypeTok"/>
+        </w:rPr>
+        <w:t xml:space="preserve">\</w:t>
+      </w:r>
+      <w:r>
+        <w:br/>
+      </w:r>
+      <w:r>
+        <w:rPr>
+          <w:rStyle w:val="NormalTok"/>
+        </w:rPr>
+        <w:t xml:space="preserve">  </w:t>
+      </w:r>
+      <w:r>
+        <w:rPr>
+          <w:rStyle w:val="KeywordTok"/>
+        </w:rPr>
+        <w:t xml:space="preserve">|</w:t>
+      </w:r>
+      <w:r>
+        <w:rPr>
+          <w:rStyle w:val="NormalTok"/>
+        </w:rPr>
+        <w:t xml:space="preserve"> </w:t>
+      </w:r>
+      <w:r>
+        <w:rPr>
+          <w:rStyle w:val="FunctionTok"/>
+        </w:rPr>
+        <w:t xml:space="preserve">grep</w:t>
+      </w:r>
+      <w:r>
+        <w:rPr>
+          <w:rStyle w:val="NormalTok"/>
+        </w:rPr>
+        <w:t xml:space="preserve"> </w:t>
+      </w:r>
+      <w:r>
+        <w:rPr>
+          <w:rStyle w:val="AttributeTok"/>
+        </w:rPr>
+        <w:t xml:space="preserve">-cE</w:t>
+      </w:r>
+      <w:r>
+        <w:rPr>
+          <w:rStyle w:val="NormalTok"/>
+        </w:rPr>
+        <w:t xml:space="preserve"> </w:t>
+      </w:r>
+      <w:r>
+        <w:rPr>
+          <w:rStyle w:val="StringTok"/>
+        </w:rPr>
+        <w:t xml:space="preserve">'became leader|became follower|lost leader'</w:t>
+      </w:r>
+      <w:r>
+        <w:rPr>
+          <w:rStyle w:val="NormalTok"/>
+        </w:rPr>
+        <w:t xml:space="preserve">     </w:t>
+      </w:r>
+      <w:r>
+        <w:rPr>
+          <w:rStyle w:val="CommentTok"/>
+        </w:rPr>
+        <w:t xml:space="preserve"># 0 = settled</w:t>
+      </w:r>
+    </w:p>
+    <w:p>
+      <w:pPr>
+        <w:pStyle w:val="FirstParagraph"/>
+      </w:pPr>
+      <w:r>
+        <w:t xml:space="preserve">🚨</w:t>
+      </w:r>
+      <w:r>
+        <w:t xml:space="preserve"> </w:t>
+      </w:r>
+      <w:r>
+        <w:rPr>
+          <w:rStyle w:val="Key"/>
+          <w:b/>
+          <w:bCs/>
+        </w:rPr>
+        <w:t xml:space="preserve">This is the most expensive lesson in the chapter and it cost nothing.</w:t>
+      </w:r>
+      <w:r>
+        <w:t xml:space="preserve"> </w:t>
+      </w:r>
+      <w:r>
+        <w:t xml:space="preserve">The evidence at the two-minute</w:t>
+      </w:r>
+      <w:r>
+        <w:t xml:space="preserve"> </w:t>
+      </w:r>
+      <w:r>
+        <w:t xml:space="preserve">mark was a manager reporting no leader, stuck</w:t>
+      </w:r>
+      <w:r>
+        <w:t xml:space="preserve"> </w:t>
+      </w:r>
+      <w:r>
+        <w:rPr>
+          <w:rStyle w:val="VerbatimChar"/>
+        </w:rPr>
+        <w:t xml:space="preserve">Unreachable</w:t>
+      </w:r>
+      <w:r>
+        <w:t xml:space="preserve">, churning six terms a minute. Every instinct</w:t>
+      </w:r>
+      <w:r>
+        <w:t xml:space="preserve"> </w:t>
+      </w:r>
+      <w:r>
+        <w:t xml:space="preserve">says intervene, and</w:t>
+      </w:r>
+      <w:r>
+        <w:t xml:space="preserve"> </w:t>
+      </w:r>
+      <w:r>
+        <w:rPr>
+          <w:rStyle w:val="VerbatimChar"/>
+        </w:rPr>
+        <w:t xml:space="preserve">docker swarm leave --force</w:t>
+      </w:r>
+      <w:r>
+        <w:t xml:space="preserve"> </w:t>
+      </w:r>
+      <w:r>
+        <w:t xml:space="preserve">is the standard remediation you will find recommended for a</w:t>
+      </w:r>
+      <w:r>
+        <w:t xml:space="preserve"> </w:t>
+      </w:r>
+      <w:r>
+        <w:t xml:space="preserve">manager that won’t rejoin.</w:t>
+      </w:r>
+      <w:r>
+        <w:t xml:space="preserve"> </w:t>
+      </w:r>
+      <w:r>
+        <w:rPr>
+          <w:b/>
+          <w:bCs/>
+        </w:rPr>
+        <w:t xml:space="preserve">It would have destroyed</w:t>
+      </w:r>
+      <w:r>
+        <w:rPr>
+          <w:b/>
+          <w:bCs/>
+        </w:rPr>
+        <w:t xml:space="preserve"> </w:t>
+      </w:r>
+      <w:r>
+        <w:rPr>
+          <w:rStyle w:val="Key"/>
+          <w:b/>
+          <w:bCs/>
+        </w:rPr>
+        <w:t xml:space="preserve">a cluster that was ninety seconds from fixing itself</w:t>
+      </w:r>
+      <w:r>
+        <w:rPr>
+          <w:b/>
+          <w:bCs/>
+        </w:rPr>
+        <w:t xml:space="preserve">,</w:t>
+      </w:r>
+      <w:r>
+        <w:t xml:space="preserve"> </w:t>
+      </w:r>
+      <w:r>
+        <w:t xml:space="preserve">trading a self-healing degradation for a real outage plus a manual rejoin under pressure. ⭐ Waiting was not</w:t>
+      </w:r>
+      <w:r>
+        <w:t xml:space="preserve"> </w:t>
+      </w:r>
+      <w:r>
+        <w:t xml:space="preserve">luck or nerve — it was</w:t>
+      </w:r>
+      <w:r>
+        <w:t xml:space="preserve"> </w:t>
+      </w:r>
+      <w:r>
+        <w:rPr>
+          <w:rStyle w:val="Key"/>
+        </w:rPr>
+        <w:t xml:space="preserve">licensed by knowing the loop terminates by construction</w:t>
+      </w:r>
+      <w:r>
+        <w:t xml:space="preserve">.</w:t>
+      </w:r>
+      <w:r>
+        <w:t xml:space="preserve"> </w:t>
+      </w:r>
+      <w:r>
+        <w:rPr>
+          <w:i/>
+          <w:iCs/>
+        </w:rPr>
+        <w:t xml:space="preserve">That</w:t>
+      </w:r>
+      <w:r>
+        <w:t xml:space="preserve"> </w:t>
+      </w:r>
+      <w:r>
+        <w:t xml:space="preserve">is the difference</w:t>
+      </w:r>
+      <w:r>
+        <w:t xml:space="preserve"> </w:t>
+      </w:r>
+      <w:r>
+        <w:t xml:space="preserve">between waiting confidently and waiting nervously.</w:t>
+      </w:r>
+    </w:p>
+    <w:bookmarkEnd w:id="35"/>
+    <w:bookmarkStart w:id="36" w:name="X7852326e58287f9e678239235fc73ce9fdfc820"/>
+    <w:p>
+      <w:pPr>
+        <w:pStyle w:val="Heading3"/>
+      </w:pPr>
+      <w:r>
+        <w:t xml:space="preserve">The fix, and why it is deliberately not a failure</w:t>
+      </w:r>
+    </w:p>
+    <w:p>
+      <w:pPr>
+        <w:pStyle w:val="FirstParagraph"/>
+      </w:pPr>
+      <w:r>
+        <w:t xml:space="preserve">The script now asks the third question too — and</w:t>
+      </w:r>
+      <w:r>
+        <w:t xml:space="preserve"> </w:t>
+      </w:r>
+      <w:r>
+        <w:rPr>
+          <w:b/>
+          <w:bCs/>
+        </w:rPr>
+        <w:t xml:space="preserve">warns rather than refuses</w:t>
+      </w:r>
+      <w:r>
+        <w:t xml:space="preserve">:</w:t>
+      </w:r>
+    </w:p>
+    <w:p>
+      <w:pPr>
+        <w:pStyle w:val="SourceCode"/>
+      </w:pPr>
+      <w:r>
+        <w:rPr>
+          <w:rStyle w:val="VerbatimChar"/>
+        </w:rPr>
+        <w:t xml:space="preserve">CONTROL PLANE DEGRADED (advisory): docker-swarm-3(Unreachable)</w:t>
+      </w:r>
+      <w:r>
+        <w:br/>
+      </w:r>
+      <w:r>
+        <w:rPr>
+          <w:rStyle w:val="VerbatimChar"/>
+        </w:rPr>
+        <w:t xml:space="preserve">Workers are fine and this deploy will proceed - replica counts below remain trustworthy.</w:t>
+      </w:r>
+      <w:r>
+        <w:br/>
+      </w:r>
+      <w:r>
+        <w:rPr>
+          <w:rStyle w:val="VerbatimChar"/>
+        </w:rPr>
+        <w:t xml:space="preserve">  * there is NO manager fault tolerance right now - losing one more ends the control plane</w:t>
+      </w:r>
+      <w:r>
+        <w:br/>
+      </w:r>
+      <w:r>
+        <w:rPr>
+          <w:rStyle w:val="VerbatimChar"/>
+        </w:rPr>
+        <w:t xml:space="preserve">  * if leadership is flapping, in-flight service updates get cancelled mid-flight</w:t>
+      </w:r>
+      <w:r>
+        <w:br/>
+      </w:r>
+      <w:r>
+        <w:rPr>
+          <w:rStyle w:val="VerbatimChar"/>
+        </w:rPr>
+        <w:t xml:space="preserve">⚠️  If a manager just rebooted, WAIT ~3 minutes and re-check before touching anything.</w:t>
+      </w:r>
+      <w:r>
+        <w:br/>
+      </w:r>
+      <w:r>
+        <w:rPr>
+          <w:rStyle w:val="VerbatimChar"/>
+        </w:rPr>
+        <w:t xml:space="preserve">    Do NOT reach for 'swarm leave --force' or demote/promote as a first move.</w:t>
+      </w:r>
+    </w:p>
+    <w:p>
+      <w:pPr>
+        <w:pStyle w:val="FirstParagraph"/>
+      </w:pPr>
+      <w:r>
+        <w:t xml:space="preserve">⭐</w:t>
+      </w:r>
+      <w:r>
+        <w:t xml:space="preserve"> </w:t>
+      </w:r>
+      <w:r>
+        <w:rPr>
+          <w:rStyle w:val="Key"/>
+          <w:b/>
+          <w:bCs/>
+        </w:rPr>
+        <w:t xml:space="preserve">Severity should match consequence, not alarm level</w:t>
+      </w:r>
+      <w:r>
+        <w:t xml:space="preserve">, and all three reasons point the same way.</w:t>
+      </w:r>
+      <w:r>
+        <w:t xml:space="preserve"> </w:t>
+      </w:r>
+      <w:r>
+        <w:t xml:space="preserve">Quorum-intact churn creates no phantom tasks, so every check below it stays meaningful. The condition is</w:t>
+      </w:r>
+      <w:r>
+        <w:t xml:space="preserve"> </w:t>
+      </w:r>
+      <w:r>
+        <w:t xml:space="preserve">self-limiting, so it usually clears on its own. And blocking here would not just forbid a safe deploy — it</w:t>
+      </w:r>
+      <w:r>
+        <w:t xml:space="preserve"> </w:t>
+      </w:r>
+      <w:r>
+        <w:t xml:space="preserve">would hand an operator a red pipeline during a transient state and</w:t>
+      </w:r>
+      <w:r>
+        <w:t xml:space="preserve"> </w:t>
+      </w:r>
+      <w:r>
+        <w:rPr>
+          <w:b/>
+          <w:bCs/>
+        </w:rPr>
+        <w:t xml:space="preserve">invite precisely the reflex that turns</w:t>
+      </w:r>
+      <w:r>
+        <w:rPr>
+          <w:b/>
+          <w:bCs/>
+        </w:rPr>
+        <w:t xml:space="preserve"> </w:t>
+      </w:r>
+      <w:r>
+        <w:rPr>
+          <w:b/>
+          <w:bCs/>
+        </w:rPr>
+        <w:t xml:space="preserve">this into an outage.</w:t>
+      </w:r>
+      <w:r>
+        <w:t xml:space="preserve"> </w:t>
+      </w:r>
+      <w:r>
+        <w:rPr>
+          <w:rStyle w:val="Key"/>
+        </w:rPr>
+        <w:t xml:space="preserve">A guard that manufactures panic is not a safety feature</w:t>
+      </w:r>
+      <w:r>
+        <w:t xml:space="preserve">.</w:t>
+      </w:r>
+    </w:p>
+    <w:p>
+      <w:pPr>
+        <w:pStyle w:val="BodyText"/>
+      </w:pPr>
+      <w:r>
+        <w:t xml:space="preserve">One detail worth stealing, because getting it wrong makes the check useless:</w:t>
+      </w:r>
+    </w:p>
+    <w:p>
+      <w:pPr>
+        <w:pStyle w:val="SourceCode"/>
+      </w:pPr>
+      <w:r>
+        <w:rPr>
+          <w:rStyle w:val="ExtensionTok"/>
+        </w:rPr>
+        <w:t xml:space="preserve">docker</w:t>
+      </w:r>
+      <w:r>
+        <w:rPr>
+          <w:rStyle w:val="NormalTok"/>
+        </w:rPr>
+        <w:t xml:space="preserve"> node ls </w:t>
+      </w:r>
+      <w:r>
+        <w:rPr>
+          <w:rStyle w:val="AttributeTok"/>
+        </w:rPr>
+        <w:t xml:space="preserve">--format</w:t>
+      </w:r>
+      <w:r>
+        <w:rPr>
+          <w:rStyle w:val="NormalTok"/>
+        </w:rPr>
+        <w:t xml:space="preserve"> </w:t>
+      </w:r>
+      <w:r>
+        <w:rPr>
+          <w:rStyle w:val="StringTok"/>
+        </w:rPr>
+        <w:t xml:space="preserve">'{{.Hostname}} {{.ManagerStatus}}'</w:t>
+      </w:r>
+      <w:r>
+        <w:rPr>
+          <w:rStyle w:val="NormalTok"/>
+        </w:rPr>
+        <w:t xml:space="preserve"> </w:t>
+      </w:r>
+      <w:r>
+        <w:rPr>
+          <w:rStyle w:val="DataTypeTok"/>
+        </w:rPr>
+        <w:t xml:space="preserve">\</w:t>
+      </w:r>
+      <w:r>
+        <w:br/>
+      </w:r>
+      <w:r>
+        <w:rPr>
+          <w:rStyle w:val="NormalTok"/>
+        </w:rPr>
+        <w:t xml:space="preserve">  </w:t>
+      </w:r>
+      <w:r>
+        <w:rPr>
+          <w:rStyle w:val="KeywordTok"/>
+        </w:rPr>
+        <w:t xml:space="preserve">|</w:t>
+      </w:r>
+      <w:r>
+        <w:rPr>
+          <w:rStyle w:val="NormalTok"/>
+        </w:rPr>
+        <w:t xml:space="preserve"> </w:t>
+      </w:r>
+      <w:r>
+        <w:rPr>
+          <w:rStyle w:val="FunctionTok"/>
+        </w:rPr>
+        <w:t xml:space="preserve">awk</w:t>
+      </w:r>
+      <w:r>
+        <w:rPr>
+          <w:rStyle w:val="NormalTok"/>
+        </w:rPr>
+        <w:t xml:space="preserve"> </w:t>
+      </w:r>
+      <w:r>
+        <w:rPr>
+          <w:rStyle w:val="StringTok"/>
+        </w:rPr>
+        <w:t xml:space="preserve">'NF &gt; 1 &amp;&amp; $2 != "Leader" &amp;&amp; $2 != "Reachable" { … }'</w:t>
+      </w:r>
+    </w:p>
+    <w:p>
+      <w:pPr>
+        <w:pStyle w:val="FirstParagraph"/>
+      </w:pPr>
+      <w:r>
+        <w:t xml:space="preserve">⚠️</w:t>
+      </w:r>
+      <w:r>
+        <w:t xml:space="preserve"> </w:t>
+      </w:r>
+      <w:r>
+        <w:rPr>
+          <w:rStyle w:val="VerbatimChar"/>
+          <w:b/>
+          <w:bCs/>
+        </w:rPr>
+        <w:t xml:space="preserve">NF &gt; 1</w:t>
+      </w:r>
+      <w:r>
+        <w:rPr>
+          <w:rStyle w:val="Key"/>
+          <w:b/>
+          <w:bCs/>
+        </w:rPr>
+        <w:t xml:space="preserve"> </w:t>
+      </w:r>
+      <w:r>
+        <w:rPr>
+          <w:rStyle w:val="Key"/>
+          <w:b/>
+          <w:bCs/>
+        </w:rPr>
+        <w:t xml:space="preserve">is load-bearing.</w:t>
+      </w:r>
+      <w:r>
+        <w:t xml:space="preserve"> </w:t>
+      </w:r>
+      <w:r>
+        <w:t xml:space="preserve">A worker has an</w:t>
+      </w:r>
+      <w:r>
+        <w:t xml:space="preserve"> </w:t>
+      </w:r>
+      <w:r>
+        <w:rPr>
+          <w:i/>
+          <w:iCs/>
+        </w:rPr>
+        <w:t xml:space="preserve">empty</w:t>
+      </w:r>
+      <w:r>
+        <w:t xml:space="preserve"> </w:t>
+      </w:r>
+      <w:r>
+        <w:rPr>
+          <w:rStyle w:val="VerbatimChar"/>
+        </w:rPr>
+        <w:t xml:space="preserve">ManagerStatus</w:t>
+      </w:r>
+      <w:r>
+        <w:t xml:space="preserve">, so without it every worker in the</w:t>
+      </w:r>
+      <w:r>
+        <w:t xml:space="preserve"> </w:t>
+      </w:r>
+      <w:r>
+        <w:t xml:space="preserve">cluster is flagged as a broken manager forever —</w:t>
+      </w:r>
+      <w:r>
+        <w:t xml:space="preserve"> </w:t>
+      </w:r>
+      <w:r>
+        <w:rPr>
+          <w:rStyle w:val="Key"/>
+        </w:rPr>
+        <w:t xml:space="preserve">an alert that fires on healthy infrastructure</w:t>
+      </w:r>
+      <w:r>
+        <w:t xml:space="preserve">, which is how</w:t>
+      </w:r>
+      <w:r>
+        <w:t xml:space="preserve"> </w:t>
+      </w:r>
+      <w:r>
+        <w:t xml:space="preserve">teams learn to ignore alerts.</w:t>
       </w:r>
     </w:p>
     <w:p>
@@ -7559,53 +11337,117 @@
         <w:pStyle w:val="BlockText"/>
       </w:pPr>
       <w:r>
-        <w:t xml:space="preserve">The more rigorous version of the settle delay — comparing each service’s</w:t>
-      </w:r>
-      <w:r>
-        <w:t xml:space="preserve"> </w:t>
-      </w:r>
-      <w:r>
-        <w:rPr>
-          <w:rStyle w:val="VerbatimChar"/>
-        </w:rPr>
-        <w:t xml:space="preserve">.Version.Index</w:t>
-      </w:r>
-      <w:r>
-        <w:t xml:space="preserve"> </w:t>
-      </w:r>
-      <w:r>
-        <w:t xml:space="preserve">across the</w:t>
-      </w:r>
-      <w:r>
-        <w:t xml:space="preserve"> </w:t>
-      </w:r>
-      <w:r>
-        <w:t xml:space="preserve">deploy and trusting</w:t>
-      </w:r>
-      <w:r>
-        <w:t xml:space="preserve"> </w:t>
-      </w:r>
-      <w:r>
-        <w:rPr>
-          <w:rStyle w:val="VerbatimChar"/>
-        </w:rPr>
-        <w:t xml:space="preserve">UpdateStatus</w:t>
-      </w:r>
-      <w:r>
-        <w:t xml:space="preserve"> </w:t>
-      </w:r>
-      <w:r>
-        <w:t xml:space="preserve">only for services whose index actually moved — is likewise</w:t>
-      </w:r>
-      <w:r>
-        <w:t xml:space="preserve"> </w:t>
-      </w:r>
-      <w:r>
-        <w:rPr>
-          <w:b/>
-          <w:bCs/>
-        </w:rPr>
-        <w:t xml:space="preserve">designed and not tested.</w:t>
+        <w:t xml:space="preserve">⭐</w:t>
+      </w:r>
+      <w:r>
+        <w:t xml:space="preserve"> </w:t>
+      </w:r>
+      <w:r>
+        <w:rPr>
+          <w:b/>
+          <w:bCs/>
+        </w:rPr>
+        <w:t xml:space="preserve">And a third confirmation of §6’s probe, from a fault nobody staged.</w:t>
+      </w:r>
+      <w:r>
+        <w:t xml:space="preserve"> </w:t>
+      </w:r>
+      <w:r>
+        <w:rPr>
+          <w:rStyle w:val="VerbatimChar"/>
+        </w:rPr>
+        <w:t xml:space="preserve">ssh .193</w:t>
+      </w:r>
+      <w:r>
+        <w:t xml:space="preserve"> </w:t>
+      </w:r>
+      <w:r>
+        <w:t xml:space="preserve">worked perfectly</w:t>
+      </w:r>
+      <w:r>
+        <w:t xml:space="preserve"> </w:t>
+      </w:r>
+      <w:r>
+        <w:t xml:space="preserve">throughout, so a reachability check would have chosen it as the deploy target.</w:t>
+      </w:r>
+      <w:r>
+        <w:t xml:space="preserve"> </w:t>
+      </w:r>
+      <w:r>
+        <w:rPr>
+          <w:rStyle w:val="VerbatimChar"/>
+        </w:rPr>
+        <w:t xml:space="preserve">docker node ls</w:t>
+      </w:r>
+      <w:r>
+        <w:t xml:space="preserve"> </w:t>
+      </w:r>
+      <w:r>
+        <w:t xml:space="preserve">on</w:t>
+      </w:r>
+      <w:r>
+        <w:t xml:space="preserve"> </w:t>
+      </w:r>
+      <w:r>
+        <w:rPr>
+          <w:rStyle w:val="VerbatimChar"/>
+        </w:rPr>
+        <w:t xml:space="preserve">.193</w:t>
+      </w:r>
+      <w:r>
+        <w:t xml:space="preserve"> </w:t>
+      </w:r>
+      <w:r>
+        <w:t xml:space="preserve">failed, so the capability probe skipped it. Written for a deliberate quorum-loss drill, it correctly</w:t>
+      </w:r>
+      <w:r>
+        <w:t xml:space="preserve"> </w:t>
+      </w:r>
+      <w:r>
+        <w:t xml:space="preserve">handled a spontaneous instance of the same class.</w:t>
+      </w:r>
+      <w:r>
+        <w:t xml:space="preserve"> </w:t>
+      </w:r>
+      <w:r>
+        <w:rPr>
+          <w:rStyle w:val="Key"/>
+          <w:b/>
+          <w:bCs/>
+        </w:rPr>
+        <w:t xml:space="preserve">“Reachable is not usable”</w:t>
+      </w:r>
+      <w:r>
+        <w:rPr>
+          <w:rStyle w:val="Key"/>
+          <w:b/>
+          <w:bCs/>
+        </w:rPr>
+        <w:t xml:space="preserve"> </w:t>
+      </w:r>
+      <w:r>
+        <w:rPr>
+          <w:rStyle w:val="Key"/>
+          <w:b/>
+          <w:bCs/>
+        </w:rPr>
+        <w:t xml:space="preserve">is now measured three</w:t>
+      </w:r>
+      <w:r>
+        <w:rPr>
+          <w:rStyle w:val="Key"/>
+          <w:b/>
+          <w:bCs/>
+        </w:rPr>
+        <w:t xml:space="preserve"> </w:t>
+      </w:r>
+      <w:r>
+        <w:rPr>
+          <w:rStyle w:val="Key"/>
+          <w:b/>
+          <w:bCs/>
+        </w:rPr>
+        <w:t xml:space="preserve">independent ways.</w:t>
       </w:r>
     </w:p>
     <w:p>
@@ -7615,9 +11457,9 @@
         </w:pict>
       </w:r>
     </w:p>
-    <w:bookmarkEnd w:id="28"/>
-    <w:bookmarkEnd w:id="29"/>
-    <w:bookmarkStart w:id="30" w:name="the-lies-a-ci-log-tells-in-particular"/>
+    <w:bookmarkEnd w:id="36"/>
+    <w:bookmarkEnd w:id="37"/>
+    <w:bookmarkStart w:id="38" w:name="the-lies-a-ci-log-tells-in-particular"/>
     <w:p>
       <w:pPr>
         <w:pStyle w:val="Heading2"/>
@@ -7716,6 +11558,7 @@
       </w:r>
       <w:r>
         <w:rPr>
+          <w:rStyle w:val="Key"/>
           <w:b/>
           <w:bCs/>
         </w:rPr>
@@ -7759,7 +11602,13 @@
         <w:t xml:space="preserve"> </w:t>
       </w:r>
       <w:r>
-        <w:t xml:space="preserve">both wrong and extremely convincing, and it will send you to rewrite a fix that was already correct. Note</w:t>
+        <w:rPr>
+          <w:rStyle w:val="Key"/>
+        </w:rPr>
+        <w:t xml:space="preserve">both wrong and extremely convincing</w:t>
+      </w:r>
+      <w:r>
+        <w:t xml:space="preserve">, and it will send you to rewrite a fix that was already correct. Note</w:t>
       </w:r>
       <w:r>
         <w:t xml:space="preserve"> </w:t>
@@ -7831,7 +11680,19 @@
         <w:t xml:space="preserve"> </w:t>
       </w:r>
       <w:r>
-        <w:t xml:space="preserve">services against a byte-identical spec. It describes the API call, not a rollout. Read literally it would</w:t>
+        <w:t xml:space="preserve">services against a byte-identical spec.</w:t>
+      </w:r>
+      <w:r>
+        <w:t xml:space="preserve"> </w:t>
+      </w:r>
+      <w:r>
+        <w:rPr>
+          <w:rStyle w:val="Key"/>
+        </w:rPr>
+        <w:t xml:space="preserve">It describes the API call, not a rollout</w:t>
+      </w:r>
+      <w:r>
+        <w:t xml:space="preserve">. Read literally it would</w:t>
       </w:r>
       <w:r>
         <w:t xml:space="preserve"> </w:t>
@@ -7850,6 +11711,7 @@
       </w:r>
       <w:r>
         <w:rPr>
+          <w:rStyle w:val="Key"/>
           <w:b/>
           <w:bCs/>
         </w:rPr>
@@ -7857,13 +11719,15 @@
       </w:r>
       <w:r>
         <w:rPr>
-          <w:b/>
-          <w:bCs/>
-        </w:rPr>
-        <w:t xml:space="preserve"> </w:t>
-      </w:r>
-      <w:r>
-        <w:rPr>
+          <w:rStyle w:val="Key"/>
+          <w:b/>
+          <w:bCs/>
+        </w:rPr>
+        <w:t xml:space="preserve"> </w:t>
+      </w:r>
+      <w:r>
+        <w:rPr>
+          <w:rStyle w:val="Key"/>
           <w:b/>
           <w:bCs/>
         </w:rPr>
@@ -7922,6 +11786,7 @@
       </w:r>
       <w:r>
         <w:rPr>
+          <w:rStyle w:val="Key"/>
           <w:b/>
           <w:bCs/>
         </w:rPr>
@@ -7944,6 +11809,7 @@
       </w:r>
       <w:r>
         <w:rPr>
+          <w:rStyle w:val="Key"/>
           <w:b/>
           <w:bCs/>
         </w:rPr>
@@ -8138,7 +12004,29 @@
           <w:b/>
           <w:bCs/>
         </w:rPr>
-        <w:t xml:space="preserve">, check what you actually typed.</w:t>
+        <w:t xml:space="preserve">,</w:t>
+      </w:r>
+      <w:r>
+        <w:rPr>
+          <w:b/>
+          <w:bCs/>
+        </w:rPr>
+        <w:t xml:space="preserve"> </w:t>
+      </w:r>
+      <w:r>
+        <w:rPr>
+          <w:rStyle w:val="Key"/>
+          <w:b/>
+          <w:bCs/>
+        </w:rPr>
+        <w:t xml:space="preserve">check what you actually typed</w:t>
+      </w:r>
+      <w:r>
+        <w:rPr>
+          <w:b/>
+          <w:bCs/>
+        </w:rPr>
+        <w:t xml:space="preserve">.</w:t>
       </w:r>
     </w:p>
     <w:p>
@@ -8206,21 +12094,45 @@
           <w:b/>
           <w:bCs/>
         </w:rPr>
-        <w:t xml:space="preserve">A conversation summary, a status page, and a replica count are the same kind of object: a report</w:t>
-      </w:r>
-      <w:r>
-        <w:rPr>
-          <w:b/>
-          <w:bCs/>
-        </w:rPr>
-        <w:t xml:space="preserve"> </w:t>
-      </w:r>
-      <w:r>
-        <w:rPr>
-          <w:b/>
-          <w:bCs/>
-        </w:rPr>
-        <w:t xml:space="preserve">generated by a layer that is not the layer that fails.</w:t>
+        <w:t xml:space="preserve">A conversation summary, a status page, and a replica count are the same kind of object:</w:t>
+      </w:r>
+      <w:r>
+        <w:rPr>
+          <w:b/>
+          <w:bCs/>
+        </w:rPr>
+        <w:t xml:space="preserve"> </w:t>
+      </w:r>
+      <w:r>
+        <w:rPr>
+          <w:rStyle w:val="Key"/>
+          <w:b/>
+          <w:bCs/>
+        </w:rPr>
+        <w:t xml:space="preserve">a report</w:t>
+      </w:r>
+      <w:r>
+        <w:rPr>
+          <w:rStyle w:val="Key"/>
+          <w:b/>
+          <w:bCs/>
+        </w:rPr>
+        <w:t xml:space="preserve"> </w:t>
+      </w:r>
+      <w:r>
+        <w:rPr>
+          <w:rStyle w:val="Key"/>
+          <w:b/>
+          <w:bCs/>
+        </w:rPr>
+        <w:t xml:space="preserve">generated by a layer that is not the layer that fails</w:t>
+      </w:r>
+      <w:r>
+        <w:rPr>
+          <w:b/>
+          <w:bCs/>
+        </w:rPr>
+        <w:t xml:space="preserve">.</w:t>
       </w:r>
       <w:r>
         <w:t xml:space="preserve"> </w:t>
@@ -8242,8 +12154,8 @@
         </w:pict>
       </w:r>
     </w:p>
-    <w:bookmarkEnd w:id="30"/>
-    <w:bookmarkStart w:id="32" w:name="commands-to-know-by-heart"/>
+    <w:bookmarkEnd w:id="38"/>
+    <w:bookmarkStart w:id="40" w:name="commands-to-know-by-heart"/>
     <w:p>
       <w:pPr>
         <w:pStyle w:val="Heading2"/>
@@ -8824,7 +12736,7 @@
         <w:rPr>
           <w:rStyle w:val="CommentTok"/>
         </w:rPr>
-        <w:t xml:space="preserve"># --- is the cluster fit to be deployed into at all ---</w:t>
+        <w:t xml:space="preserve"># --- is the cluster fit to be deployed into at all: THREE questions, not one ---</w:t>
       </w:r>
       <w:r>
         <w:br/>
@@ -8863,12 +12775,222 @@
         <w:br/>
       </w:r>
       <w:r>
+        <w:rPr>
+          <w:rStyle w:val="CommentTok"/>
+        </w:rPr>
+        <w:t xml:space="preserve">#   worker plane: can nodes run tasks. Ready/Active or the counts below are meaningless.</w:t>
+      </w:r>
+      <w:r>
         <w:br/>
       </w:r>
       <w:r>
         <w:rPr>
+          <w:rStyle w:val="ExtensionTok"/>
+        </w:rPr>
+        <w:t xml:space="preserve">docker</w:t>
+      </w:r>
+      <w:r>
+        <w:rPr>
+          <w:rStyle w:val="NormalTok"/>
+        </w:rPr>
+        <w:t xml:space="preserve"> node ls </w:t>
+      </w:r>
+      <w:r>
+        <w:rPr>
+          <w:rStyle w:val="AttributeTok"/>
+        </w:rPr>
+        <w:t xml:space="preserve">--format</w:t>
+      </w:r>
+      <w:r>
+        <w:rPr>
+          <w:rStyle w:val="NormalTok"/>
+        </w:rPr>
+        <w:t xml:space="preserve"> </w:t>
+      </w:r>
+      <w:r>
+        <w:rPr>
+          <w:rStyle w:val="StringTok"/>
+        </w:rPr>
+        <w:t xml:space="preserve">'{{.Hostname}} {{.ManagerStatus}}'</w:t>
+      </w:r>
+      <w:r>
+        <w:br/>
+      </w:r>
+      <w:r>
+        <w:rPr>
           <w:rStyle w:val="CommentTok"/>
         </w:rPr>
+        <w:t xml:space="preserve">#   control plane: is each manager in the raft quorum. EMPTY for workers - filter on NF&gt;1,</w:t>
+      </w:r>
+      <w:r>
+        <w:br/>
+      </w:r>
+      <w:r>
+        <w:rPr>
+          <w:rStyle w:val="CommentTok"/>
+        </w:rPr>
+        <w:t xml:space="preserve">#   or you flag every healthy worker as a broken manager.</w:t>
+      </w:r>
+      <w:r>
+        <w:br/>
+      </w:r>
+      <w:r>
+        <w:br/>
+      </w:r>
+      <w:r>
+        <w:rPr>
+          <w:rStyle w:val="CommentTok"/>
+        </w:rPr>
+        <w:t xml:space="preserve"># --- is leadership STABLE, or flapping? (a different question from "is it a peer now") ---</w:t>
+      </w:r>
+      <w:r>
+        <w:br/>
+      </w:r>
+      <w:r>
+        <w:rPr>
+          <w:rStyle w:val="FunctionTok"/>
+        </w:rPr>
+        <w:t xml:space="preserve">sudo</w:t>
+      </w:r>
+      <w:r>
+        <w:rPr>
+          <w:rStyle w:val="NormalTok"/>
+        </w:rPr>
+        <w:t xml:space="preserve"> journalctl </w:t>
+      </w:r>
+      <w:r>
+        <w:rPr>
+          <w:rStyle w:val="AttributeTok"/>
+        </w:rPr>
+        <w:t xml:space="preserve">-u</w:t>
+      </w:r>
+      <w:r>
+        <w:rPr>
+          <w:rStyle w:val="NormalTok"/>
+        </w:rPr>
+        <w:t xml:space="preserve"> docker </w:t>
+      </w:r>
+      <w:r>
+        <w:rPr>
+          <w:rStyle w:val="AttributeTok"/>
+        </w:rPr>
+        <w:t xml:space="preserve">--since</w:t>
+      </w:r>
+      <w:r>
+        <w:rPr>
+          <w:rStyle w:val="NormalTok"/>
+        </w:rPr>
+        <w:t xml:space="preserve"> </w:t>
+      </w:r>
+      <w:r>
+        <w:rPr>
+          <w:rStyle w:val="StringTok"/>
+        </w:rPr>
+        <w:t xml:space="preserve">'2 min ago'</w:t>
+      </w:r>
+      <w:r>
+        <w:rPr>
+          <w:rStyle w:val="NormalTok"/>
+        </w:rPr>
+        <w:t xml:space="preserve"> </w:t>
+      </w:r>
+      <w:r>
+        <w:rPr>
+          <w:rStyle w:val="DataTypeTok"/>
+        </w:rPr>
+        <w:t xml:space="preserve">\</w:t>
+      </w:r>
+      <w:r>
+        <w:br/>
+      </w:r>
+      <w:r>
+        <w:rPr>
+          <w:rStyle w:val="NormalTok"/>
+        </w:rPr>
+        <w:t xml:space="preserve">  </w:t>
+      </w:r>
+      <w:r>
+        <w:rPr>
+          <w:rStyle w:val="KeywordTok"/>
+        </w:rPr>
+        <w:t xml:space="preserve">|</w:t>
+      </w:r>
+      <w:r>
+        <w:rPr>
+          <w:rStyle w:val="NormalTok"/>
+        </w:rPr>
+        <w:t xml:space="preserve"> </w:t>
+      </w:r>
+      <w:r>
+        <w:rPr>
+          <w:rStyle w:val="FunctionTok"/>
+        </w:rPr>
+        <w:t xml:space="preserve">grep</w:t>
+      </w:r>
+      <w:r>
+        <w:rPr>
+          <w:rStyle w:val="NormalTok"/>
+        </w:rPr>
+        <w:t xml:space="preserve"> </w:t>
+      </w:r>
+      <w:r>
+        <w:rPr>
+          <w:rStyle w:val="AttributeTok"/>
+        </w:rPr>
+        <w:t xml:space="preserve">-cE</w:t>
+      </w:r>
+      <w:r>
+        <w:rPr>
+          <w:rStyle w:val="NormalTok"/>
+        </w:rPr>
+        <w:t xml:space="preserve"> </w:t>
+      </w:r>
+      <w:r>
+        <w:rPr>
+          <w:rStyle w:val="StringTok"/>
+        </w:rPr>
+        <w:t xml:space="preserve">'became leader|became follower|lost leader'</w:t>
+      </w:r>
+      <w:r>
+        <w:rPr>
+          <w:rStyle w:val="NormalTok"/>
+        </w:rPr>
+        <w:t xml:space="preserve">      </w:t>
+      </w:r>
+      <w:r>
+        <w:rPr>
+          <w:rStyle w:val="CommentTok"/>
+        </w:rPr>
+        <w:t xml:space="preserve"># 0 = settled</w:t>
+      </w:r>
+      <w:r>
+        <w:br/>
+      </w:r>
+      <w:r>
+        <w:rPr>
+          <w:rStyle w:val="CommentTok"/>
+        </w:rPr>
+        <w:t xml:space="preserve">#   non-zero means in-flight service updates are being cancelled mid-flight.</w:t>
+      </w:r>
+      <w:r>
+        <w:br/>
+      </w:r>
+      <w:r>
+        <w:rPr>
+          <w:rStyle w:val="CommentTok"/>
+        </w:rPr>
+        <w:t xml:space="preserve">#   If a manager JUST rebooted: wait ~3 min. It is self-limiting. Do NOT swarm leave --force.</w:t>
+      </w:r>
+      <w:r>
+        <w:br/>
+      </w:r>
+      <w:r>
+        <w:br/>
+      </w:r>
+      <w:r>
+        <w:rPr>
+          <w:rStyle w:val="CommentTok"/>
+        </w:rPr>
         <w:t xml:space="preserve"># --- secrets in transit to a remote script ---</w:t>
       </w:r>
       <w:r>
@@ -9031,7 +13153,7 @@
       <w:r>
         <w:t xml:space="preserve"> </w:t>
       </w:r>
-      <w:hyperlink r:id="rId31">
+      <w:hyperlink r:id="rId39">
         <w:r>
           <w:rPr>
             <w:rStyle w:val="VerbatimChar"/>
@@ -9050,8 +13172,8 @@
         </w:pict>
       </w:r>
     </w:p>
-    <w:bookmarkEnd w:id="32"/>
-    <w:bookmarkStart w:id="33" w:name="glossary"/>
+    <w:bookmarkEnd w:id="40"/>
+    <w:bookmarkStart w:id="41" w:name="glossary"/>
     <w:p>
       <w:pPr>
         <w:pStyle w:val="Heading2"/>
@@ -9717,6 +13839,181 @@
           </w:p>
         </w:tc>
       </w:tr>
+      <w:tr>
+        <w:tc>
+          <w:tcPr/>
+          <w:p>
+            <w:pPr>
+              <w:pStyle w:val="Compact"/>
+            </w:pPr>
+            <w:r>
+              <w:rPr>
+                <w:b/>
+                <w:bCs/>
+              </w:rPr>
+              <w:t xml:space="preserve">Raft term</w:t>
+            </w:r>
+          </w:p>
+        </w:tc>
+        <w:tc>
+          <w:tcPr/>
+          <w:p>
+            <w:pPr>
+              <w:pStyle w:val="Compact"/>
+            </w:pPr>
+            <w:r>
+              <w:t xml:space="preserve">A monotonic election counter. Seeing a higher term forces any node to stand down — so term is</w:t>
+            </w:r>
+            <w:r>
+              <w:t xml:space="preserve"> </w:t>
+            </w:r>
+            <w:r>
+              <w:rPr>
+                <w:i/>
+                <w:iCs/>
+              </w:rPr>
+              <w:t xml:space="preserve">authority</w:t>
+            </w:r>
+            <w:r>
+              <w:t xml:space="preserve">, and a node can inflate it while contributing nothing</w:t>
+            </w:r>
+          </w:p>
+        </w:tc>
+      </w:tr>
+      <w:tr>
+        <w:tc>
+          <w:tcPr/>
+          <w:p>
+            <w:pPr>
+              <w:pStyle w:val="Compact"/>
+            </w:pPr>
+            <w:r>
+              <w:rPr>
+                <w:b/>
+                <w:bCs/>
+              </w:rPr>
+              <w:t xml:space="preserve">Raft index</w:t>
+            </w:r>
+          </w:p>
+        </w:tc>
+        <w:tc>
+          <w:tcPr/>
+          <w:p>
+            <w:pPr>
+              <w:pStyle w:val="Compact"/>
+            </w:pPr>
+            <w:r>
+              <w:t xml:space="preserve">How far a node’s log has actually advanced — its</w:t>
+            </w:r>
+            <w:r>
+              <w:t xml:space="preserve"> </w:t>
+            </w:r>
+            <w:r>
+              <w:rPr>
+                <w:i/>
+                <w:iCs/>
+              </w:rPr>
+              <w:t xml:space="preserve">data</w:t>
+            </w:r>
+            <w:r>
+              <w:t xml:space="preserve">. Election requires a log at least as fresh as the voter’s, which is why a high-term/low-index node can depose a leader but never replace one</w:t>
+            </w:r>
+          </w:p>
+        </w:tc>
+      </w:tr>
+      <w:tr>
+        <w:tc>
+          <w:tcPr/>
+          <w:p>
+            <w:pPr>
+              <w:pStyle w:val="Compact"/>
+            </w:pPr>
+            <w:r>
+              <w:rPr>
+                <w:rStyle w:val="VerbatimChar"/>
+                <w:b/>
+                <w:bCs/>
+              </w:rPr>
+              <w:t xml:space="preserve">MANAGER STATUS</w:t>
+            </w:r>
+          </w:p>
+        </w:tc>
+        <w:tc>
+          <w:tcPr/>
+          <w:p>
+            <w:pPr>
+              <w:pStyle w:val="Compact"/>
+            </w:pPr>
+            <w:r>
+              <w:rPr>
+                <w:rStyle w:val="VerbatimChar"/>
+              </w:rPr>
+              <w:t xml:space="preserve">docker node ls</w:t>
+            </w:r>
+            <w:r>
+              <w:t xml:space="preserve">’s control-plane column:</w:t>
+            </w:r>
+            <w:r>
+              <w:t xml:space="preserve"> </w:t>
+            </w:r>
+            <w:r>
+              <w:rPr>
+                <w:rStyle w:val="VerbatimChar"/>
+              </w:rPr>
+              <w:t xml:space="preserve">Leader</w:t>
+            </w:r>
+            <w:r>
+              <w:t xml:space="preserve">,</w:t>
+            </w:r>
+            <w:r>
+              <w:t xml:space="preserve"> </w:t>
+            </w:r>
+            <w:r>
+              <w:rPr>
+                <w:rStyle w:val="VerbatimChar"/>
+              </w:rPr>
+              <w:t xml:space="preserve">Reachable</w:t>
+            </w:r>
+            <w:r>
+              <w:t xml:space="preserve">, or</w:t>
+            </w:r>
+            <w:r>
+              <w:t xml:space="preserve"> </w:t>
+            </w:r>
+            <w:r>
+              <w:rPr>
+                <w:rStyle w:val="VerbatimChar"/>
+              </w:rPr>
+              <w:t xml:space="preserve">Unreachable</w:t>
+            </w:r>
+            <w:r>
+              <w:t xml:space="preserve">. Independent of</w:t>
+            </w:r>
+            <w:r>
+              <w:t xml:space="preserve"> </w:t>
+            </w:r>
+            <w:r>
+              <w:rPr>
+                <w:rStyle w:val="VerbatimChar"/>
+              </w:rPr>
+              <w:t xml:space="preserve">STATUS</w:t>
+            </w:r>
+            <w:r>
+              <w:t xml:space="preserve">;</w:t>
+            </w:r>
+            <w:r>
+              <w:t xml:space="preserve"> </w:t>
+            </w:r>
+            <w:r>
+              <w:rPr>
+                <w:b/>
+                <w:bCs/>
+              </w:rPr>
+              <w:t xml:space="preserve">empty for workers</w:t>
+            </w:r>
+          </w:p>
+        </w:tc>
+      </w:tr>
     </w:tbl>
     <w:p>
       <w:r>
@@ -9725,8 +14022,8 @@
         </w:pict>
       </w:r>
     </w:p>
-    <w:bookmarkEnd w:id="33"/>
-    <w:bookmarkStart w:id="34" w:name="check-yourself"/>
+    <w:bookmarkEnd w:id="41"/>
+    <w:bookmarkStart w:id="42" w:name="check-yourself"/>
     <w:p>
       <w:pPr>
         <w:pStyle w:val="Heading2"/>
@@ -10075,25 +14372,49 @@
         </w:numPr>
       </w:pPr>
       <w:r>
-        <w:t xml:space="preserve">You fix a bug in</w:t>
-      </w:r>
-      <w:r>
-        <w:t xml:space="preserve"> </w:t>
-      </w:r>
-      <w:r>
-        <w:rPr>
-          <w:rStyle w:val="VerbatimChar"/>
-        </w:rPr>
-        <w:t xml:space="preserve">.gitlab-ci.yml</w:t>
-      </w:r>
-      <w:r>
-        <w:t xml:space="preserve">, push, and press Retry. The job fails identically. What happened?</w:t>
-      </w:r>
-      <w:r>
-        <w:t xml:space="preserve"> </w:t>
-      </w:r>
-      <w:r>
-        <w:t xml:space="preserve">(§8)</w:t>
+        <w:rPr>
+          <w:rStyle w:val="VerbatimChar"/>
+        </w:rPr>
+        <w:t xml:space="preserve">docker node ls</w:t>
+      </w:r>
+      <w:r>
+        <w:t xml:space="preserve"> </w:t>
+      </w:r>
+      <w:r>
+        <w:t xml:space="preserve">shows every node</w:t>
+      </w:r>
+      <w:r>
+        <w:t xml:space="preserve"> </w:t>
+      </w:r>
+      <w:r>
+        <w:rPr>
+          <w:rStyle w:val="VerbatimChar"/>
+        </w:rPr>
+        <w:t xml:space="preserve">Ready</w:t>
+      </w:r>
+      <w:r>
+        <w:t xml:space="preserve"> </w:t>
+      </w:r>
+      <w:r>
+        <w:t xml:space="preserve">and</w:t>
+      </w:r>
+      <w:r>
+        <w:t xml:space="preserve"> </w:t>
+      </w:r>
+      <w:r>
+        <w:rPr>
+          <w:rStyle w:val="VerbatimChar"/>
+        </w:rPr>
+        <w:t xml:space="preserve">Active</w:t>
+      </w:r>
+      <w:r>
+        <w:t xml:space="preserve">. Name a control-plane fault that reading is</w:t>
+      </w:r>
+      <w:r>
+        <w:t xml:space="preserve"> </w:t>
+      </w:r>
+      <w:r>
+        <w:t xml:space="preserve">fully compatible with, and the column that would have shown it. (§7)</w:t>
       </w:r>
     </w:p>
     <w:p>
@@ -10105,40 +14426,46 @@
         </w:numPr>
       </w:pPr>
       <w:r>
-        <w:t xml:space="preserve">You check whether a scripted</w:t>
-      </w:r>
-      <w:r>
-        <w:t xml:space="preserve"> </w:t>
-      </w:r>
-      <w:r>
-        <w:rPr>
-          <w:rStyle w:val="VerbatimChar"/>
-        </w:rPr>
-        <w:t xml:space="preserve">docker login</w:t>
-      </w:r>
-      <w:r>
-        <w:t xml:space="preserve"> </w:t>
-      </w:r>
-      <w:r>
-        <w:t xml:space="preserve">ran by looking at the mtime of</w:t>
-      </w:r>
-      <w:r>
-        <w:t xml:space="preserve"> </w:t>
-      </w:r>
-      <w:r>
-        <w:rPr>
-          <w:rStyle w:val="VerbatimChar"/>
-        </w:rPr>
-        <w:t xml:space="preserve">config.json</w:t>
-      </w:r>
-      <w:r>
-        <w:t xml:space="preserve">, and it is</w:t>
-      </w:r>
-      <w:r>
-        <w:t xml:space="preserve"> </w:t>
-      </w:r>
-      <w:r>
-        <w:t xml:space="preserve">unchanged. What can you conclude? (§8)</w:t>
+        <w:t xml:space="preserve">A manager rebooted five seconds ago reports</w:t>
+      </w:r>
+      <w:r>
+        <w:t xml:space="preserve"> </w:t>
+      </w:r>
+      <w:r>
+        <w:rPr>
+          <w:rStyle w:val="VerbatimChar"/>
+        </w:rPr>
+        <w:t xml:space="preserve">The swarm does not have a leader</w:t>
+      </w:r>
+      <w:r>
+        <w:t xml:space="preserve">, while another manager</w:t>
+      </w:r>
+      <w:r>
+        <w:t xml:space="preserve"> </w:t>
+      </w:r>
+      <w:r>
+        <w:t xml:space="preserve">reports itself as</w:t>
+      </w:r>
+      <w:r>
+        <w:t xml:space="preserve"> </w:t>
+      </w:r>
+      <w:r>
+        <w:rPr>
+          <w:rStyle w:val="VerbatimChar"/>
+        </w:rPr>
+        <w:t xml:space="preserve">Leader</w:t>
+      </w:r>
+      <w:r>
+        <w:t xml:space="preserve">. Both are honest. Explain how, without using the word</w:t>
+      </w:r>
+      <w:r>
+        <w:t xml:space="preserve"> </w:t>
+      </w:r>
+      <w:r>
+        <w:t xml:space="preserve">“stale”</w:t>
+      </w:r>
+      <w:r>
+        <w:t xml:space="preserve">. (§7)</w:t>
       </w:r>
     </w:p>
     <w:p>
@@ -10150,6 +14477,222 @@
         </w:numPr>
       </w:pPr>
       <w:r>
+        <w:t xml:space="preserve">A node has the</w:t>
+      </w:r>
+      <w:r>
+        <w:t xml:space="preserve"> </w:t>
+      </w:r>
+      <w:r>
+        <w:rPr>
+          <w:b/>
+          <w:bCs/>
+        </w:rPr>
+        <w:t xml:space="preserve">highest Raft term</w:t>
+      </w:r>
+      <w:r>
+        <w:t xml:space="preserve"> </w:t>
+      </w:r>
+      <w:r>
+        <w:t xml:space="preserve">in the cluster and the</w:t>
+      </w:r>
+      <w:r>
+        <w:t xml:space="preserve"> </w:t>
+      </w:r>
+      <w:r>
+        <w:rPr>
+          <w:b/>
+          <w:bCs/>
+        </w:rPr>
+        <w:t xml:space="preserve">most stale log</w:t>
+      </w:r>
+      <w:r>
+        <w:t xml:space="preserve">. Say what it can force</w:t>
+      </w:r>
+      <w:r>
+        <w:t xml:space="preserve"> </w:t>
+      </w:r>
+      <w:r>
+        <w:t xml:space="preserve">the cluster to do, what it can never do, and why that combination terminates on its own. (§7)</w:t>
+      </w:r>
+    </w:p>
+    <w:p>
+      <w:pPr>
+        <w:pStyle w:val="Compact"/>
+        <w:numPr>
+          <w:ilvl w:val="0"/>
+          <w:numId w:val="1002"/>
+        </w:numPr>
+      </w:pPr>
+      <w:r>
+        <w:t xml:space="preserve">You add a check that flags any node whose</w:t>
+      </w:r>
+      <w:r>
+        <w:t xml:space="preserve"> </w:t>
+      </w:r>
+      <w:r>
+        <w:rPr>
+          <w:rStyle w:val="VerbatimChar"/>
+        </w:rPr>
+        <w:t xml:space="preserve">MANAGER STATUS</w:t>
+      </w:r>
+      <w:r>
+        <w:t xml:space="preserve"> </w:t>
+      </w:r>
+      <w:r>
+        <w:t xml:space="preserve">is not</w:t>
+      </w:r>
+      <w:r>
+        <w:t xml:space="preserve"> </w:t>
+      </w:r>
+      <w:r>
+        <w:rPr>
+          <w:rStyle w:val="VerbatimChar"/>
+        </w:rPr>
+        <w:t xml:space="preserve">Leader</w:t>
+      </w:r>
+      <w:r>
+        <w:t xml:space="preserve"> </w:t>
+      </w:r>
+      <w:r>
+        <w:t xml:space="preserve">or</w:t>
+      </w:r>
+      <w:r>
+        <w:t xml:space="preserve"> </w:t>
+      </w:r>
+      <w:r>
+        <w:rPr>
+          <w:rStyle w:val="VerbatimChar"/>
+        </w:rPr>
+        <w:t xml:space="preserve">Reachable</w:t>
+      </w:r>
+      <w:r>
+        <w:t xml:space="preserve">. On a cluster</w:t>
+      </w:r>
+      <w:r>
+        <w:t xml:space="preserve"> </w:t>
+      </w:r>
+      <w:r>
+        <w:t xml:space="preserve">with two managers and six workers it fires constantly. What did you forget? (§7)</w:t>
+      </w:r>
+    </w:p>
+    <w:p>
+      <w:pPr>
+        <w:pStyle w:val="Compact"/>
+        <w:numPr>
+          <w:ilvl w:val="0"/>
+          <w:numId w:val="1002"/>
+        </w:numPr>
+      </w:pPr>
+      <w:r>
+        <w:t xml:space="preserve">Argue</w:t>
+      </w:r>
+      <w:r>
+        <w:t xml:space="preserve"> </w:t>
+      </w:r>
+      <w:r>
+        <w:rPr>
+          <w:i/>
+          <w:iCs/>
+        </w:rPr>
+        <w:t xml:space="preserve">against</w:t>
+      </w:r>
+      <w:r>
+        <w:t xml:space="preserve"> </w:t>
+      </w:r>
+      <w:r>
+        <w:t xml:space="preserve">making the control-plane check a hard failure, given that the worker-plane check next</w:t>
+      </w:r>
+      <w:r>
+        <w:t xml:space="preserve"> </w:t>
+      </w:r>
+      <w:r>
+        <w:t xml:space="preserve">to it is one. (§7)</w:t>
+      </w:r>
+    </w:p>
+    <w:p>
+      <w:pPr>
+        <w:pStyle w:val="Compact"/>
+        <w:numPr>
+          <w:ilvl w:val="0"/>
+          <w:numId w:val="1002"/>
+        </w:numPr>
+      </w:pPr>
+      <w:r>
+        <w:t xml:space="preserve">You fix a bug in</w:t>
+      </w:r>
+      <w:r>
+        <w:t xml:space="preserve"> </w:t>
+      </w:r>
+      <w:r>
+        <w:rPr>
+          <w:rStyle w:val="VerbatimChar"/>
+        </w:rPr>
+        <w:t xml:space="preserve">.gitlab-ci.yml</w:t>
+      </w:r>
+      <w:r>
+        <w:t xml:space="preserve">, push, and press Retry. The job fails identically. What happened?</w:t>
+      </w:r>
+      <w:r>
+        <w:t xml:space="preserve"> </w:t>
+      </w:r>
+      <w:r>
+        <w:t xml:space="preserve">(§8)</w:t>
+      </w:r>
+    </w:p>
+    <w:p>
+      <w:pPr>
+        <w:pStyle w:val="Compact"/>
+        <w:numPr>
+          <w:ilvl w:val="0"/>
+          <w:numId w:val="1002"/>
+        </w:numPr>
+      </w:pPr>
+      <w:r>
+        <w:t xml:space="preserve">You check whether a scripted</w:t>
+      </w:r>
+      <w:r>
+        <w:t xml:space="preserve"> </w:t>
+      </w:r>
+      <w:r>
+        <w:rPr>
+          <w:rStyle w:val="VerbatimChar"/>
+        </w:rPr>
+        <w:t xml:space="preserve">docker login</w:t>
+      </w:r>
+      <w:r>
+        <w:t xml:space="preserve"> </w:t>
+      </w:r>
+      <w:r>
+        <w:t xml:space="preserve">ran by looking at the mtime of</w:t>
+      </w:r>
+      <w:r>
+        <w:t xml:space="preserve"> </w:t>
+      </w:r>
+      <w:r>
+        <w:rPr>
+          <w:rStyle w:val="VerbatimChar"/>
+        </w:rPr>
+        <w:t xml:space="preserve">config.json</w:t>
+      </w:r>
+      <w:r>
+        <w:t xml:space="preserve">, and it is</w:t>
+      </w:r>
+      <w:r>
+        <w:t xml:space="preserve"> </w:t>
+      </w:r>
+      <w:r>
+        <w:t xml:space="preserve">unchanged. What can you conclude? (§8)</w:t>
+      </w:r>
+    </w:p>
+    <w:p>
+      <w:pPr>
+        <w:pStyle w:val="Compact"/>
+        <w:numPr>
+          <w:ilvl w:val="0"/>
+          <w:numId w:val="1002"/>
+        </w:numPr>
+      </w:pPr>
+      <w:r>
         <w:t xml:space="preserve">Hardest: for the pipeline you actually work on, name its delivery path, and say what happens to a</w:t>
       </w:r>
       <w:r>
@@ -10159,8 +14702,62 @@
         <w:t xml:space="preserve">deploy if the single most-loaded host in that path is switched off right now. (§6)</w:t>
       </w:r>
     </w:p>
-    <w:bookmarkEnd w:id="34"/>
-    <w:bookmarkEnd w:id="35"/>
+    <w:p>
+      <w:pPr>
+        <w:pStyle w:val="Compact"/>
+        <w:numPr>
+          <w:ilvl w:val="0"/>
+          <w:numId w:val="1002"/>
+        </w:numPr>
+      </w:pPr>
+      <w:r>
+        <w:t xml:space="preserve">Hardest, operational: you are paged for a manager stuck</w:t>
+      </w:r>
+      <w:r>
+        <w:t xml:space="preserve"> </w:t>
+      </w:r>
+      <w:r>
+        <w:rPr>
+          <w:rStyle w:val="VerbatimChar"/>
+        </w:rPr>
+        <w:t xml:space="preserve">Unreachable</w:t>
+      </w:r>
+      <w:r>
+        <w:t xml:space="preserve"> </w:t>
+      </w:r>
+      <w:r>
+        <w:t xml:space="preserve">after a reboot, and the top</w:t>
+      </w:r>
+      <w:r>
+        <w:t xml:space="preserve"> </w:t>
+      </w:r>
+      <w:r>
+        <w:t xml:space="preserve">Google result says to run</w:t>
+      </w:r>
+      <w:r>
+        <w:t xml:space="preserve"> </w:t>
+      </w:r>
+      <w:r>
+        <w:rPr>
+          <w:rStyle w:val="VerbatimChar"/>
+        </w:rPr>
+        <w:t xml:space="preserve">docker swarm leave --force</w:t>
+      </w:r>
+      <w:r>
+        <w:t xml:space="preserve"> </w:t>
+      </w:r>
+      <w:r>
+        <w:t xml:space="preserve">and rejoin. Give the argument for waiting</w:t>
+      </w:r>
+      <w:r>
+        <w:t xml:space="preserve"> </w:t>
+      </w:r>
+      <w:r>
+        <w:t xml:space="preserve">instead, and state what you would measure to decide. (§7)</w:t>
+      </w:r>
+    </w:p>
+    <w:bookmarkEnd w:id="42"/>
+    <w:bookmarkEnd w:id="43"/>
     <w:sectPr>
       <w:footerReference r:id="rIdEduFooter" w:type="default"/>
       <w:pgSz w:h="15840" w:w="12240"/>

--- a/education/docker-swarm/docx/chapter03_a_pipeline_that_deploys.docx
+++ b/education/docker-swarm/docx/chapter03_a_pipeline_that_deploys.docx
@@ -156,7 +156,13 @@
         <w:t xml:space="preserve"> </w:t>
       </w:r>
       <w:r>
-        <w:t xml:space="preserve">adds no deploy logic whatsoever, which turns out to be the interesting part: everything difficult here is</w:t>
+        <w:rPr>
+          <w:rStyle w:val="Key"/>
+        </w:rPr>
+        <w:t xml:space="preserve">adds no deploy logic whatsoever, which turns out to be the interesting part</w:t>
+      </w:r>
+      <w:r>
+        <w:t xml:space="preserve">: everything difficult here is</w:t>
       </w:r>
       <w:r>
         <w:t xml:space="preserve"> </w:t>
@@ -550,7 +556,13 @@
         <w:t xml:space="preserve"> </w:t>
       </w:r>
       <w:r>
-        <w:t xml:space="preserve">never performed by hand produces a pipeline you cannot debug, because every failure has two candidate</w:t>
+        <w:rPr>
+          <w:rStyle w:val="Key"/>
+        </w:rPr>
+        <w:t xml:space="preserve">never performed by hand produces a pipeline you cannot debug</w:t>
+      </w:r>
+      <w:r>
+        <w:t xml:space="preserve">, because every failure has two candidate</w:t>
       </w:r>
       <w:r>
         <w:t xml:space="preserve"> </w:t>
@@ -606,6 +618,7 @@
       </w:r>
       <w:r>
         <w:rPr>
+          <w:rStyle w:val="Key"/>
           <w:b/>
           <w:bCs/>
         </w:rPr>
@@ -1504,6 +1517,7 @@
       </w:pPr>
       <w:r>
         <w:rPr>
+          <w:rStyle w:val="Key"/>
           <w:b/>
           <w:bCs/>
         </w:rPr>
@@ -1639,6 +1653,7 @@
       </w:r>
       <w:r>
         <w:rPr>
+          <w:rStyle w:val="Key"/>
           <w:b/>
           <w:bCs/>
         </w:rPr>
@@ -1853,6 +1868,7 @@
       </w:pPr>
       <w:r>
         <w:rPr>
+          <w:rStyle w:val="Key"/>
           <w:b/>
           <w:bCs/>
         </w:rPr>
@@ -1868,6 +1884,7 @@
       </w:r>
       <w:r>
         <w:rPr>
+          <w:rStyle w:val="Key"/>
           <w:b/>
           <w:bCs/>
         </w:rPr>
@@ -2239,7 +2256,19 @@
         <w:t xml:space="preserve"> </w:t>
       </w:r>
       <w:r>
-        <w:t xml:space="preserve">the next job to find. The agent signs challenges; the private key never leaves its memory.</w:t>
+        <w:t xml:space="preserve">the next job to find.</w:t>
+      </w:r>
+      <w:r>
+        <w:t xml:space="preserve"> </w:t>
+      </w:r>
+      <w:r>
+        <w:rPr>
+          <w:rStyle w:val="Key"/>
+        </w:rPr>
+        <w:t xml:space="preserve">The agent signs challenges; the private key never leaves its memory</w:t>
+      </w:r>
+      <w:r>
+        <w:t xml:space="preserve">.</w:t>
       </w:r>
     </w:p>
     <w:p>
@@ -2262,9 +2291,21 @@
         <w:t xml:space="preserve"> </w:t>
       </w:r>
       <w:r>
-        <w:t xml:space="preserve">met Windows, arrives with CRLF line endings, and</w:t>
-      </w:r>
-      <w:r>
+        <w:t xml:space="preserve">met Windows,</w:t>
+      </w:r>
+      <w:r>
+        <w:t xml:space="preserve"> </w:t>
+      </w:r>
+      <w:r>
+        <w:rPr>
+          <w:rStyle w:val="Key"/>
+        </w:rPr>
+        <w:t xml:space="preserve">arrives with CRLF line endings, and</w:t>
+      </w:r>
+      <w:r>
+        <w:rPr>
+          <w:rStyle w:val="Key"/>
+        </w:rPr>
         <w:t xml:space="preserve"> </w:t>
       </w:r>
       <w:r>
@@ -2274,12 +2315,21 @@
         <w:t xml:space="preserve">ssh</w:t>
       </w:r>
       <w:r>
-        <w:t xml:space="preserve"> </w:t>
-      </w:r>
-      <w:r>
+        <w:rPr>
+          <w:rStyle w:val="Key"/>
+        </w:rPr>
+        <w:t xml:space="preserve"> </w:t>
+      </w:r>
+      <w:r>
+        <w:rPr>
+          <w:rStyle w:val="Key"/>
+        </w:rPr>
         <w:t xml:space="preserve">then rejects it with</w:t>
       </w:r>
       <w:r>
+        <w:rPr>
+          <w:rStyle w:val="Key"/>
+        </w:rPr>
         <w:t xml:space="preserve"> </w:t>
       </w:r>
       <w:r>
@@ -2447,10 +2497,19 @@
         <w:t xml:space="preserve">ssh -i</w:t>
       </w:r>
       <w:r>
-        <w:t xml:space="preserve"> </w:t>
-      </w:r>
-      <w:r>
-        <w:t xml:space="preserve">then refuses the key outright as world-readable.</w:t>
+        <w:rPr>
+          <w:rStyle w:val="Key"/>
+        </w:rPr>
+        <w:t xml:space="preserve"> </w:t>
+      </w:r>
+      <w:r>
+        <w:rPr>
+          <w:rStyle w:val="Key"/>
+        </w:rPr>
+        <w:t xml:space="preserve">then refuses the key outright as world-readable</w:t>
+      </w:r>
+      <w:r>
+        <w:t xml:space="preserve">.</w:t>
       </w:r>
     </w:p>
     <w:p>
@@ -3633,20 +3692,33 @@
         <w:pStyle w:val="FirstParagraph"/>
       </w:pPr>
       <w:r>
+        <w:rPr>
+          <w:rStyle w:val="Key"/>
+        </w:rPr>
         <w:t xml:space="preserve">The deploy needs a read-scoped registry token on the</w:t>
       </w:r>
       <w:r>
-        <w:t xml:space="preserve"> </w:t>
-      </w:r>
-      <w:r>
-        <w:rPr>
+        <w:rPr>
+          <w:rStyle w:val="Key"/>
+        </w:rPr>
+        <w:t xml:space="preserve"> </w:t>
+      </w:r>
+      <w:r>
+        <w:rPr>
+          <w:rStyle w:val="Key"/>
           <w:i/>
           <w:iCs/>
         </w:rPr>
         <w:t xml:space="preserve">node</w:t>
       </w:r>
       <w:r>
-        <w:t xml:space="preserve">, not in the job. The obvious form is wrong:</w:t>
+        <w:rPr>
+          <w:rStyle w:val="Key"/>
+        </w:rPr>
+        <w:t xml:space="preserve">, not in the job</w:t>
+      </w:r>
+      <w:r>
+        <w:t xml:space="preserve">. The obvious form is wrong:</w:t>
       </w:r>
     </w:p>
     <w:p>
@@ -3732,9 +3804,15 @@
         <w:t xml:space="preserve"> </w:t>
       </w:r>
       <w:r>
+        <w:rPr>
+          <w:rStyle w:val="Key"/>
+        </w:rPr>
         <w:t xml:space="preserve">and</w:t>
       </w:r>
       <w:r>
+        <w:rPr>
+          <w:rStyle w:val="Key"/>
+        </w:rPr>
         <w:t xml:space="preserve"> </w:t>
       </w:r>
       <w:r>
@@ -3744,10 +3822,19 @@
         <w:t xml:space="preserve">ps</w:t>
       </w:r>
       <w:r>
-        <w:t xml:space="preserve"> </w:t>
-      </w:r>
-      <w:r>
-        <w:t xml:space="preserve">shows it to every user on that node for the life of the deploy. What we run instead:</w:t>
+        <w:rPr>
+          <w:rStyle w:val="Key"/>
+        </w:rPr>
+        <w:t xml:space="preserve"> </w:t>
+      </w:r>
+      <w:r>
+        <w:rPr>
+          <w:rStyle w:val="Key"/>
+        </w:rPr>
+        <w:t xml:space="preserve">shows it to every user on that node for the life of the deploy</w:t>
+      </w:r>
+      <w:r>
+        <w:t xml:space="preserve">. What we run instead:</w:t>
       </w:r>
     </w:p>
     <w:p>
@@ -3790,23 +3877,39 @@
         <w:pStyle w:val="FirstParagraph"/>
       </w:pPr>
       <w:r>
+        <w:rPr>
+          <w:rStyle w:val="Key"/>
+        </w:rPr>
         <w:t xml:space="preserve">The token crosses on</w:t>
       </w:r>
       <w:r>
-        <w:t xml:space="preserve"> </w:t>
-      </w:r>
-      <w:r>
-        <w:rPr>
+        <w:rPr>
+          <w:rStyle w:val="Key"/>
+        </w:rPr>
+        <w:t xml:space="preserve"> </w:t>
+      </w:r>
+      <w:r>
+        <w:rPr>
+          <w:rStyle w:val="Key"/>
           <w:b/>
           <w:bCs/>
         </w:rPr>
         <w:t xml:space="preserve">stdin</w:t>
       </w:r>
       <w:r>
-        <w:t xml:space="preserve"> </w:t>
-      </w:r>
-      <w:r>
-        <w:t xml:space="preserve">and becomes an environment variable on the far side, and</w:t>
+        <w:rPr>
+          <w:rStyle w:val="Key"/>
+        </w:rPr>
+        <w:t xml:space="preserve"> </w:t>
+      </w:r>
+      <w:r>
+        <w:rPr>
+          <w:rStyle w:val="Key"/>
+        </w:rPr>
+        <w:t xml:space="preserve">and becomes an environment variable on the far side</w:t>
+      </w:r>
+      <w:r>
+        <w:t xml:space="preserve">, and</w:t>
       </w:r>
       <w:r>
         <w:t xml:space="preserve"> </w:t>
@@ -4101,7 +4204,13 @@
         <w:t xml:space="preserve"> </w:t>
       </w:r>
       <w:r>
-        <w:t xml:space="preserve">non-secret hidden in the settings UI is invisible to code review, invisible to a fresh clone, and</w:t>
+        <w:rPr>
+          <w:rStyle w:val="Key"/>
+        </w:rPr>
+        <w:t xml:space="preserve">non-secret hidden in the settings UI is invisible to code review</w:t>
+      </w:r>
+      <w:r>
+        <w:t xml:space="preserve">, invisible to a fresh clone, and</w:t>
       </w:r>
       <w:r>
         <w:t xml:space="preserve"> </w:t>
@@ -7230,47 +7339,71 @@
       <w:r>
         <w:rPr>
           <w:rStyle w:val="Key"/>
-        </w:rPr>
-        <w:t xml:space="preserve">**A monitoring system that contradicts itself is worse</w:t>
-      </w:r>
-      <w:r>
-        <w:rPr>
-          <w:rStyle w:val="Key"/>
-        </w:rPr>
-        <w:t xml:space="preserve"> </w:t>
-      </w:r>
-      <w:r>
-        <w:rPr>
-          <w:rStyle w:val="Key"/>
+          <w:b/>
+          <w:bCs/>
+        </w:rPr>
+        <w:t xml:space="preserve">A monitoring system that contradicts itself is worse</w:t>
+      </w:r>
+      <w:r>
+        <w:rPr>
+          <w:rStyle w:val="Key"/>
+          <w:b/>
+          <w:bCs/>
+        </w:rPr>
+        <w:t xml:space="preserve"> </w:t>
+      </w:r>
+      <w:r>
+        <w:rPr>
+          <w:rStyle w:val="Key"/>
+          <w:b/>
+          <w:bCs/>
         </w:rPr>
         <w:t xml:space="preserve">than one that says nothing</w:t>
       </w:r>
       <w:r>
+        <w:rPr>
+          <w:b/>
+          <w:bCs/>
+        </w:rPr>
         <w:t xml:space="preserve">, because it spends</w:t>
       </w:r>
       <w:r>
-        <w:t xml:space="preserve"> </w:t>
-      </w:r>
-      <w:r>
-        <w:rPr>
-          <w:rStyle w:val="Key"/>
+        <w:rPr>
+          <w:b/>
+          <w:bCs/>
+        </w:rPr>
+        <w:t xml:space="preserve"> </w:t>
+      </w:r>
+      <w:r>
+        <w:rPr>
+          <w:rStyle w:val="Key"/>
+          <w:b/>
+          <w:bCs/>
         </w:rPr>
         <w:t xml:space="preserve">the one resource an incident is short of: your willingness</w:t>
       </w:r>
       <w:r>
         <w:rPr>
           <w:rStyle w:val="Key"/>
-        </w:rPr>
-        <w:t xml:space="preserve"> </w:t>
-      </w:r>
-      <w:r>
-        <w:rPr>
-          <w:rStyle w:val="Key"/>
+          <w:b/>
+          <w:bCs/>
+        </w:rPr>
+        <w:t xml:space="preserve"> </w:t>
+      </w:r>
+      <w:r>
+        <w:rPr>
+          <w:rStyle w:val="Key"/>
+          <w:b/>
+          <w:bCs/>
         </w:rPr>
         <w:t xml:space="preserve">to believe the instruments</w:t>
       </w:r>
       <w:r>
-        <w:t xml:space="preserve">.**</w:t>
+        <w:rPr>
+          <w:b/>
+          <w:bCs/>
+        </w:rPr>
+        <w:t xml:space="preserve">.</w:t>
       </w:r>
     </w:p>
     <w:p>
@@ -8968,7 +9101,22 @@
         <w:t xml:space="preserve"> </w:t>
       </w:r>
       <w:r>
-        <w:t xml:space="preserve">same output: the smoke gates passed, with real data, on a cluster missing a node — so</w:t>
+        <w:t xml:space="preserve">same output:</w:t>
+      </w:r>
+      <w:r>
+        <w:t xml:space="preserve"> </w:t>
+      </w:r>
+      <w:r>
+        <w:rPr>
+          <w:rStyle w:val="Key"/>
+        </w:rPr>
+        <w:t xml:space="preserve">the smoke gates passed, with real data, on a cluster missing a node</w:t>
+      </w:r>
+      <w:r>
+        <w:t xml:space="preserve"> </w:t>
+      </w:r>
+      <w:r>
+        <w:t xml:space="preserve">— so</w:t>
       </w:r>
       <w:r>
         <w:t xml:space="preserve"> </w:t>
@@ -9137,23 +9285,39 @@
       <w:r>
         <w:rPr>
           <w:rStyle w:val="Key"/>
-        </w:rPr>
-        <w:t xml:space="preserve">**We built an instrument that contradicts the</w:t>
-      </w:r>
-      <w:r>
-        <w:rPr>
-          <w:rStyle w:val="Key"/>
-        </w:rPr>
-        <w:t xml:space="preserve"> </w:t>
-      </w:r>
-      <w:r>
-        <w:rPr>
-          <w:rStyle w:val="Key"/>
+          <w:b/>
+          <w:bCs/>
+        </w:rPr>
+        <w:t xml:space="preserve">We built an instrument that contradicts the</w:t>
+      </w:r>
+      <w:r>
+        <w:rPr>
+          <w:rStyle w:val="Key"/>
+          <w:b/>
+          <w:bCs/>
+        </w:rPr>
+        <w:t xml:space="preserve"> </w:t>
+      </w:r>
+      <w:r>
+        <w:rPr>
+          <w:rStyle w:val="Key"/>
+          <w:b/>
+          <w:bCs/>
         </w:rPr>
         <w:t xml:space="preserve">vendor’s headline number</w:t>
       </w:r>
       <w:r>
-        <w:t xml:space="preserve">, and we can justify the disagreement from first principles** —</w:t>
+        <w:rPr>
+          <w:b/>
+          <w:bCs/>
+        </w:rPr>
+        <w:t xml:space="preserve">, and we can justify the disagreement from first principles</w:t>
+      </w:r>
+      <w:r>
+        <w:t xml:space="preserve"> </w:t>
+      </w:r>
+      <w:r>
+        <w:t xml:space="preserve">—</w:t>
       </w:r>
       <w:r>
         <w:t xml:space="preserve"> </w:t>
@@ -9883,23 +10047,45 @@
         <w:t xml:space="preserve"> </w:t>
       </w:r>
       <w:r>
-        <w:t xml:space="preserve">campaigning into the void, inflating its Raft</w:t>
-      </w:r>
-      <w:r>
-        <w:t xml:space="preserve"> </w:t>
-      </w:r>
-      <w:r>
-        <w:rPr>
+        <w:t xml:space="preserve">campaigning into the void,</w:t>
+      </w:r>
+      <w:r>
+        <w:t xml:space="preserve"> </w:t>
+      </w:r>
+      <w:r>
+        <w:rPr>
+          <w:rStyle w:val="Key"/>
+        </w:rPr>
+        <w:t xml:space="preserve">inflating its Raft</w:t>
+      </w:r>
+      <w:r>
+        <w:rPr>
+          <w:rStyle w:val="Key"/>
+        </w:rPr>
+        <w:t xml:space="preserve"> </w:t>
+      </w:r>
+      <w:r>
+        <w:rPr>
+          <w:rStyle w:val="Key"/>
           <w:b/>
           <w:bCs/>
         </w:rPr>
         <w:t xml:space="preserve">term</w:t>
       </w:r>
       <w:r>
-        <w:t xml:space="preserve"> </w:t>
-      </w:r>
-      <w:r>
-        <w:t xml:space="preserve">from 12 to 31 without ever appending a log entry. It</w:t>
+        <w:rPr>
+          <w:rStyle w:val="Key"/>
+        </w:rPr>
+        <w:t xml:space="preserve"> </w:t>
+      </w:r>
+      <w:r>
+        <w:rPr>
+          <w:rStyle w:val="Key"/>
+        </w:rPr>
+        <w:t xml:space="preserve">from 12 to 31 without ever appending a log entry</w:t>
+      </w:r>
+      <w:r>
+        <w:t xml:space="preserve">. It</w:t>
       </w:r>
       <w:r>
         <w:t xml:space="preserve"> </w:t>
@@ -10886,9 +11072,15 @@
         <w:t xml:space="preserve"> </w:t>
       </w:r>
       <w:r>
+        <w:rPr>
+          <w:rStyle w:val="Key"/>
+        </w:rPr>
         <w:t xml:space="preserve">says intervene, and</w:t>
       </w:r>
       <w:r>
+        <w:rPr>
+          <w:rStyle w:val="Key"/>
+        </w:rPr>
         <w:t xml:space="preserve"> </w:t>
       </w:r>
       <w:r>
@@ -10898,10 +11090,22 @@
         <w:t xml:space="preserve">docker swarm leave --force</w:t>
       </w:r>
       <w:r>
-        <w:t xml:space="preserve"> </w:t>
-      </w:r>
-      <w:r>
-        <w:t xml:space="preserve">is the standard remediation you will find recommended for a</w:t>
+        <w:rPr>
+          <w:rStyle w:val="Key"/>
+        </w:rPr>
+        <w:t xml:space="preserve"> </w:t>
+      </w:r>
+      <w:r>
+        <w:rPr>
+          <w:rStyle w:val="Key"/>
+        </w:rPr>
+        <w:t xml:space="preserve">is the standard remediation</w:t>
+      </w:r>
+      <w:r>
+        <w:t xml:space="preserve"> </w:t>
+      </w:r>
+      <w:r>
+        <w:t xml:space="preserve">you will find recommended for a</w:t>
       </w:r>
       <w:r>
         <w:t xml:space="preserve"> </w:t>
@@ -11488,6 +11692,7 @@
       </w:pPr>
       <w:r>
         <w:rPr>
+          <w:rStyle w:val="Key"/>
           <w:b/>
           <w:bCs/>
         </w:rPr>
@@ -11649,13 +11854,15 @@
       </w:r>
       <w:r>
         <w:rPr>
-          <w:b/>
-          <w:bCs/>
-        </w:rPr>
-        <w:t xml:space="preserve"> </w:t>
-      </w:r>
-      <w:r>
-        <w:rPr>
+          <w:rStyle w:val="Key"/>
+          <w:b/>
+          <w:bCs/>
+        </w:rPr>
+        <w:t xml:space="preserve"> </w:t>
+      </w:r>
+      <w:r>
+        <w:rPr>
+          <w:rStyle w:val="Key"/>
           <w:b/>
           <w:bCs/>
         </w:rPr>
@@ -11740,6 +11947,7 @@
       </w:pPr>
       <w:r>
         <w:rPr>
+          <w:rStyle w:val="Key"/>
           <w:b/>
           <w:bCs/>
         </w:rPr>
@@ -12078,7 +12286,19 @@
         <w:t xml:space="preserve"> </w:t>
       </w:r>
       <w:r>
-        <w:t xml:space="preserve">provided, and the numbers were plausible reconstructions. It was caught by checking the primary source.</w:t>
+        <w:t xml:space="preserve">provided, and the numbers were plausible reconstructions.</w:t>
+      </w:r>
+      <w:r>
+        <w:t xml:space="preserve"> </w:t>
+      </w:r>
+      <w:r>
+        <w:rPr>
+          <w:rStyle w:val="Key"/>
+        </w:rPr>
+        <w:t xml:space="preserve">It was caught by checking the primary source</w:t>
+      </w:r>
+      <w:r>
+        <w:t xml:space="preserve">.</w:t>
       </w:r>
       <w:r>
         <w:t xml:space="preserve"> </w:t>
